--- a/Основы постр защищ БД/Лабы/Лабораторная работа № 11.docx
+++ b/Основы постр защищ БД/Лабы/Лабораторная работа № 11.docx
@@ -1,130 +1,283 @@
 
 <file path=word/document.xml><?xml version="1.0" encoding="utf-8"?>
-<w:document xmlns:wpc="http://schemas.microsoft.com/office/word/2010/wordprocessingCanvas" xmlns:cx="http://schemas.microsoft.com/office/drawing/2014/chartex" xmlns:cx1="http://schemas.microsoft.com/office/drawing/2015/9/8/chartex" xmlns:cx2="http://schemas.microsoft.com/office/drawing/2015/10/21/chartex" xmlns:cx3="http://schemas.microsoft.com/office/drawing/2016/5/9/chartex" xmlns:cx4="http://schemas.microsoft.com/office/drawing/2016/5/10/chartex" xmlns:cx5="http://schemas.microsoft.com/office/drawing/2016/5/11/chartex" xmlns:cx6="http://schemas.microsoft.com/office/drawing/2016/5/12/chartex" xmlns:cx7="http://schemas.microsoft.com/office/drawing/2016/5/13/chartex" xmlns:cx8="http://schemas.microsoft.com/office/drawing/2016/5/14/chartex" xmlns:mc="http://schemas.openxmlformats.org/markup-compatibility/2006" xmlns:aink="http://schemas.microsoft.com/office/drawing/2016/ink" xmlns:am3d="http://schemas.microsoft.com/office/drawing/2017/model3d" xmlns:o="urn:schemas-microsoft-com:office:office" xmlns:r="http://schemas.openxmlformats.org/officeDocument/2006/relationships" xmlns:m="http://schemas.openxmlformats.org/officeDocument/2006/math" xmlns:v="urn:schemas-microsoft-com:vml" xmlns:wp14="http://schemas.microsoft.com/office/word/2010/wordprocessingDrawing" xmlns:wp="http://schemas.openxmlformats.org/drawingml/2006/wordprocessingDrawing" xmlns:w10="urn:schemas-microsoft-com:office:word" xmlns:w="http://schemas.openxmlformats.org/wordprocessingml/2006/main" xmlns:w14="http://schemas.microsoft.com/office/word/2010/wordml" xmlns:w15="http://schemas.microsoft.com/office/word/2012/wordml" xmlns:w16cex="http://schemas.microsoft.com/office/word/2018/wordml/cex" xmlns:w16cid="http://schemas.microsoft.com/office/word/2016/wordml/cid" xmlns:w16="http://schemas.microsoft.com/office/word/2018/wordml" xmlns:w16sdtdh="http://schemas.microsoft.com/office/word/2020/wordml/sdtdatahash" xmlns:w16se="http://schemas.microsoft.com/office/word/2015/wordml/symex" xmlns:wpg="http://schemas.microsoft.com/office/word/2010/wordprocessingGroup" xmlns:wpi="http://schemas.microsoft.com/office/word/2010/wordprocessingInk" xmlns:wne="http://schemas.microsoft.com/office/word/2006/wordml" xmlns:wps="http://schemas.microsoft.com/office/word/2010/wordprocessingShape" mc:Ignorable="w14 w15 w16se w16cid w16 w16cex w16sdtdh wp14">
+<w:document xmlns:wpc="http://schemas.microsoft.com/office/word/2010/wordprocessingCanvas" xmlns:cx="http://schemas.microsoft.com/office/drawing/2014/chartex" xmlns:cx1="http://schemas.microsoft.com/office/drawing/2015/9/8/chartex" xmlns:cx2="http://schemas.microsoft.com/office/drawing/2015/10/21/chartex" xmlns:cx3="http://schemas.microsoft.com/office/drawing/2016/5/9/chartex" xmlns:cx4="http://schemas.microsoft.com/office/drawing/2016/5/10/chartex" xmlns:cx5="http://schemas.microsoft.com/office/drawing/2016/5/11/chartex" xmlns:cx6="http://schemas.microsoft.com/office/drawing/2016/5/12/chartex" xmlns:cx7="http://schemas.microsoft.com/office/drawing/2016/5/13/chartex" xmlns:cx8="http://schemas.microsoft.com/office/drawing/2016/5/14/chartex" xmlns:mc="http://schemas.openxmlformats.org/markup-compatibility/2006" xmlns:aink="http://schemas.microsoft.com/office/drawing/2016/ink" xmlns:am3d="http://schemas.microsoft.com/office/drawing/2017/model3d" xmlns:o="urn:schemas-microsoft-com:office:office" xmlns:oel="http://schemas.microsoft.com/office/2019/extlst" xmlns:r="http://schemas.openxmlformats.org/officeDocument/2006/relationships" xmlns:m="http://schemas.openxmlformats.org/officeDocument/2006/math" xmlns:v="urn:schemas-microsoft-com:vml" xmlns:wp14="http://schemas.microsoft.com/office/word/2010/wordprocessingDrawing" xmlns:wp="http://schemas.openxmlformats.org/drawingml/2006/wordprocessingDrawing" xmlns:w10="urn:schemas-microsoft-com:office:word" xmlns:w="http://schemas.openxmlformats.org/wordprocessingml/2006/main" xmlns:w14="http://schemas.microsoft.com/office/word/2010/wordml" xmlns:w15="http://schemas.microsoft.com/office/word/2012/wordml" xmlns:w16cex="http://schemas.microsoft.com/office/word/2018/wordml/cex" xmlns:w16cid="http://schemas.microsoft.com/office/word/2016/wordml/cid" xmlns:w16="http://schemas.microsoft.com/office/word/2018/wordml" xmlns:w16du="http://schemas.microsoft.com/office/word/2023/wordml/word16du" xmlns:w16sdtdh="http://schemas.microsoft.com/office/word/2020/wordml/sdtdatahash" xmlns:w16sdtfl="http://schemas.microsoft.com/office/word/2024/wordml/sdtformatlock" xmlns:w16se="http://schemas.microsoft.com/office/word/2015/wordml/symex" xmlns:wpg="http://schemas.microsoft.com/office/word/2010/wordprocessingGroup" xmlns:wpi="http://schemas.microsoft.com/office/word/2010/wordprocessingInk" xmlns:wne="http://schemas.microsoft.com/office/word/2006/wordml" xmlns:wps="http://schemas.microsoft.com/office/word/2010/wordprocessingShape" mc:Ignorable="w14 w15 w16se w16cid w16 w16cex w16sdtdh w16sdtfl w16du wp14">
   <w:body>
-    <w:p/>
-    <w:p>
-      <w:pPr>
+    <w:p>
+      <w:pPr>
+        <w:spacing w:line="240" w:lineRule="auto"/>
         <w:jc w:val="center"/>
-      </w:pPr>
-      <w:r>
+        <w:rPr>
+          <w:rFonts w:eastAsia="Calibri"/>
+          <w:b w:val="0"/>
+          <w:bCs w:val="0"/>
+          <w:szCs w:val="22"/>
+        </w:rPr>
+      </w:pPr>
+      <w:r>
+        <w:rPr>
+          <w:rFonts w:eastAsia="Calibri"/>
+          <w:b w:val="0"/>
+          <w:bCs w:val="0"/>
+          <w:szCs w:val="22"/>
+        </w:rPr>
         <w:t>МИНИСТЕРСТВО НАУКИ И ВЫСШЕГО ОБРАЗОВАНИЯ РОССИЙСКОЙ ФЕДЕРАЦИИ</w:t>
       </w:r>
     </w:p>
     <w:p>
       <w:pPr>
+        <w:spacing w:line="240" w:lineRule="auto"/>
         <w:jc w:val="center"/>
-      </w:pPr>
-      <w:r>
+        <w:rPr>
+          <w:rFonts w:eastAsia="Calibri"/>
+          <w:szCs w:val="22"/>
+        </w:rPr>
+      </w:pPr>
+      <w:r>
+        <w:rPr>
+          <w:rFonts w:eastAsia="Calibri"/>
+          <w:szCs w:val="22"/>
+        </w:rPr>
         <w:t>ФЕДЕРАЛЬНОЕ ГОСУДАРСТВЕННОЕ БЮДЖЕТНОЕ ОБРАЗОВАТЕЛЬНОЕ УЧРЕЖДЕНИЕ ВЫСШЕГО ОБРАЗОВАНИЯ</w:t>
       </w:r>
       <w:r>
+        <w:rPr>
+          <w:rFonts w:eastAsia="Calibri"/>
+          <w:szCs w:val="22"/>
+        </w:rPr>
         <w:br/>
         <w:t xml:space="preserve"> «ДОНСКОЙ ГОСУДАРСТВЕННЫЙ ТЕХНИЧЕСКИЙ УНИВЕРСИТЕТ» (ДГТУ)</w:t>
       </w:r>
     </w:p>
     <w:p>
-      <w:r>
+      <w:pPr>
+        <w:spacing w:line="240" w:lineRule="auto"/>
+        <w:jc w:val="center"/>
+        <w:rPr>
+          <w:rFonts w:eastAsia="Calibri"/>
+          <w:szCs w:val="22"/>
+        </w:rPr>
+      </w:pPr>
+    </w:p>
+    <w:p>
+      <w:pPr>
+        <w:ind w:firstLine="0"/>
+        <w:rPr>
+          <w:rFonts w:eastAsia="Calibri"/>
+          <w:b w:val="0"/>
+          <w:bCs w:val="0"/>
+        </w:rPr>
+      </w:pPr>
+      <w:r>
+        <w:rPr>
+          <w:rFonts w:eastAsia="Calibri"/>
+          <w:b w:val="0"/>
+          <w:bCs w:val="0"/>
+        </w:rPr>
         <w:t>Факультет «Информатика и вычислительная техника»</w:t>
       </w:r>
     </w:p>
     <w:p>
-      <w:r>
+      <w:pPr>
+        <w:ind w:firstLine="0"/>
+        <w:rPr>
+          <w:rFonts w:eastAsia="Calibri"/>
+          <w:b w:val="0"/>
+          <w:bCs w:val="0"/>
+        </w:rPr>
+      </w:pPr>
+      <w:r>
+        <w:rPr>
+          <w:rFonts w:eastAsia="Calibri"/>
+          <w:b w:val="0"/>
+          <w:bCs w:val="0"/>
+        </w:rPr>
         <w:t>Кафедра «Кибербезопасность информационных систем»</w:t>
       </w:r>
     </w:p>
-    <w:p/>
-    <w:p/>
-    <w:p/>
-    <w:p/>
-    <w:p>
-      <w:pPr>
+    <w:p>
+      <w:pPr>
+        <w:rPr>
+          <w:rFonts w:eastAsia="Calibri"/>
+          <w:b w:val="0"/>
+          <w:bCs w:val="0"/>
+          <w:sz w:val="32"/>
+          <w:szCs w:val="32"/>
+        </w:rPr>
+      </w:pPr>
+    </w:p>
+    <w:p>
+      <w:pPr>
+        <w:rPr>
+          <w:rFonts w:eastAsia="Calibri"/>
+          <w:b w:val="0"/>
+          <w:bCs w:val="0"/>
+          <w:sz w:val="32"/>
+          <w:szCs w:val="32"/>
+        </w:rPr>
+      </w:pPr>
+    </w:p>
+    <w:p>
+      <w:pPr>
+        <w:rPr>
+          <w:rFonts w:eastAsia="Calibri"/>
+          <w:b w:val="0"/>
+          <w:bCs w:val="0"/>
+          <w:sz w:val="32"/>
+          <w:szCs w:val="32"/>
+        </w:rPr>
+      </w:pPr>
+    </w:p>
+    <w:p>
+      <w:pPr>
+        <w:spacing w:line="240" w:lineRule="auto"/>
         <w:ind w:firstLine="0"/>
         <w:jc w:val="center"/>
         <w:rPr>
-          <w:b w:val="0"/>
-          <w:bCs w:val="0"/>
-        </w:rPr>
-      </w:pPr>
-      <w:r>
-        <w:rPr>
-          <w:b w:val="0"/>
-          <w:bCs w:val="0"/>
+          <w:rFonts w:eastAsia="Calibri"/>
+          <w:b w:val="0"/>
+        </w:rPr>
+      </w:pPr>
+      <w:r>
+        <w:rPr>
+          <w:rFonts w:eastAsia="Calibri"/>
+          <w:b w:val="0"/>
         </w:rPr>
         <w:t>Лабораторная работа №</w:t>
       </w:r>
       <w:r>
         <w:rPr>
-          <w:b w:val="0"/>
-          <w:bCs w:val="0"/>
+          <w:rFonts w:eastAsia="Calibri"/>
+          <w:b w:val="0"/>
         </w:rPr>
         <w:t>1</w:t>
       </w:r>
       <w:r>
         <w:rPr>
-          <w:b w:val="0"/>
-          <w:bCs w:val="0"/>
+          <w:rFonts w:eastAsia="Calibri"/>
+          <w:b w:val="0"/>
         </w:rPr>
         <w:t>1</w:t>
       </w:r>
     </w:p>
     <w:p>
       <w:pPr>
+        <w:spacing w:line="240" w:lineRule="auto"/>
         <w:ind w:firstLine="0"/>
         <w:jc w:val="center"/>
         <w:rPr>
-          <w:b w:val="0"/>
-          <w:bCs w:val="0"/>
-        </w:rPr>
-      </w:pPr>
-      <w:r>
-        <w:rPr>
-          <w:b w:val="0"/>
-          <w:bCs w:val="0"/>
+          <w:rFonts w:eastAsia="Calibri"/>
+          <w:bCs w:val="0"/>
+        </w:rPr>
+      </w:pPr>
+      <w:r>
+        <w:rPr>
+          <w:rFonts w:eastAsia="Calibri"/>
+          <w:b w:val="0"/>
         </w:rPr>
         <w:t>по дисциплине «Основы построения защищённых баз данных»</w:t>
       </w:r>
-    </w:p>
-    <w:p/>
-    <w:p/>
-    <w:p/>
-    <w:p/>
-    <w:p>
-      <w:pPr>
+      <w:r>
+        <w:rPr>
+          <w:rFonts w:eastAsia="Calibri"/>
+          <w:b w:val="0"/>
+        </w:rPr>
+        <w:br/>
+        <w:t>на тему: «</w:t>
+      </w:r>
+      <w:r>
+        <w:rPr>
+          <w:b w:val="0"/>
+          <w:bCs w:val="0"/>
+        </w:rPr>
+        <w:t>Реализация мандатного и дискреционного разграничение доступа в PostgreSQL</w:t>
+      </w:r>
+      <w:r>
+        <w:rPr>
+          <w:rFonts w:eastAsia="Calibri"/>
+          <w:b w:val="0"/>
+        </w:rPr>
+        <w:t>»</w:t>
+      </w:r>
+    </w:p>
+    <w:p>
+      <w:pPr>
+        <w:rPr>
+          <w:rFonts w:eastAsia="Calibri"/>
+          <w:bCs w:val="0"/>
+        </w:rPr>
+      </w:pPr>
+    </w:p>
+    <w:p>
+      <w:pPr>
+        <w:rPr>
+          <w:rFonts w:eastAsia="Calibri"/>
+          <w:bCs w:val="0"/>
+        </w:rPr>
+      </w:pPr>
+    </w:p>
+    <w:p>
+      <w:pPr>
+        <w:rPr>
+          <w:rFonts w:eastAsia="Calibri"/>
+          <w:bCs w:val="0"/>
+        </w:rPr>
+      </w:pPr>
+    </w:p>
+    <w:p>
+      <w:pPr>
+        <w:rPr>
+          <w:rFonts w:eastAsia="Calibri"/>
+          <w:bCs w:val="0"/>
+        </w:rPr>
+      </w:pPr>
+    </w:p>
+    <w:p>
+      <w:pPr>
+        <w:rPr>
+          <w:rFonts w:eastAsia="Calibri"/>
+          <w:bCs w:val="0"/>
+        </w:rPr>
+      </w:pPr>
+    </w:p>
+    <w:p>
+      <w:pPr>
+        <w:rPr>
+          <w:rFonts w:eastAsia="Calibri"/>
+          <w:bCs w:val="0"/>
+        </w:rPr>
+      </w:pPr>
+    </w:p>
+    <w:p>
+      <w:pPr>
+        <w:ind w:left="1416" w:firstLine="708"/>
         <w:jc w:val="right"/>
         <w:rPr>
-          <w:b w:val="0"/>
-          <w:bCs w:val="0"/>
-        </w:rPr>
-      </w:pPr>
-      <w:r>
-        <w:rPr>
-          <w:b w:val="0"/>
-          <w:bCs w:val="0"/>
-        </w:rPr>
-        <w:t>Выполнил: обучающийся гр. ВКБ</w:t>
-      </w:r>
-      <w:r>
-        <w:rPr>
-          <w:b w:val="0"/>
-          <w:bCs w:val="0"/>
-          <w:u w:val="single"/>
-        </w:rPr>
-        <w:t>4</w:t>
-      </w:r>
-      <w:r>
-        <w:rPr>
-          <w:b w:val="0"/>
-          <w:bCs w:val="0"/>
-          <w:u w:val="single"/>
-        </w:rPr>
-        <w:t>3</w:t>
-      </w:r>
-    </w:p>
-    <w:p>
-      <w:pPr>
+          <w:rFonts w:eastAsia="Calibri"/>
+          <w:b w:val="0"/>
+        </w:rPr>
+      </w:pPr>
+      <w:r>
+        <w:rPr>
+          <w:rFonts w:eastAsia="Calibri"/>
+          <w:bCs w:val="0"/>
+        </w:rPr>
+        <w:t xml:space="preserve">     </w:t>
+      </w:r>
+      <w:r>
+        <w:rPr>
+          <w:rFonts w:eastAsia="Calibri"/>
+          <w:b w:val="0"/>
+        </w:rPr>
+        <w:t>Выполнил: обучающийся гр. ВКБ42</w:t>
+      </w:r>
+    </w:p>
+    <w:p>
+      <w:pPr>
+        <w:wordWrap w:val="0"/>
+        <w:ind w:left="2124" w:firstLine="708"/>
         <w:jc w:val="right"/>
         <w:rPr>
+          <w:rFonts w:eastAsia="Calibri"/>
           <w:b w:val="0"/>
           <w:bCs w:val="0"/>
           <w:iCs/>
@@ -132,50 +285,67 @@
       </w:pPr>
       <w:r>
         <w:rPr>
+          <w:rFonts w:eastAsia="Calibri"/>
+          <w:b w:val="0"/>
+          <w:bCs w:val="0"/>
+          <w:i/>
+        </w:rPr>
+        <w:t xml:space="preserve">                            </w:t>
+      </w:r>
+      <w:r>
+        <w:rPr>
+          <w:rFonts w:eastAsia="Calibri"/>
           <w:b w:val="0"/>
           <w:bCs w:val="0"/>
           <w:iCs/>
         </w:rPr>
-        <w:t>Ковалев Данил Петрович</w:t>
+        <w:t>Ковалец Илья Андреевич</w:t>
       </w:r>
     </w:p>
     <w:p>
       <w:pPr>
         <w:jc w:val="right"/>
         <w:rPr>
-          <w:b w:val="0"/>
-          <w:bCs w:val="0"/>
-        </w:rPr>
-      </w:pPr>
-      <w:r>
-        <w:rPr>
-          <w:b w:val="0"/>
-          <w:bCs w:val="0"/>
-        </w:rPr>
-        <w:t>Проверил:</w:t>
+          <w:rFonts w:eastAsia="Calibri"/>
+          <w:b w:val="0"/>
+        </w:rPr>
+      </w:pPr>
+      <w:r>
+        <w:rPr>
+          <w:rFonts w:eastAsia="Calibri"/>
+          <w:b w:val="0"/>
+        </w:rPr>
+        <w:t xml:space="preserve">Проверил: </w:t>
       </w:r>
     </w:p>
     <w:p>
       <w:pPr>
         <w:jc w:val="right"/>
         <w:rPr>
-          <w:b w:val="0"/>
-          <w:bCs w:val="0"/>
-        </w:rPr>
-      </w:pPr>
-      <w:r>
-        <w:rPr>
-          <w:b w:val="0"/>
-          <w:bCs w:val="0"/>
+          <w:rFonts w:eastAsia="Calibri"/>
+          <w:b w:val="0"/>
+        </w:rPr>
+      </w:pPr>
+      <w:r>
+        <w:rPr>
+          <w:rFonts w:eastAsia="Calibri"/>
+          <w:b w:val="0"/>
         </w:rPr>
         <w:t>Скляров Алексей Викторович</w:t>
       </w:r>
     </w:p>
     <w:p>
       <w:pPr>
-        <w:ind w:firstLine="0"/>
-      </w:pPr>
-      <w:r>
+        <w:rPr>
+          <w:rFonts w:eastAsia="Calibri"/>
+          <w:b w:val="0"/>
+        </w:rPr>
+      </w:pPr>
+      <w:r>
+        <w:rPr>
+          <w:rFonts w:eastAsia="Calibri"/>
+          <w:b w:val="0"/>
+        </w:rPr>
         <w:br w:type="page"/>
       </w:r>
     </w:p>
@@ -189,14 +359,17 @@
       </w:pPr>
       <w:r>
         <w:lastRenderedPageBreak/>
-        <w:t xml:space="preserve">Тема: </w:t>
-      </w:r>
-      <w:r>
-        <w:rPr>
-          <w:b w:val="0"/>
-          <w:bCs w:val="0"/>
-        </w:rPr>
-        <w:t>Реализация мандатного и дискреционного разграничение доступа в</w:t>
+        <w:t>Цель</w:t>
+      </w:r>
+      <w:r>
+        <w:t xml:space="preserve">: </w:t>
+      </w:r>
+      <w:r>
+        <w:rPr>
+          <w:b w:val="0"/>
+          <w:bCs w:val="0"/>
+        </w:rPr>
+        <w:t>изучить и применить модели мандатного и дискреционного</w:t>
       </w:r>
       <w:r>
         <w:rPr>
@@ -210,29 +383,729 @@
           <w:b w:val="0"/>
           <w:bCs w:val="0"/>
         </w:rPr>
-        <w:t>PostgreSQL</w:t>
+        <w:t>управления доступом в PostgreSQL.</w:t>
+      </w:r>
+      <w:r>
+        <w:rPr>
+          <w:b w:val="0"/>
+          <w:bCs w:val="0"/>
+        </w:rPr>
+        <w:t xml:space="preserve"> </w:t>
       </w:r>
     </w:p>
     <w:p>
       <w:pPr>
         <w:ind w:firstLine="708"/>
-        <w:rPr>
-          <w:b w:val="0"/>
-          <w:bCs w:val="0"/>
-        </w:rPr>
-      </w:pPr>
-      <w:r>
-        <w:t>Цель</w:t>
-      </w:r>
-      <w:r>
-        <w:t xml:space="preserve">: </w:t>
-      </w:r>
-      <w:r>
-        <w:rPr>
-          <w:b w:val="0"/>
-          <w:bCs w:val="0"/>
-        </w:rPr>
-        <w:t>изучить и применить модели мандатного и дискреционного</w:t>
+      </w:pPr>
+      <w:r>
+        <w:t>Теория:</w:t>
+      </w:r>
+      <w:r>
+        <w:br/>
+      </w:r>
+      <w:r>
+        <w:t>1. Теоретические сведения</w:t>
+      </w:r>
+    </w:p>
+    <w:p>
+      <w:pPr>
+        <w:ind w:firstLine="708"/>
+      </w:pPr>
+      <w:r>
+        <w:t>1.1 Мандатное управление доступом (MAC)</w:t>
+      </w:r>
+    </w:p>
+    <w:p>
+      <w:pPr>
+        <w:numPr>
+          <w:ilvl w:val="0"/>
+          <w:numId w:val="14"/>
+        </w:numPr>
+        <w:rPr>
+          <w:b w:val="0"/>
+          <w:bCs w:val="0"/>
+        </w:rPr>
+      </w:pPr>
+      <w:r>
+        <w:t>Определение:</w:t>
+      </w:r>
+      <w:r>
+        <w:rPr>
+          <w:b w:val="0"/>
+          <w:bCs w:val="0"/>
+        </w:rPr>
+        <w:t> Строгая модель контроля, где доступ определяется глобальными политиками безопасности на основе меток.</w:t>
+      </w:r>
+    </w:p>
+    <w:p>
+      <w:pPr>
+        <w:numPr>
+          <w:ilvl w:val="0"/>
+          <w:numId w:val="14"/>
+        </w:numPr>
+        <w:rPr>
+          <w:b w:val="0"/>
+          <w:bCs w:val="0"/>
+        </w:rPr>
+      </w:pPr>
+      <w:r>
+        <w:t>Метки безопасности:</w:t>
+      </w:r>
+      <w:r>
+        <w:rPr>
+          <w:b w:val="0"/>
+          <w:bCs w:val="0"/>
+        </w:rPr>
+        <w:t> Назначаются субъектам (пользователям) и объектам (таблицам, строкам).</w:t>
+      </w:r>
+    </w:p>
+    <w:p>
+      <w:pPr>
+        <w:numPr>
+          <w:ilvl w:val="0"/>
+          <w:numId w:val="14"/>
+        </w:numPr>
+        <w:rPr>
+          <w:b w:val="0"/>
+          <w:bCs w:val="0"/>
+        </w:rPr>
+      </w:pPr>
+      <w:r>
+        <w:t>Доступ:</w:t>
+      </w:r>
+      <w:r>
+        <w:rPr>
+          <w:b w:val="0"/>
+          <w:bCs w:val="0"/>
+        </w:rPr>
+        <w:t> Разрешен только при совместимости меток.</w:t>
+      </w:r>
+    </w:p>
+    <w:p>
+      <w:pPr>
+        <w:numPr>
+          <w:ilvl w:val="0"/>
+          <w:numId w:val="14"/>
+        </w:numPr>
+        <w:rPr>
+          <w:b w:val="0"/>
+          <w:bCs w:val="0"/>
+        </w:rPr>
+      </w:pPr>
+      <w:r>
+        <w:t>Характеристики:</w:t>
+      </w:r>
+    </w:p>
+    <w:p>
+      <w:pPr>
+        <w:numPr>
+          <w:ilvl w:val="1"/>
+          <w:numId w:val="14"/>
+        </w:numPr>
+        <w:rPr>
+          <w:b w:val="0"/>
+          <w:bCs w:val="0"/>
+        </w:rPr>
+      </w:pPr>
+      <w:r>
+        <w:rPr>
+          <w:b w:val="0"/>
+          <w:bCs w:val="0"/>
+        </w:rPr>
+        <w:t>Пользователи не могут изменять метки.</w:t>
+      </w:r>
+    </w:p>
+    <w:p>
+      <w:pPr>
+        <w:numPr>
+          <w:ilvl w:val="1"/>
+          <w:numId w:val="14"/>
+        </w:numPr>
+        <w:rPr>
+          <w:b w:val="0"/>
+          <w:bCs w:val="0"/>
+        </w:rPr>
+      </w:pPr>
+      <w:r>
+        <w:rPr>
+          <w:b w:val="0"/>
+          <w:bCs w:val="0"/>
+        </w:rPr>
+        <w:t>Метки: секретно, конфиденциально, общедоступно.</w:t>
+      </w:r>
+    </w:p>
+    <w:p>
+      <w:pPr>
+        <w:numPr>
+          <w:ilvl w:val="0"/>
+          <w:numId w:val="14"/>
+        </w:numPr>
+        <w:rPr>
+          <w:b w:val="0"/>
+          <w:bCs w:val="0"/>
+        </w:rPr>
+      </w:pPr>
+      <w:r>
+        <w:t>Преимущества:</w:t>
+      </w:r>
+      <w:r>
+        <w:rPr>
+          <w:b w:val="0"/>
+          <w:bCs w:val="0"/>
+        </w:rPr>
+        <w:t> Высокий уровень безопасности, строгий контроль.</w:t>
+      </w:r>
+    </w:p>
+    <w:p>
+      <w:pPr>
+        <w:numPr>
+          <w:ilvl w:val="0"/>
+          <w:numId w:val="14"/>
+        </w:numPr>
+        <w:rPr>
+          <w:b w:val="0"/>
+          <w:bCs w:val="0"/>
+        </w:rPr>
+      </w:pPr>
+      <w:r>
+        <w:t>Недостатки:</w:t>
+      </w:r>
+      <w:r>
+        <w:rPr>
+          <w:b w:val="0"/>
+          <w:bCs w:val="0"/>
+        </w:rPr>
+        <w:t> Меньшая гибкость, сложность настройки.</w:t>
+      </w:r>
+    </w:p>
+    <w:p>
+      <w:pPr>
+        <w:numPr>
+          <w:ilvl w:val="0"/>
+          <w:numId w:val="14"/>
+        </w:numPr>
+        <w:rPr>
+          <w:b w:val="0"/>
+          <w:bCs w:val="0"/>
+        </w:rPr>
+      </w:pPr>
+      <w:r>
+        <w:t>Реализация в PostgreSQL:</w:t>
+      </w:r>
+      <w:r>
+        <w:rPr>
+          <w:b w:val="0"/>
+          <w:bCs w:val="0"/>
+        </w:rPr>
+        <w:t> Расширение sepgsql, интеграция с SELinux.</w:t>
+      </w:r>
+    </w:p>
+    <w:p>
+      <w:pPr>
+        <w:ind w:firstLine="708"/>
+      </w:pPr>
+      <w:r>
+        <w:t>1.2 Дискреционное управление доступом (DAC)</w:t>
+      </w:r>
+    </w:p>
+    <w:p>
+      <w:pPr>
+        <w:numPr>
+          <w:ilvl w:val="0"/>
+          <w:numId w:val="15"/>
+        </w:numPr>
+        <w:rPr>
+          <w:b w:val="0"/>
+          <w:bCs w:val="0"/>
+        </w:rPr>
+      </w:pPr>
+      <w:r>
+        <w:t>Определение:</w:t>
+      </w:r>
+      <w:r>
+        <w:rPr>
+          <w:b w:val="0"/>
+          <w:bCs w:val="0"/>
+        </w:rPr>
+        <w:t> Гибкая модель, где владелец объекта сам управляет правами доступа.</w:t>
+      </w:r>
+    </w:p>
+    <w:p>
+      <w:pPr>
+        <w:numPr>
+          <w:ilvl w:val="0"/>
+          <w:numId w:val="15"/>
+        </w:numPr>
+        <w:rPr>
+          <w:b w:val="0"/>
+          <w:bCs w:val="0"/>
+        </w:rPr>
+      </w:pPr>
+      <w:r>
+        <w:t>Характеристики:</w:t>
+      </w:r>
+    </w:p>
+    <w:p>
+      <w:pPr>
+        <w:numPr>
+          <w:ilvl w:val="1"/>
+          <w:numId w:val="15"/>
+        </w:numPr>
+        <w:rPr>
+          <w:b w:val="0"/>
+          <w:bCs w:val="0"/>
+        </w:rPr>
+      </w:pPr>
+      <w:r>
+        <w:rPr>
+          <w:b w:val="0"/>
+          <w:bCs w:val="0"/>
+        </w:rPr>
+        <w:t>Права назначаются командами GRANT и REVOKE.</w:t>
+      </w:r>
+    </w:p>
+    <w:p>
+      <w:pPr>
+        <w:numPr>
+          <w:ilvl w:val="1"/>
+          <w:numId w:val="15"/>
+        </w:numPr>
+        <w:rPr>
+          <w:b w:val="0"/>
+          <w:bCs w:val="0"/>
+        </w:rPr>
+      </w:pPr>
+      <w:r>
+        <w:rPr>
+          <w:b w:val="0"/>
+          <w:bCs w:val="0"/>
+        </w:rPr>
+        <w:t>Возможность группировки пользователей в роли.</w:t>
+      </w:r>
+    </w:p>
+    <w:p>
+      <w:pPr>
+        <w:numPr>
+          <w:ilvl w:val="0"/>
+          <w:numId w:val="15"/>
+        </w:numPr>
+        <w:rPr>
+          <w:b w:val="0"/>
+          <w:bCs w:val="0"/>
+        </w:rPr>
+      </w:pPr>
+      <w:r>
+        <w:t>Преимущества:</w:t>
+      </w:r>
+      <w:r>
+        <w:rPr>
+          <w:b w:val="0"/>
+          <w:bCs w:val="0"/>
+        </w:rPr>
+        <w:t> Простота, гибкость, возможность делегирования.</w:t>
+      </w:r>
+    </w:p>
+    <w:p>
+      <w:pPr>
+        <w:numPr>
+          <w:ilvl w:val="0"/>
+          <w:numId w:val="15"/>
+        </w:numPr>
+        <w:rPr>
+          <w:b w:val="0"/>
+          <w:bCs w:val="0"/>
+        </w:rPr>
+      </w:pPr>
+      <w:r>
+        <w:t>Недостатки:</w:t>
+      </w:r>
+      <w:r>
+        <w:rPr>
+          <w:b w:val="0"/>
+          <w:bCs w:val="0"/>
+        </w:rPr>
+        <w:t> Риск несанкционированной передачи прав, сложность управления в больших системах.</w:t>
+      </w:r>
+    </w:p>
+    <w:p>
+      <w:pPr>
+        <w:ind w:firstLine="708"/>
+        <w:rPr>
+          <w:b w:val="0"/>
+          <w:bCs w:val="0"/>
+        </w:rPr>
+      </w:pPr>
+      <w:r>
+        <w:rPr>
+          <w:b w:val="0"/>
+          <w:bCs w:val="0"/>
+        </w:rPr>
+        <w:pict w14:anchorId="76B9DC81">
+          <v:rect id="_x0000_i1025" style="width:0;height:.75pt" o:hralign="center" o:hrstd="t" o:hr="t" fillcolor="#a0a0a0" stroked="f"/>
+        </w:pict>
+      </w:r>
+    </w:p>
+    <w:p>
+      <w:pPr>
+        <w:ind w:firstLine="708"/>
+      </w:pPr>
+      <w:r>
+        <w:t>Конспект с ответами на контрольные вопросы:</w:t>
+      </w:r>
+    </w:p>
+    <w:p>
+      <w:pPr>
+        <w:numPr>
+          <w:ilvl w:val="0"/>
+          <w:numId w:val="16"/>
+        </w:numPr>
+        <w:rPr>
+          <w:b w:val="0"/>
+          <w:bCs w:val="0"/>
+        </w:rPr>
+      </w:pPr>
+      <w:r>
+        <w:t>Чем отличается MAC от DAC?</w:t>
+      </w:r>
+    </w:p>
+    <w:p>
+      <w:pPr>
+        <w:numPr>
+          <w:ilvl w:val="1"/>
+          <w:numId w:val="16"/>
+        </w:numPr>
+        <w:rPr>
+          <w:b w:val="0"/>
+          <w:bCs w:val="0"/>
+        </w:rPr>
+      </w:pPr>
+      <w:r>
+        <w:t>MAC:</w:t>
+      </w:r>
+      <w:r>
+        <w:rPr>
+          <w:b w:val="0"/>
+          <w:bCs w:val="0"/>
+        </w:rPr>
+        <w:t> Доступ определяется системой на основе меток. Пользователь не может изменить права.</w:t>
+      </w:r>
+    </w:p>
+    <w:p>
+      <w:pPr>
+        <w:numPr>
+          <w:ilvl w:val="1"/>
+          <w:numId w:val="16"/>
+        </w:numPr>
+        <w:rPr>
+          <w:b w:val="0"/>
+          <w:bCs w:val="0"/>
+        </w:rPr>
+      </w:pPr>
+      <w:r>
+        <w:lastRenderedPageBreak/>
+        <w:t>DAC:</w:t>
+      </w:r>
+      <w:r>
+        <w:rPr>
+          <w:b w:val="0"/>
+          <w:bCs w:val="0"/>
+        </w:rPr>
+        <w:t> Владелец сам управляет правами доступа к своим объектам.</w:t>
+      </w:r>
+    </w:p>
+    <w:p>
+      <w:pPr>
+        <w:numPr>
+          <w:ilvl w:val="0"/>
+          <w:numId w:val="16"/>
+        </w:numPr>
+        <w:rPr>
+          <w:b w:val="0"/>
+          <w:bCs w:val="0"/>
+        </w:rPr>
+      </w:pPr>
+      <w:r>
+        <w:t>Как установить метки безопасности в PostgreSQL?</w:t>
+      </w:r>
+      <w:r>
+        <w:rPr>
+          <w:b w:val="0"/>
+          <w:bCs w:val="0"/>
+        </w:rPr>
+        <w:br/>
+        <w:t>Через расширение sepgsql, используя команды ALTER TABLE и UPDATE для назначения меток.</w:t>
+      </w:r>
+    </w:p>
+    <w:p>
+      <w:pPr>
+        <w:numPr>
+          <w:ilvl w:val="0"/>
+          <w:numId w:val="16"/>
+        </w:numPr>
+        <w:rPr>
+          <w:b w:val="0"/>
+          <w:bCs w:val="0"/>
+        </w:rPr>
+      </w:pPr>
+      <w:r>
+        <w:t>Какие команды используются для настройки DAC?</w:t>
+      </w:r>
+      <w:r>
+        <w:rPr>
+          <w:b w:val="0"/>
+          <w:bCs w:val="0"/>
+        </w:rPr>
+        <w:br/>
+        <w:t>GRANT (предоставление прав) и REVOKE (отзыв прав).</w:t>
+      </w:r>
+    </w:p>
+    <w:p>
+      <w:pPr>
+        <w:numPr>
+          <w:ilvl w:val="0"/>
+          <w:numId w:val="16"/>
+        </w:numPr>
+        <w:rPr>
+          <w:b w:val="0"/>
+          <w:bCs w:val="0"/>
+        </w:rPr>
+      </w:pPr>
+      <w:r>
+        <w:t>Как протестировать настройки прав доступа?</w:t>
+      </w:r>
+      <w:r>
+        <w:rPr>
+          <w:b w:val="0"/>
+          <w:bCs w:val="0"/>
+        </w:rPr>
+        <w:br/>
+        <w:t>Переключаться между ролями (SET ROLE) и выполнять запросы к защищенным объектам.</w:t>
+      </w:r>
+    </w:p>
+    <w:p>
+      <w:pPr>
+        <w:numPr>
+          <w:ilvl w:val="0"/>
+          <w:numId w:val="16"/>
+        </w:numPr>
+        <w:rPr>
+          <w:b w:val="0"/>
+          <w:bCs w:val="0"/>
+        </w:rPr>
+      </w:pPr>
+      <w:r>
+        <w:t>Преимущества и ограничения MAC?</w:t>
+      </w:r>
+    </w:p>
+    <w:p>
+      <w:pPr>
+        <w:numPr>
+          <w:ilvl w:val="1"/>
+          <w:numId w:val="16"/>
+        </w:numPr>
+        <w:rPr>
+          <w:b w:val="0"/>
+          <w:bCs w:val="0"/>
+        </w:rPr>
+      </w:pPr>
+      <w:r>
+        <w:t>Плюсы:</w:t>
+      </w:r>
+      <w:r>
+        <w:rPr>
+          <w:b w:val="0"/>
+          <w:bCs w:val="0"/>
+        </w:rPr>
+        <w:t> Высокая безопасность, строгий контроль.</w:t>
+      </w:r>
+    </w:p>
+    <w:p>
+      <w:pPr>
+        <w:numPr>
+          <w:ilvl w:val="1"/>
+          <w:numId w:val="16"/>
+        </w:numPr>
+        <w:rPr>
+          <w:b w:val="0"/>
+          <w:bCs w:val="0"/>
+        </w:rPr>
+      </w:pPr>
+      <w:r>
+        <w:t>Минусы:</w:t>
+      </w:r>
+      <w:r>
+        <w:rPr>
+          <w:b w:val="0"/>
+          <w:bCs w:val="0"/>
+        </w:rPr>
+        <w:t> Сложность администрирования, низкая гибкость.</w:t>
+      </w:r>
+    </w:p>
+    <w:p>
+      <w:pPr>
+        <w:numPr>
+          <w:ilvl w:val="0"/>
+          <w:numId w:val="16"/>
+        </w:numPr>
+        <w:rPr>
+          <w:b w:val="0"/>
+          <w:bCs w:val="0"/>
+        </w:rPr>
+      </w:pPr>
+      <w:r>
+        <w:t>Ограничения MAC в PostgreSQL?</w:t>
+      </w:r>
+      <w:r>
+        <w:rPr>
+          <w:b w:val="0"/>
+          <w:bCs w:val="0"/>
+        </w:rPr>
+        <w:br/>
+        <w:t>Зависит от SELinux и расширения sepgsql, требует глубоких знаний для настройки.</w:t>
+      </w:r>
+    </w:p>
+    <w:p>
+      <w:pPr>
+        <w:numPr>
+          <w:ilvl w:val="0"/>
+          <w:numId w:val="16"/>
+        </w:numPr>
+        <w:rPr>
+          <w:b w:val="0"/>
+          <w:bCs w:val="0"/>
+        </w:rPr>
+      </w:pPr>
+      <w:r>
+        <w:t>Как настроить метки для строк через sepgsql?</w:t>
+      </w:r>
+      <w:r>
+        <w:rPr>
+          <w:b w:val="0"/>
+          <w:bCs w:val="0"/>
+        </w:rPr>
+        <w:br/>
+        <w:t>Добавить столбец для метки и обновить его значения в зависимости от условий.</w:t>
+      </w:r>
+    </w:p>
+    <w:p>
+      <w:pPr>
+        <w:numPr>
+          <w:ilvl w:val="0"/>
+          <w:numId w:val="16"/>
+        </w:numPr>
+        <w:rPr>
+          <w:b w:val="0"/>
+          <w:bCs w:val="0"/>
+        </w:rPr>
+      </w:pPr>
+      <w:r>
+        <w:t>Проблемы DAC при большом числе пользователей?</w:t>
+      </w:r>
+      <w:r>
+        <w:rPr>
+          <w:b w:val="0"/>
+          <w:bCs w:val="0"/>
+        </w:rPr>
+        <w:br/>
+        <w:t>Усложняется управление правами, возможны ошибки и несанкционированный доступ.</w:t>
+      </w:r>
+    </w:p>
+    <w:p>
+      <w:pPr>
+        <w:numPr>
+          <w:ilvl w:val="0"/>
+          <w:numId w:val="16"/>
+        </w:numPr>
+        <w:rPr>
+          <w:b w:val="0"/>
+          <w:bCs w:val="0"/>
+        </w:rPr>
+      </w:pPr>
+      <w:r>
+        <w:t>Чем отличается GRANT от REVOKE?</w:t>
+      </w:r>
+    </w:p>
+    <w:p>
+      <w:pPr>
+        <w:numPr>
+          <w:ilvl w:val="1"/>
+          <w:numId w:val="16"/>
+        </w:numPr>
+        <w:rPr>
+          <w:b w:val="0"/>
+          <w:bCs w:val="0"/>
+        </w:rPr>
+      </w:pPr>
+      <w:r>
+        <w:rPr>
+          <w:b w:val="0"/>
+          <w:bCs w:val="0"/>
+        </w:rPr>
+        <w:t>GRANT — предоставляет права.</w:t>
+      </w:r>
+    </w:p>
+    <w:p>
+      <w:pPr>
+        <w:numPr>
+          <w:ilvl w:val="1"/>
+          <w:numId w:val="16"/>
+        </w:numPr>
+        <w:rPr>
+          <w:b w:val="0"/>
+          <w:bCs w:val="0"/>
+        </w:rPr>
+      </w:pPr>
+      <w:r>
+        <w:rPr>
+          <w:b w:val="0"/>
+          <w:bCs w:val="0"/>
+        </w:rPr>
+        <w:t>REVOKE — отзывает права.</w:t>
+      </w:r>
+    </w:p>
+    <w:p>
+      <w:pPr>
+        <w:numPr>
+          <w:ilvl w:val="0"/>
+          <w:numId w:val="16"/>
+        </w:numPr>
+        <w:rPr>
+          <w:b w:val="0"/>
+          <w:bCs w:val="0"/>
+        </w:rPr>
+      </w:pPr>
+      <w:r>
+        <w:t>Как проверять права доступа в PostgreSQL?</w:t>
+      </w:r>
+      <w:r>
+        <w:rPr>
+          <w:b w:val="0"/>
+          <w:bCs w:val="0"/>
+        </w:rPr>
+        <w:br/>
+        <w:t>Использовать системные представления, например information_schema.table_privileges, или выполнять запросы от имени разных ролей.</w:t>
+      </w:r>
+    </w:p>
+    <w:p>
+      <w:pPr>
+        <w:ind w:firstLine="708"/>
+        <w:rPr>
+          <w:b w:val="0"/>
+          <w:bCs w:val="0"/>
+        </w:rPr>
+      </w:pPr>
+    </w:p>
+    <w:p>
+      <w:pPr>
+        <w:ind w:firstLine="708"/>
+        <w:rPr>
+          <w:b w:val="0"/>
+          <w:bCs w:val="0"/>
+        </w:rPr>
+      </w:pPr>
+      <w:r>
+        <w:lastRenderedPageBreak/>
+        <w:t>Задание 1.</w:t>
       </w:r>
       <w:r>
         <w:rPr>
@@ -246,7 +1119,21 @@
           <w:b w:val="0"/>
           <w:bCs w:val="0"/>
         </w:rPr>
-        <w:t>управления доступом в PostgreSQL.</w:t>
+        <w:t>Подготовка к работе</w:t>
+      </w:r>
+      <w:r>
+        <w:rPr>
+          <w:b w:val="0"/>
+          <w:bCs w:val="0"/>
+        </w:rPr>
+        <w:t xml:space="preserve">. </w:t>
+      </w:r>
+      <w:r>
+        <w:rPr>
+          <w:b w:val="0"/>
+          <w:bCs w:val="0"/>
+        </w:rPr>
+        <w:t>Убедитесь, что PostgreSQL установлен и настроен.</w:t>
       </w:r>
       <w:r>
         <w:rPr>
@@ -255,6 +1142,13 @@
         </w:rPr>
         <w:t xml:space="preserve"> </w:t>
       </w:r>
+      <w:r>
+        <w:rPr>
+          <w:b w:val="0"/>
+          <w:bCs w:val="0"/>
+        </w:rPr>
+        <w:t>Создайте тестовую базу данных для выполнения задания.</w:t>
+      </w:r>
     </w:p>
     <w:p>
       <w:pPr>
@@ -265,331 +1159,27 @@
         </w:rPr>
       </w:pPr>
       <w:r>
-        <w:t>Вариант 6.</w:t>
-      </w:r>
-      <w:r>
-        <w:rPr>
-          <w:b w:val="0"/>
-          <w:bCs w:val="0"/>
-        </w:rPr>
-        <w:t xml:space="preserve"> </w:t>
-      </w:r>
-      <w:r>
-        <w:rPr>
-          <w:b w:val="0"/>
-          <w:bCs w:val="0"/>
-        </w:rPr>
-        <w:t>Создайте</w:t>
-      </w:r>
-      <w:r>
-        <w:rPr>
-          <w:b w:val="0"/>
-          <w:bCs w:val="0"/>
-          <w:lang w:val="en-US"/>
-        </w:rPr>
-        <w:t xml:space="preserve"> </w:t>
-      </w:r>
-      <w:r>
-        <w:rPr>
-          <w:b w:val="0"/>
-          <w:bCs w:val="0"/>
-        </w:rPr>
-        <w:t>таблицу</w:t>
-      </w:r>
-      <w:r>
-        <w:rPr>
-          <w:b w:val="0"/>
-          <w:bCs w:val="0"/>
-          <w:lang w:val="en-US"/>
-        </w:rPr>
-        <w:t xml:space="preserve"> inventory </w:t>
-      </w:r>
-      <w:r>
-        <w:rPr>
-          <w:b w:val="0"/>
-          <w:bCs w:val="0"/>
-        </w:rPr>
-        <w:t>с</w:t>
-      </w:r>
-      <w:r>
-        <w:rPr>
-          <w:b w:val="0"/>
-          <w:bCs w:val="0"/>
-          <w:lang w:val="en-US"/>
-        </w:rPr>
-        <w:t xml:space="preserve"> </w:t>
-      </w:r>
-      <w:r>
-        <w:rPr>
-          <w:b w:val="0"/>
-          <w:bCs w:val="0"/>
-        </w:rPr>
-        <w:t>полями</w:t>
-      </w:r>
-      <w:r>
-        <w:rPr>
-          <w:b w:val="0"/>
-          <w:bCs w:val="0"/>
-          <w:lang w:val="en-US"/>
-        </w:rPr>
-        <w:t xml:space="preserve"> item_id, product_id,</w:t>
-      </w:r>
-    </w:p>
-    <w:p>
-      <w:pPr>
-        <w:ind w:firstLine="0"/>
-        <w:rPr>
-          <w:b w:val="0"/>
-          <w:bCs w:val="0"/>
-        </w:rPr>
-      </w:pPr>
-      <w:r>
-        <w:rPr>
-          <w:b w:val="0"/>
-          <w:bCs w:val="0"/>
-        </w:rPr>
-        <w:t>quantity. Реализуйте мандатное управление доступом: метки</w:t>
-      </w:r>
-      <w:r>
-        <w:rPr>
-          <w:b w:val="0"/>
-          <w:bCs w:val="0"/>
-        </w:rPr>
-        <w:t xml:space="preserve"> </w:t>
-      </w:r>
-      <w:r>
-        <w:rPr>
-          <w:b w:val="0"/>
-          <w:bCs w:val="0"/>
-        </w:rPr>
-        <w:t>restricted запрещают изменение данных пользователями с</w:t>
-      </w:r>
-      <w:r>
-        <w:rPr>
-          <w:b w:val="0"/>
-          <w:bCs w:val="0"/>
-        </w:rPr>
-        <w:t xml:space="preserve"> </w:t>
-      </w:r>
-      <w:r>
-        <w:rPr>
-          <w:b w:val="0"/>
-          <w:bCs w:val="0"/>
-        </w:rPr>
-        <w:t>уровнем доступа ниже restricted. Настройте дискреционный</w:t>
-      </w:r>
-      <w:r>
-        <w:rPr>
-          <w:b w:val="0"/>
-          <w:bCs w:val="0"/>
-        </w:rPr>
-        <w:t xml:space="preserve"> </w:t>
-      </w:r>
-      <w:r>
-        <w:rPr>
-          <w:b w:val="0"/>
-          <w:bCs w:val="0"/>
-        </w:rPr>
-        <w:t>доступ для роли warehouse_role, которая может только</w:t>
-      </w:r>
-      <w:r>
-        <w:rPr>
-          <w:b w:val="0"/>
-          <w:bCs w:val="0"/>
-        </w:rPr>
-        <w:t xml:space="preserve"> </w:t>
-      </w:r>
-      <w:r>
-        <w:rPr>
-          <w:b w:val="0"/>
-          <w:bCs w:val="0"/>
-        </w:rPr>
-        <w:t>просматривать данные.</w:t>
-      </w:r>
-    </w:p>
-    <w:p>
-      <w:pPr>
-        <w:ind w:firstLine="708"/>
-        <w:rPr>
-          <w:b w:val="0"/>
-          <w:bCs w:val="0"/>
-        </w:rPr>
-      </w:pPr>
-      <w:r>
-        <w:t>Задание 1.</w:t>
-      </w:r>
-      <w:r>
-        <w:rPr>
-          <w:b w:val="0"/>
-          <w:bCs w:val="0"/>
-        </w:rPr>
-        <w:t xml:space="preserve"> </w:t>
-      </w:r>
-      <w:r>
-        <w:rPr>
-          <w:b w:val="0"/>
-          <w:bCs w:val="0"/>
-        </w:rPr>
-        <w:t>Подготовка к работе</w:t>
-      </w:r>
-      <w:r>
-        <w:rPr>
-          <w:b w:val="0"/>
-          <w:bCs w:val="0"/>
-        </w:rPr>
-        <w:t xml:space="preserve">. </w:t>
-      </w:r>
-      <w:r>
-        <w:rPr>
-          <w:b w:val="0"/>
-          <w:bCs w:val="0"/>
-        </w:rPr>
-        <w:t>Убедитесь, что PostgreSQL установлен и настроен.</w:t>
-      </w:r>
-      <w:r>
-        <w:rPr>
-          <w:b w:val="0"/>
-          <w:bCs w:val="0"/>
-        </w:rPr>
-        <w:t xml:space="preserve"> </w:t>
-      </w:r>
-      <w:r>
-        <w:rPr>
-          <w:b w:val="0"/>
-          <w:bCs w:val="0"/>
-        </w:rPr>
-        <w:t>Создайте тестовую базу данных для выполнения задания.</w:t>
-      </w:r>
-    </w:p>
-    <w:p>
-      <w:pPr>
-        <w:ind w:firstLine="708"/>
-        <w:rPr>
-          <w:b w:val="0"/>
-          <w:bCs w:val="0"/>
-        </w:rPr>
-      </w:pPr>
-      <w:r>
-        <w:rPr>
-          <w:b w:val="0"/>
-          <w:bCs w:val="0"/>
-        </w:rPr>
-        <w:t xml:space="preserve">Для выполнения лабораторной работы используется </w:t>
-      </w:r>
-      <w:r>
-        <w:rPr>
-          <w:b w:val="0"/>
-          <w:bCs w:val="0"/>
-          <w:lang w:val="en-US"/>
-        </w:rPr>
-        <w:t>PostgreSQL</w:t>
-      </w:r>
-      <w:r>
-        <w:rPr>
-          <w:b w:val="0"/>
-          <w:bCs w:val="0"/>
-        </w:rPr>
-        <w:t xml:space="preserve"> версии – 13.20 и </w:t>
-      </w:r>
-      <w:r>
-        <w:rPr>
-          <w:b w:val="0"/>
-          <w:bCs w:val="0"/>
-          <w:lang w:val="en-US"/>
-        </w:rPr>
-        <w:t>Fedora</w:t>
-      </w:r>
-      <w:r>
-        <w:rPr>
-          <w:b w:val="0"/>
-          <w:bCs w:val="0"/>
-        </w:rPr>
-        <w:t xml:space="preserve"> 42. </w:t>
-      </w:r>
-      <w:r>
-        <w:rPr>
-          <w:b w:val="0"/>
-          <w:bCs w:val="0"/>
-        </w:rPr>
-        <w:t xml:space="preserve">В целях выполнения лабораторной работы была необходимость в сборке </w:t>
-      </w:r>
-      <w:r>
-        <w:rPr>
-          <w:b w:val="0"/>
-          <w:bCs w:val="0"/>
-          <w:lang w:val="en-US"/>
-        </w:rPr>
-        <w:t>PostgreSQL</w:t>
-      </w:r>
-      <w:r>
-        <w:rPr>
-          <w:b w:val="0"/>
-          <w:bCs w:val="0"/>
-        </w:rPr>
-        <w:t xml:space="preserve"> из исходного кода с выставлением определенных флагов</w:t>
-      </w:r>
-      <w:r>
-        <w:rPr>
-          <w:b w:val="0"/>
-          <w:bCs w:val="0"/>
-        </w:rPr>
-        <w:t xml:space="preserve">, так как в репозиториях </w:t>
-      </w:r>
-      <w:r>
-        <w:rPr>
-          <w:b w:val="0"/>
-          <w:bCs w:val="0"/>
-          <w:lang w:val="en-US"/>
-        </w:rPr>
-        <w:t>RPM</w:t>
-      </w:r>
-      <w:r>
-        <w:rPr>
-          <w:b w:val="0"/>
-          <w:bCs w:val="0"/>
-        </w:rPr>
-        <w:t xml:space="preserve"> все образы скомпилированы без флага </w:t>
-      </w:r>
-      <w:r>
-        <w:rPr>
-          <w:b w:val="0"/>
-          <w:bCs w:val="0"/>
-          <w:lang w:val="en-US"/>
-        </w:rPr>
-        <w:t>SELinux</w:t>
-      </w:r>
-      <w:r>
-        <w:rPr>
-          <w:b w:val="0"/>
-          <w:bCs w:val="0"/>
-        </w:rPr>
-        <w:t>.</w:t>
-      </w:r>
-    </w:p>
-    <w:p>
-      <w:pPr>
-        <w:ind w:firstLine="708"/>
-        <w:rPr>
-          <w:b w:val="0"/>
-          <w:bCs w:val="0"/>
-        </w:rPr>
-      </w:pPr>
-      <w:r>
-        <w:rPr>
-          <w:b w:val="0"/>
-          <w:bCs w:val="0"/>
-        </w:rPr>
-        <w:t xml:space="preserve">Для начала обновим полностью все пакеты в операционной системе, команда и результат представлены на рисунке 1. </w:t>
-      </w:r>
-    </w:p>
-    <w:p>
-      <w:pPr>
-        <w:ind w:firstLine="708"/>
-        <w:rPr>
-          <w:b w:val="0"/>
-          <w:bCs w:val="0"/>
-        </w:rPr>
-      </w:pPr>
+        <w:rPr>
+          <w:b w:val="0"/>
+          <w:bCs w:val="0"/>
+        </w:rPr>
+        <w:t xml:space="preserve">Теперь создаем пользователя </w:t>
+      </w:r>
+      <w:r>
+        <w:rPr>
+          <w:b w:val="0"/>
+          <w:bCs w:val="0"/>
+          <w:lang w:val="en-US"/>
+        </w:rPr>
+        <w:t>postgres</w:t>
+      </w:r>
+      <w:r>
+        <w:rPr>
+          <w:b w:val="0"/>
+          <w:bCs w:val="0"/>
+        </w:rPr>
+        <w:t xml:space="preserve"> и инициализируем основную базу данных с метаданными. Минимальная настройка для первого запуска представлена на рисунке 8. </w:t>
+      </w:r>
     </w:p>
     <w:p>
       <w:pPr>
@@ -602,13 +1192,15 @@
       </w:pPr>
       <w:r>
         <w:rPr>
+          <w:b w:val="0"/>
+          <w:bCs w:val="0"/>
           <w:noProof/>
         </w:rPr>
         <w:drawing>
-          <wp:inline distT="0" distB="0" distL="0" distR="0" wp14:anchorId="70973F17" wp14:editId="185F502A">
-            <wp:extent cx="5789123" cy="2659380"/>
-            <wp:effectExtent l="0" t="0" r="2540" b="7620"/>
-            <wp:docPr id="2" name="Рисунок 2"/>
+          <wp:inline distT="0" distB="0" distL="0" distR="0" wp14:anchorId="7425DCCC" wp14:editId="2A2680AE">
+            <wp:extent cx="4572000" cy="2322768"/>
+            <wp:effectExtent l="0" t="0" r="0" b="1905"/>
+            <wp:docPr id="15" name="Рисунок 15"/>
             <wp:cNvGraphicFramePr>
               <a:graphicFrameLocks xmlns:a="http://schemas.openxmlformats.org/drawingml/2006/main" noChangeAspect="1"/>
             </wp:cNvGraphicFramePr>
@@ -616,36 +1208,23 @@
               <a:graphicData uri="http://schemas.openxmlformats.org/drawingml/2006/picture">
                 <pic:pic xmlns:pic="http://schemas.openxmlformats.org/drawingml/2006/picture">
                   <pic:nvPicPr>
-                    <pic:cNvPr id="0" name="Picture 1"/>
-                    <pic:cNvPicPr>
-                      <a:picLocks noChangeAspect="1" noChangeArrowheads="1"/>
-                    </pic:cNvPicPr>
+                    <pic:cNvPr id="1" name=""/>
+                    <pic:cNvPicPr/>
                   </pic:nvPicPr>
                   <pic:blipFill>
-                    <a:blip r:embed="rId8" cstate="print">
-                      <a:extLst>
-                        <a:ext uri="{28A0092B-C50C-407E-A947-70E740481C1C}">
-                          <a14:useLocalDpi xmlns:a14="http://schemas.microsoft.com/office/drawing/2010/main" val="0"/>
-                        </a:ext>
-                      </a:extLst>
-                    </a:blip>
-                    <a:srcRect/>
+                    <a:blip r:embed="rId8"/>
                     <a:stretch>
                       <a:fillRect/>
                     </a:stretch>
                   </pic:blipFill>
-                  <pic:spPr bwMode="auto">
+                  <pic:spPr>
                     <a:xfrm>
                       <a:off x="0" y="0"/>
-                      <a:ext cx="5802988" cy="2665749"/>
+                      <a:ext cx="4585640" cy="2329698"/>
                     </a:xfrm>
                     <a:prstGeom prst="rect">
                       <a:avLst/>
                     </a:prstGeom>
-                    <a:noFill/>
-                    <a:ln>
-                      <a:noFill/>
-                    </a:ln>
                   </pic:spPr>
                 </pic:pic>
               </a:graphicData>
@@ -672,7 +1251,7 @@
           <w:sz w:val="24"/>
           <w:szCs w:val="24"/>
         </w:rPr>
-        <w:t>Рисунок 1 – обновление пакетов в ОС</w:t>
+        <w:t>Рисунок 8 – инициализация СУБД</w:t>
       </w:r>
     </w:p>
     <w:p>
@@ -700,60 +1279,67 @@
           <w:b w:val="0"/>
           <w:bCs w:val="0"/>
         </w:rPr>
-        <w:lastRenderedPageBreak/>
-        <w:t xml:space="preserve">Теперь через </w:t>
-      </w:r>
-      <w:r>
-        <w:rPr>
-          <w:b w:val="0"/>
-          <w:bCs w:val="0"/>
-          <w:lang w:val="en-US"/>
-        </w:rPr>
-        <w:t>wget</w:t>
-      </w:r>
-      <w:r>
-        <w:rPr>
-          <w:b w:val="0"/>
-          <w:bCs w:val="0"/>
-        </w:rPr>
-        <w:t xml:space="preserve"> </w:t>
-      </w:r>
-      <w:r>
-        <w:rPr>
-          <w:b w:val="0"/>
-          <w:bCs w:val="0"/>
-        </w:rPr>
-        <w:t xml:space="preserve">нам нужно скачать пакет с официального сайта </w:t>
-      </w:r>
-      <w:r>
-        <w:rPr>
-          <w:b w:val="0"/>
-          <w:bCs w:val="0"/>
-          <w:lang w:val="en-US"/>
-        </w:rPr>
-        <w:t>PostgreSQL</w:t>
-      </w:r>
-      <w:r>
-        <w:rPr>
-          <w:b w:val="0"/>
-          <w:bCs w:val="0"/>
-        </w:rPr>
-        <w:t xml:space="preserve">. В исходниках находится </w:t>
-      </w:r>
-      <w:r>
-        <w:rPr>
-          <w:b w:val="0"/>
-          <w:bCs w:val="0"/>
-          <w:lang w:val="en-US"/>
-        </w:rPr>
-        <w:t>tar</w:t>
-      </w:r>
-      <w:r>
-        <w:rPr>
-          <w:b w:val="0"/>
-          <w:bCs w:val="0"/>
-        </w:rPr>
-        <w:t xml:space="preserve"> архив, который нужно распаковать и открыть. Для выполнения данных действий представлены команды на рисунке 2. </w:t>
+        <w:t xml:space="preserve">Теперь укажем, что в </w:t>
+      </w:r>
+      <w:r>
+        <w:rPr>
+          <w:b w:val="0"/>
+          <w:bCs w:val="0"/>
+          <w:lang w:val="en-US"/>
+        </w:rPr>
+        <w:t>shared</w:t>
+      </w:r>
+      <w:r>
+        <w:rPr>
+          <w:b w:val="0"/>
+          <w:bCs w:val="0"/>
+        </w:rPr>
+        <w:t>_</w:t>
+      </w:r>
+      <w:r>
+        <w:rPr>
+          <w:b w:val="0"/>
+          <w:bCs w:val="0"/>
+          <w:lang w:val="en-US"/>
+        </w:rPr>
+        <w:t>preload</w:t>
+      </w:r>
+      <w:r>
+        <w:rPr>
+          <w:b w:val="0"/>
+          <w:bCs w:val="0"/>
+        </w:rPr>
+        <w:t>_</w:t>
+      </w:r>
+      <w:r>
+        <w:rPr>
+          <w:b w:val="0"/>
+          <w:bCs w:val="0"/>
+          <w:lang w:val="en-US"/>
+        </w:rPr>
+        <w:t>libraries</w:t>
+      </w:r>
+      <w:r>
+        <w:rPr>
+          <w:b w:val="0"/>
+          <w:bCs w:val="0"/>
+        </w:rPr>
+        <w:t xml:space="preserve"> используется </w:t>
+      </w:r>
+      <w:r>
+        <w:rPr>
+          <w:b w:val="0"/>
+          <w:bCs w:val="0"/>
+          <w:lang w:val="en-US"/>
+        </w:rPr>
+        <w:t>sepgsql</w:t>
+      </w:r>
+      <w:r>
+        <w:rPr>
+          <w:b w:val="0"/>
+          <w:bCs w:val="0"/>
+        </w:rPr>
+        <w:t xml:space="preserve">. Команда для этого представлена на рисунке 9. </w:t>
       </w:r>
     </w:p>
     <w:p>
@@ -776,13 +1362,15 @@
       </w:pPr>
       <w:r>
         <w:rPr>
+          <w:b w:val="0"/>
+          <w:bCs w:val="0"/>
           <w:noProof/>
         </w:rPr>
         <w:drawing>
-          <wp:inline distT="0" distB="0" distL="0" distR="0" wp14:anchorId="62AEF05B" wp14:editId="17EA097D">
-            <wp:extent cx="5547360" cy="790342"/>
-            <wp:effectExtent l="0" t="0" r="0" b="0"/>
-            <wp:docPr id="3" name="Рисунок 3"/>
+          <wp:inline distT="0" distB="0" distL="0" distR="0" wp14:anchorId="0F4260E2" wp14:editId="5DFABDA0">
+            <wp:extent cx="4107180" cy="361408"/>
+            <wp:effectExtent l="0" t="0" r="7620" b="635"/>
+            <wp:docPr id="16" name="Рисунок 16"/>
             <wp:cNvGraphicFramePr>
               <a:graphicFrameLocks xmlns:a="http://schemas.openxmlformats.org/drawingml/2006/main" noChangeAspect="1"/>
             </wp:cNvGraphicFramePr>
@@ -790,36 +1378,23 @@
               <a:graphicData uri="http://schemas.openxmlformats.org/drawingml/2006/picture">
                 <pic:pic xmlns:pic="http://schemas.openxmlformats.org/drawingml/2006/picture">
                   <pic:nvPicPr>
-                    <pic:cNvPr id="0" name="Picture 3"/>
-                    <pic:cNvPicPr>
-                      <a:picLocks noChangeAspect="1" noChangeArrowheads="1"/>
-                    </pic:cNvPicPr>
+                    <pic:cNvPr id="1" name=""/>
+                    <pic:cNvPicPr/>
                   </pic:nvPicPr>
                   <pic:blipFill>
-                    <a:blip r:embed="rId9">
-                      <a:extLst>
-                        <a:ext uri="{28A0092B-C50C-407E-A947-70E740481C1C}">
-                          <a14:useLocalDpi xmlns:a14="http://schemas.microsoft.com/office/drawing/2010/main" val="0"/>
-                        </a:ext>
-                      </a:extLst>
-                    </a:blip>
-                    <a:srcRect/>
+                    <a:blip r:embed="rId9"/>
                     <a:stretch>
                       <a:fillRect/>
                     </a:stretch>
                   </pic:blipFill>
-                  <pic:spPr bwMode="auto">
+                  <pic:spPr>
                     <a:xfrm>
                       <a:off x="0" y="0"/>
-                      <a:ext cx="5558477" cy="791926"/>
+                      <a:ext cx="4191400" cy="368819"/>
                     </a:xfrm>
                     <a:prstGeom prst="rect">
                       <a:avLst/>
                     </a:prstGeom>
-                    <a:noFill/>
-                    <a:ln>
-                      <a:noFill/>
-                    </a:ln>
                   </pic:spPr>
                 </pic:pic>
               </a:graphicData>
@@ -846,7 +1421,7 @@
           <w:sz w:val="24"/>
           <w:szCs w:val="24"/>
         </w:rPr>
-        <w:t xml:space="preserve">Рисунок 2 – скачка </w:t>
+        <w:t xml:space="preserve">Рисунок 9 – конфигурация </w:t>
       </w:r>
       <w:r>
         <w:rPr>
@@ -856,7 +1431,7 @@
           <w:szCs w:val="24"/>
           <w:lang w:val="en-US"/>
         </w:rPr>
-        <w:t>PostgreSQL</w:t>
+        <w:t>postgresql</w:t>
       </w:r>
       <w:r>
         <w:rPr>
@@ -865,63 +1440,17 @@
           <w:sz w:val="24"/>
           <w:szCs w:val="24"/>
         </w:rPr>
-        <w:t xml:space="preserve"> с официального сайта</w:t>
-      </w:r>
-    </w:p>
-    <w:p>
-      <w:pPr>
-        <w:ind w:firstLine="708"/>
-        <w:rPr>
-          <w:b w:val="0"/>
-          <w:bCs w:val="0"/>
-        </w:rPr>
-      </w:pPr>
-    </w:p>
-    <w:p>
-      <w:pPr>
-        <w:ind w:firstLine="708"/>
-        <w:rPr>
-          <w:b w:val="0"/>
-          <w:bCs w:val="0"/>
-        </w:rPr>
-      </w:pPr>
-      <w:r>
-        <w:rPr>
-          <w:b w:val="0"/>
-          <w:bCs w:val="0"/>
-        </w:rPr>
-        <w:t xml:space="preserve">Произведем конфигурацию сборки с </w:t>
-      </w:r>
-      <w:r>
-        <w:rPr>
-          <w:b w:val="0"/>
-          <w:bCs w:val="0"/>
-          <w:lang w:val="en-US"/>
-        </w:rPr>
-        <w:t>SELinux</w:t>
-      </w:r>
-      <w:r>
-        <w:rPr>
-          <w:b w:val="0"/>
-          <w:bCs w:val="0"/>
-        </w:rPr>
-        <w:t xml:space="preserve"> и соберем пакет, который у нас будет использоваться для установки. Команды представлены на рисунке 3.</w:t>
-      </w:r>
-    </w:p>
-    <w:p>
-      <w:pPr>
-        <w:ind w:firstLine="708"/>
-        <w:rPr>
-          <w:b w:val="0"/>
-          <w:bCs w:val="0"/>
-        </w:rPr>
-      </w:pPr>
-      <w:r>
-        <w:rPr>
-          <w:b w:val="0"/>
-          <w:bCs w:val="0"/>
-        </w:rPr>
-        <w:t xml:space="preserve"> </w:t>
+        <w:t>.</w:t>
+      </w:r>
+      <w:r>
+        <w:rPr>
+          <w:b w:val="0"/>
+          <w:bCs w:val="0"/>
+          <w:sz w:val="24"/>
+          <w:szCs w:val="24"/>
+          <w:lang w:val="en-US"/>
+        </w:rPr>
+        <w:t>conf</w:t>
       </w:r>
     </w:p>
     <w:p>
@@ -931,17 +1460,255 @@
         <w:rPr>
           <w:b w:val="0"/>
           <w:bCs w:val="0"/>
-        </w:rPr>
-      </w:pPr>
-      <w:r>
-        <w:rPr>
+          <w:sz w:val="24"/>
+          <w:szCs w:val="24"/>
+        </w:rPr>
+      </w:pPr>
+    </w:p>
+    <w:p>
+      <w:pPr>
+        <w:ind w:firstLine="708"/>
+        <w:rPr>
+          <w:rFonts w:eastAsia="Times New Roman"/>
+          <w:b w:val="0"/>
+          <w:bCs w:val="0"/>
+          <w:lang w:eastAsia="ru-RU"/>
+        </w:rPr>
+      </w:pPr>
+      <w:r>
+        <w:rPr>
+          <w:b w:val="0"/>
+          <w:bCs w:val="0"/>
+        </w:rPr>
+        <w:t xml:space="preserve">Теперь перейдем к созданию </w:t>
+      </w:r>
+      <w:r>
+        <w:rPr>
+          <w:b w:val="0"/>
+          <w:bCs w:val="0"/>
+          <w:lang w:val="en-US"/>
+        </w:rPr>
+        <w:t>Unit</w:t>
+      </w:r>
+      <w:r>
+        <w:rPr>
+          <w:b w:val="0"/>
+          <w:bCs w:val="0"/>
+        </w:rPr>
+        <w:t xml:space="preserve">, чтобы </w:t>
+      </w:r>
+      <w:r>
+        <w:rPr>
+          <w:b w:val="0"/>
+          <w:bCs w:val="0"/>
+          <w:lang w:val="en-US"/>
+        </w:rPr>
+        <w:t>systemd</w:t>
+      </w:r>
+      <w:r>
+        <w:rPr>
+          <w:b w:val="0"/>
+          <w:bCs w:val="0"/>
+        </w:rPr>
+        <w:t xml:space="preserve"> </w:t>
+      </w:r>
+      <w:r>
+        <w:rPr>
+          <w:b w:val="0"/>
+          <w:bCs w:val="0"/>
+        </w:rPr>
+        <w:t xml:space="preserve">мог запускать процесс и оперировать им. Для этого создадим </w:t>
+      </w:r>
+      <w:r>
+        <w:rPr>
+          <w:b w:val="0"/>
+          <w:bCs w:val="0"/>
+          <w:lang w:val="en-US"/>
+        </w:rPr>
+        <w:t>service</w:t>
+      </w:r>
+      <w:r>
+        <w:rPr>
+          <w:b w:val="0"/>
+          <w:bCs w:val="0"/>
+        </w:rPr>
+        <w:t xml:space="preserve"> файл для запуска</w:t>
+      </w:r>
+      <w:r>
+        <w:rPr>
+          <w:b w:val="0"/>
+          <w:bCs w:val="0"/>
+        </w:rPr>
+        <w:t xml:space="preserve">: </w:t>
+      </w:r>
+      <w:r>
+        <w:rPr>
+          <w:rFonts w:eastAsia="Times New Roman"/>
+          <w:b w:val="0"/>
+          <w:bCs w:val="0"/>
+          <w:lang w:val="en-US" w:eastAsia="ru-RU"/>
+        </w:rPr>
+        <w:t>sudo</w:t>
+      </w:r>
+      <w:r>
+        <w:rPr>
+          <w:rFonts w:eastAsia="Times New Roman"/>
+          <w:b w:val="0"/>
+          <w:bCs w:val="0"/>
+          <w:lang w:eastAsia="ru-RU"/>
+        </w:rPr>
+        <w:t xml:space="preserve"> </w:t>
+      </w:r>
+      <w:r>
+        <w:rPr>
+          <w:rFonts w:eastAsia="Times New Roman"/>
+          <w:b w:val="0"/>
+          <w:bCs w:val="0"/>
+          <w:lang w:val="en-US" w:eastAsia="ru-RU"/>
+        </w:rPr>
+        <w:t>nano</w:t>
+      </w:r>
+      <w:r>
+        <w:rPr>
+          <w:rFonts w:eastAsia="Times New Roman"/>
+          <w:b w:val="0"/>
+          <w:bCs w:val="0"/>
+          <w:lang w:eastAsia="ru-RU"/>
+        </w:rPr>
+        <w:t xml:space="preserve"> /</w:t>
+      </w:r>
+      <w:r>
+        <w:rPr>
+          <w:rFonts w:eastAsia="Times New Roman"/>
+          <w:b w:val="0"/>
+          <w:bCs w:val="0"/>
+          <w:lang w:val="en-US" w:eastAsia="ru-RU"/>
+        </w:rPr>
+        <w:t>etc</w:t>
+      </w:r>
+      <w:r>
+        <w:rPr>
+          <w:rFonts w:eastAsia="Times New Roman"/>
+          <w:b w:val="0"/>
+          <w:bCs w:val="0"/>
+          <w:lang w:eastAsia="ru-RU"/>
+        </w:rPr>
+        <w:t>/</w:t>
+      </w:r>
+      <w:r>
+        <w:rPr>
+          <w:rFonts w:eastAsia="Times New Roman"/>
+          <w:b w:val="0"/>
+          <w:bCs w:val="0"/>
+          <w:lang w:val="en-US" w:eastAsia="ru-RU"/>
+        </w:rPr>
+        <w:t>systemd</w:t>
+      </w:r>
+      <w:r>
+        <w:rPr>
+          <w:rFonts w:eastAsia="Times New Roman"/>
+          <w:b w:val="0"/>
+          <w:bCs w:val="0"/>
+          <w:lang w:eastAsia="ru-RU"/>
+        </w:rPr>
+        <w:t>/</w:t>
+      </w:r>
+      <w:r>
+        <w:rPr>
+          <w:rFonts w:eastAsia="Times New Roman"/>
+          <w:b w:val="0"/>
+          <w:bCs w:val="0"/>
+          <w:lang w:val="en-US" w:eastAsia="ru-RU"/>
+        </w:rPr>
+        <w:t>system</w:t>
+      </w:r>
+      <w:r>
+        <w:rPr>
+          <w:rFonts w:eastAsia="Times New Roman"/>
+          <w:b w:val="0"/>
+          <w:bCs w:val="0"/>
+          <w:lang w:eastAsia="ru-RU"/>
+        </w:rPr>
+        <w:t>/</w:t>
+      </w:r>
+      <w:r>
+        <w:rPr>
+          <w:rFonts w:eastAsia="Times New Roman"/>
+          <w:b w:val="0"/>
+          <w:bCs w:val="0"/>
+          <w:lang w:val="en-US" w:eastAsia="ru-RU"/>
+        </w:rPr>
+        <w:t>postgresql</w:t>
+      </w:r>
+      <w:r>
+        <w:rPr>
+          <w:rFonts w:eastAsia="Times New Roman"/>
+          <w:b w:val="0"/>
+          <w:bCs w:val="0"/>
+          <w:lang w:eastAsia="ru-RU"/>
+        </w:rPr>
+        <w:t>.</w:t>
+      </w:r>
+      <w:r>
+        <w:rPr>
+          <w:rFonts w:eastAsia="Times New Roman"/>
+          <w:b w:val="0"/>
+          <w:bCs w:val="0"/>
+          <w:lang w:val="en-US" w:eastAsia="ru-RU"/>
+        </w:rPr>
+        <w:t>service</w:t>
+      </w:r>
+      <w:r>
+        <w:rPr>
+          <w:rFonts w:eastAsia="Times New Roman"/>
+          <w:b w:val="0"/>
+          <w:bCs w:val="0"/>
+          <w:lang w:eastAsia="ru-RU"/>
+        </w:rPr>
+        <w:t xml:space="preserve">. </w:t>
+      </w:r>
+      <w:r>
+        <w:rPr>
+          <w:rFonts w:eastAsia="Times New Roman"/>
+          <w:b w:val="0"/>
+          <w:bCs w:val="0"/>
+          <w:lang w:eastAsia="ru-RU"/>
+        </w:rPr>
+        <w:t xml:space="preserve">Данные, которые содержит данный файл представлен на рисунке 10. </w:t>
+      </w:r>
+    </w:p>
+    <w:p>
+      <w:pPr>
+        <w:ind w:firstLine="708"/>
+        <w:rPr>
+          <w:rFonts w:eastAsia="Times New Roman"/>
+          <w:b w:val="0"/>
+          <w:bCs w:val="0"/>
+          <w:lang w:eastAsia="ru-RU"/>
+        </w:rPr>
+      </w:pPr>
+    </w:p>
+    <w:p>
+      <w:pPr>
+        <w:ind w:firstLine="708"/>
+        <w:jc w:val="center"/>
+        <w:rPr>
+          <w:b w:val="0"/>
+          <w:bCs w:val="0"/>
+        </w:rPr>
+      </w:pPr>
+      <w:r>
+        <w:rPr>
+          <w:b w:val="0"/>
+          <w:bCs w:val="0"/>
           <w:noProof/>
         </w:rPr>
+        <w:lastRenderedPageBreak/>
         <w:drawing>
-          <wp:inline distT="0" distB="0" distL="0" distR="0" wp14:anchorId="70198480" wp14:editId="01A9E989">
-            <wp:extent cx="5539740" cy="789256"/>
+          <wp:inline distT="0" distB="0" distL="0" distR="0" wp14:anchorId="1B88F259" wp14:editId="1D19B9D2">
+            <wp:extent cx="4091940" cy="2537878"/>
             <wp:effectExtent l="0" t="0" r="3810" b="0"/>
-            <wp:docPr id="4" name="Рисунок 4"/>
+            <wp:docPr id="18" name="Рисунок 18"/>
             <wp:cNvGraphicFramePr>
               <a:graphicFrameLocks xmlns:a="http://schemas.openxmlformats.org/drawingml/2006/main" noChangeAspect="1"/>
             </wp:cNvGraphicFramePr>
@@ -949,36 +1716,23 @@
               <a:graphicData uri="http://schemas.openxmlformats.org/drawingml/2006/picture">
                 <pic:pic xmlns:pic="http://schemas.openxmlformats.org/drawingml/2006/picture">
                   <pic:nvPicPr>
-                    <pic:cNvPr id="0" name="Picture 5"/>
-                    <pic:cNvPicPr>
-                      <a:picLocks noChangeAspect="1" noChangeArrowheads="1"/>
-                    </pic:cNvPicPr>
+                    <pic:cNvPr id="1" name=""/>
+                    <pic:cNvPicPr/>
                   </pic:nvPicPr>
                   <pic:blipFill>
-                    <a:blip r:embed="rId10">
-                      <a:extLst>
-                        <a:ext uri="{28A0092B-C50C-407E-A947-70E740481C1C}">
-                          <a14:useLocalDpi xmlns:a14="http://schemas.microsoft.com/office/drawing/2010/main" val="0"/>
-                        </a:ext>
-                      </a:extLst>
-                    </a:blip>
-                    <a:srcRect/>
+                    <a:blip r:embed="rId10"/>
                     <a:stretch>
                       <a:fillRect/>
                     </a:stretch>
                   </pic:blipFill>
-                  <pic:spPr bwMode="auto">
+                  <pic:spPr>
                     <a:xfrm>
                       <a:off x="0" y="0"/>
-                      <a:ext cx="5555390" cy="791486"/>
+                      <a:ext cx="4092614" cy="2538296"/>
                     </a:xfrm>
                     <a:prstGeom prst="rect">
                       <a:avLst/>
                     </a:prstGeom>
-                    <a:noFill/>
-                    <a:ln>
-                      <a:noFill/>
-                    </a:ln>
                   </pic:spPr>
                 </pic:pic>
               </a:graphicData>
@@ -1005,7 +1759,36 @@
           <w:sz w:val="24"/>
           <w:szCs w:val="24"/>
         </w:rPr>
-        <w:t xml:space="preserve">Рисунок 3 – сборка пакета </w:t>
+        <w:t xml:space="preserve">Рисунок 10 – конфигурация </w:t>
+      </w:r>
+      <w:r>
+        <w:rPr>
+          <w:b w:val="0"/>
+          <w:bCs w:val="0"/>
+          <w:sz w:val="24"/>
+          <w:szCs w:val="24"/>
+          <w:lang w:val="en-US"/>
+        </w:rPr>
+        <w:t>postgresql</w:t>
+      </w:r>
+      <w:r>
+        <w:rPr>
+          <w:b w:val="0"/>
+          <w:bCs w:val="0"/>
+          <w:sz w:val="24"/>
+          <w:szCs w:val="24"/>
+        </w:rPr>
+        <w:t>.</w:t>
+      </w:r>
+      <w:r>
+        <w:rPr>
+          <w:b w:val="0"/>
+          <w:bCs w:val="0"/>
+          <w:sz w:val="24"/>
+          <w:szCs w:val="24"/>
+          <w:lang w:val="en-US"/>
+        </w:rPr>
+        <w:t>service</w:t>
       </w:r>
     </w:p>
     <w:p>
@@ -1016,6 +1799,28 @@
           <w:bCs w:val="0"/>
         </w:rPr>
       </w:pPr>
+      <w:r>
+        <w:rPr>
+          <w:b w:val="0"/>
+          <w:bCs w:val="0"/>
+        </w:rPr>
+        <w:t xml:space="preserve">Теперь перезагрузим демона, чтобы он увидел наш новый </w:t>
+      </w:r>
+      <w:r>
+        <w:rPr>
+          <w:b w:val="0"/>
+          <w:bCs w:val="0"/>
+          <w:lang w:val="en-US"/>
+        </w:rPr>
+        <w:t>service</w:t>
+      </w:r>
+      <w:r>
+        <w:rPr>
+          <w:b w:val="0"/>
+          <w:bCs w:val="0"/>
+        </w:rPr>
+        <w:t xml:space="preserve"> файл, который будет работать. Команда представлена на рисунке 11. </w:t>
+      </w:r>
     </w:p>
     <w:p>
       <w:pPr>
@@ -1025,40 +1830,27 @@
           <w:bCs w:val="0"/>
         </w:rPr>
       </w:pPr>
-      <w:r>
-        <w:rPr>
-          <w:b w:val="0"/>
-          <w:bCs w:val="0"/>
-        </w:rPr>
-        <w:t xml:space="preserve">Установим наш собранный пакет командой, которая представлена на рисунке 4. </w:t>
-      </w:r>
     </w:p>
     <w:p>
       <w:pPr>
         <w:ind w:firstLine="708"/>
-        <w:rPr>
-          <w:b w:val="0"/>
-          <w:bCs w:val="0"/>
-        </w:rPr>
-      </w:pPr>
-    </w:p>
-    <w:p>
-      <w:pPr>
-        <w:ind w:firstLine="708"/>
-        <w:rPr>
-          <w:b w:val="0"/>
-          <w:bCs w:val="0"/>
-        </w:rPr>
-      </w:pPr>
-      <w:r>
-        <w:rPr>
+        <w:jc w:val="center"/>
+        <w:rPr>
+          <w:b w:val="0"/>
+          <w:bCs w:val="0"/>
+        </w:rPr>
+      </w:pPr>
+      <w:r>
+        <w:rPr>
+          <w:b w:val="0"/>
+          <w:bCs w:val="0"/>
           <w:noProof/>
         </w:rPr>
         <w:drawing>
-          <wp:inline distT="0" distB="0" distL="0" distR="0" wp14:anchorId="770C1D53" wp14:editId="4C641649">
-            <wp:extent cx="5798820" cy="826168"/>
+          <wp:inline distT="0" distB="0" distL="0" distR="0" wp14:anchorId="1CA6B102" wp14:editId="41E1699A">
+            <wp:extent cx="3772426" cy="781159"/>
             <wp:effectExtent l="0" t="0" r="0" b="0"/>
-            <wp:docPr id="11" name="Рисунок 11"/>
+            <wp:docPr id="20" name="Рисунок 20"/>
             <wp:cNvGraphicFramePr>
               <a:graphicFrameLocks xmlns:a="http://schemas.openxmlformats.org/drawingml/2006/main" noChangeAspect="1"/>
             </wp:cNvGraphicFramePr>
@@ -1066,36 +1858,23 @@
               <a:graphicData uri="http://schemas.openxmlformats.org/drawingml/2006/picture">
                 <pic:pic xmlns:pic="http://schemas.openxmlformats.org/drawingml/2006/picture">
                   <pic:nvPicPr>
-                    <pic:cNvPr id="0" name="Picture 7"/>
-                    <pic:cNvPicPr>
-                      <a:picLocks noChangeAspect="1" noChangeArrowheads="1"/>
-                    </pic:cNvPicPr>
+                    <pic:cNvPr id="1" name=""/>
+                    <pic:cNvPicPr/>
                   </pic:nvPicPr>
                   <pic:blipFill>
-                    <a:blip r:embed="rId11">
-                      <a:extLst>
-                        <a:ext uri="{28A0092B-C50C-407E-A947-70E740481C1C}">
-                          <a14:useLocalDpi xmlns:a14="http://schemas.microsoft.com/office/drawing/2010/main" val="0"/>
-                        </a:ext>
-                      </a:extLst>
-                    </a:blip>
-                    <a:srcRect/>
+                    <a:blip r:embed="rId11"/>
                     <a:stretch>
                       <a:fillRect/>
                     </a:stretch>
                   </pic:blipFill>
-                  <pic:spPr bwMode="auto">
+                  <pic:spPr>
                     <a:xfrm>
                       <a:off x="0" y="0"/>
-                      <a:ext cx="5807320" cy="827379"/>
+                      <a:ext cx="3772426" cy="781159"/>
                     </a:xfrm>
                     <a:prstGeom prst="rect">
                       <a:avLst/>
                     </a:prstGeom>
-                    <a:noFill/>
-                    <a:ln>
-                      <a:noFill/>
-                    </a:ln>
                   </pic:spPr>
                 </pic:pic>
               </a:graphicData>
@@ -1103,13 +1882,6 @@
           </wp:inline>
         </w:drawing>
       </w:r>
-      <w:r>
-        <w:rPr>
-          <w:b w:val="0"/>
-          <w:bCs w:val="0"/>
-        </w:rPr>
-        <w:t xml:space="preserve"> </w:t>
-      </w:r>
     </w:p>
     <w:p>
       <w:pPr>
@@ -1129,7 +1901,7 @@
           <w:sz w:val="24"/>
           <w:szCs w:val="24"/>
         </w:rPr>
-        <w:t>Рисунок 4 – установка пакета</w:t>
+        <w:t>Рисунок 11 – перезагрузка демона</w:t>
       </w:r>
     </w:p>
     <w:p>
@@ -1157,82 +1929,22 @@
           <w:b w:val="0"/>
           <w:bCs w:val="0"/>
         </w:rPr>
-        <w:t xml:space="preserve">Теперь нам нужно собрать </w:t>
-      </w:r>
-      <w:r>
-        <w:rPr>
-          <w:b w:val="0"/>
-          <w:bCs w:val="0"/>
-          <w:lang w:val="en-US"/>
-        </w:rPr>
-        <w:t>sepgsql</w:t>
-      </w:r>
-      <w:r>
-        <w:rPr>
-          <w:b w:val="0"/>
-          <w:bCs w:val="0"/>
-        </w:rPr>
-        <w:t xml:space="preserve">, для этого в начале перейдем в директорию </w:t>
-      </w:r>
-      <w:r>
-        <w:rPr>
-          <w:b w:val="0"/>
-          <w:bCs w:val="0"/>
-          <w:lang w:val="en-US"/>
-        </w:rPr>
-        <w:t>cd</w:t>
-      </w:r>
-      <w:r>
-        <w:rPr>
-          <w:b w:val="0"/>
-          <w:bCs w:val="0"/>
-        </w:rPr>
-        <w:t xml:space="preserve"> </w:t>
-      </w:r>
-      <w:r>
-        <w:rPr>
-          <w:b w:val="0"/>
-          <w:bCs w:val="0"/>
-          <w:lang w:val="en-US"/>
-        </w:rPr>
-        <w:t>contrib</w:t>
-      </w:r>
-      <w:r>
-        <w:rPr>
-          <w:b w:val="0"/>
-          <w:bCs w:val="0"/>
-        </w:rPr>
-        <w:t>/</w:t>
-      </w:r>
-      <w:r>
-        <w:rPr>
-          <w:b w:val="0"/>
-          <w:bCs w:val="0"/>
-          <w:lang w:val="en-US"/>
-        </w:rPr>
-        <w:t>sepgsql</w:t>
-      </w:r>
-      <w:r>
-        <w:rPr>
-          <w:b w:val="0"/>
-          <w:bCs w:val="0"/>
-        </w:rPr>
-        <w:t xml:space="preserve">, а после этого с помощью системы сборки </w:t>
-      </w:r>
-      <w:r>
-        <w:rPr>
-          <w:b w:val="0"/>
-          <w:bCs w:val="0"/>
-          <w:lang w:val="en-US"/>
-        </w:rPr>
-        <w:t>make</w:t>
-      </w:r>
-      <w:r>
-        <w:rPr>
-          <w:b w:val="0"/>
-          <w:bCs w:val="0"/>
-        </w:rPr>
-        <w:t xml:space="preserve"> установим. Команды и результат представлен на рисунке 5. </w:t>
+        <w:t xml:space="preserve">Включим теперь процесс </w:t>
+      </w:r>
+      <w:r>
+        <w:rPr>
+          <w:b w:val="0"/>
+          <w:bCs w:val="0"/>
+          <w:lang w:val="en-US"/>
+        </w:rPr>
+        <w:t>PostgreSQL</w:t>
+      </w:r>
+      <w:r>
+        <w:rPr>
+          <w:b w:val="0"/>
+          <w:bCs w:val="0"/>
+        </w:rPr>
+        <w:t>, используя команду на рисунке 12.</w:t>
       </w:r>
     </w:p>
     <w:p>
@@ -1243,16 +1955,27 @@
           <w:bCs w:val="0"/>
         </w:rPr>
       </w:pPr>
-      <w:r>
-        <w:rPr>
+    </w:p>
+    <w:p>
+      <w:pPr>
+        <w:ind w:firstLine="708"/>
+        <w:jc w:val="center"/>
+        <w:rPr>
+          <w:b w:val="0"/>
+          <w:bCs w:val="0"/>
+        </w:rPr>
+      </w:pPr>
+      <w:r>
+        <w:rPr>
+          <w:b w:val="0"/>
+          <w:bCs w:val="0"/>
           <w:noProof/>
         </w:rPr>
-        <w:lastRenderedPageBreak/>
         <w:drawing>
-          <wp:inline distT="0" distB="0" distL="0" distR="0" wp14:anchorId="10E54DE9" wp14:editId="49649AAC">
-            <wp:extent cx="5730240" cy="891912"/>
-            <wp:effectExtent l="0" t="0" r="3810" b="3810"/>
-            <wp:docPr id="12" name="Рисунок 12"/>
+          <wp:inline distT="0" distB="0" distL="0" distR="0" wp14:anchorId="0295F671" wp14:editId="7AC26350">
+            <wp:extent cx="3802380" cy="528109"/>
+            <wp:effectExtent l="0" t="0" r="0" b="5715"/>
+            <wp:docPr id="21" name="Рисунок 21"/>
             <wp:cNvGraphicFramePr>
               <a:graphicFrameLocks xmlns:a="http://schemas.openxmlformats.org/drawingml/2006/main" noChangeAspect="1"/>
             </wp:cNvGraphicFramePr>
@@ -1260,36 +1983,23 @@
               <a:graphicData uri="http://schemas.openxmlformats.org/drawingml/2006/picture">
                 <pic:pic xmlns:pic="http://schemas.openxmlformats.org/drawingml/2006/picture">
                   <pic:nvPicPr>
-                    <pic:cNvPr id="0" name="Picture 9"/>
-                    <pic:cNvPicPr>
-                      <a:picLocks noChangeAspect="1" noChangeArrowheads="1"/>
-                    </pic:cNvPicPr>
+                    <pic:cNvPr id="1" name=""/>
+                    <pic:cNvPicPr/>
                   </pic:nvPicPr>
                   <pic:blipFill>
-                    <a:blip r:embed="rId12">
-                      <a:extLst>
-                        <a:ext uri="{28A0092B-C50C-407E-A947-70E740481C1C}">
-                          <a14:useLocalDpi xmlns:a14="http://schemas.microsoft.com/office/drawing/2010/main" val="0"/>
-                        </a:ext>
-                      </a:extLst>
-                    </a:blip>
-                    <a:srcRect/>
+                    <a:blip r:embed="rId12"/>
                     <a:stretch>
                       <a:fillRect/>
                     </a:stretch>
                   </pic:blipFill>
-                  <pic:spPr bwMode="auto">
+                  <pic:spPr>
                     <a:xfrm>
                       <a:off x="0" y="0"/>
-                      <a:ext cx="5736699" cy="892917"/>
+                      <a:ext cx="3811978" cy="529442"/>
                     </a:xfrm>
                     <a:prstGeom prst="rect">
                       <a:avLst/>
                     </a:prstGeom>
-                    <a:noFill/>
-                    <a:ln>
-                      <a:noFill/>
-                    </a:ln>
                   </pic:spPr>
                 </pic:pic>
               </a:graphicData>
@@ -1307,7 +2017,6 @@
           <w:bCs w:val="0"/>
           <w:sz w:val="24"/>
           <w:szCs w:val="24"/>
-          <w:lang w:val="en-US"/>
         </w:rPr>
       </w:pPr>
       <w:r>
@@ -1317,7 +2026,7 @@
           <w:sz w:val="24"/>
           <w:szCs w:val="24"/>
         </w:rPr>
-        <w:t xml:space="preserve">Рисунок 5 – сборка </w:t>
+        <w:t xml:space="preserve">Рисунок 12 – включение демона для </w:t>
       </w:r>
       <w:r>
         <w:rPr>
@@ -1327,8 +2036,141 @@
           <w:szCs w:val="24"/>
           <w:lang w:val="en-US"/>
         </w:rPr>
-        <w:t>sepgsql</w:t>
-      </w:r>
+        <w:t>postgresql</w:t>
+      </w:r>
+    </w:p>
+    <w:p>
+      <w:pPr>
+        <w:ind w:firstLine="0"/>
+        <w:rPr>
+          <w:b w:val="0"/>
+          <w:bCs w:val="0"/>
+          <w:sz w:val="24"/>
+          <w:szCs w:val="24"/>
+        </w:rPr>
+      </w:pPr>
+    </w:p>
+    <w:p>
+      <w:pPr>
+        <w:ind w:firstLine="708"/>
+        <w:rPr>
+          <w:b w:val="0"/>
+          <w:bCs w:val="0"/>
+        </w:rPr>
+      </w:pPr>
+      <w:r>
+        <w:t>Задание 2.</w:t>
+      </w:r>
+      <w:r>
+        <w:rPr>
+          <w:b w:val="0"/>
+          <w:bCs w:val="0"/>
+        </w:rPr>
+        <w:t xml:space="preserve"> </w:t>
+      </w:r>
+      <w:r>
+        <w:rPr>
+          <w:b w:val="0"/>
+          <w:bCs w:val="0"/>
+        </w:rPr>
+        <w:t>Выбор варианта задания</w:t>
+      </w:r>
+      <w:r>
+        <w:rPr>
+          <w:b w:val="0"/>
+          <w:bCs w:val="0"/>
+        </w:rPr>
+        <w:t xml:space="preserve">. </w:t>
+      </w:r>
+      <w:r>
+        <w:rPr>
+          <w:b w:val="0"/>
+          <w:bCs w:val="0"/>
+        </w:rPr>
+        <w:t>Получите свой вариант задания из таблицы вариантов (см. таблицу</w:t>
+      </w:r>
+      <w:r>
+        <w:rPr>
+          <w:b w:val="0"/>
+          <w:bCs w:val="0"/>
+        </w:rPr>
+        <w:t xml:space="preserve"> </w:t>
+      </w:r>
+      <w:r>
+        <w:rPr>
+          <w:b w:val="0"/>
+          <w:bCs w:val="0"/>
+        </w:rPr>
+        <w:t>ниже).</w:t>
+      </w:r>
+      <w:r>
+        <w:rPr>
+          <w:b w:val="0"/>
+          <w:bCs w:val="0"/>
+        </w:rPr>
+        <w:t xml:space="preserve"> </w:t>
+      </w:r>
+      <w:r>
+        <w:rPr>
+          <w:b w:val="0"/>
+          <w:bCs w:val="0"/>
+        </w:rPr>
+        <w:t>Ознакомьтесь с требованиями своего варианта и выполните</w:t>
+      </w:r>
+      <w:r>
+        <w:rPr>
+          <w:b w:val="0"/>
+          <w:bCs w:val="0"/>
+        </w:rPr>
+        <w:t xml:space="preserve"> </w:t>
+      </w:r>
+      <w:r>
+        <w:rPr>
+          <w:b w:val="0"/>
+          <w:bCs w:val="0"/>
+        </w:rPr>
+        <w:t>соответствующие шаги.</w:t>
+      </w:r>
+    </w:p>
+    <w:p>
+      <w:pPr>
+        <w:ind w:firstLine="708"/>
+        <w:rPr>
+          <w:b w:val="0"/>
+          <w:bCs w:val="0"/>
+        </w:rPr>
+      </w:pPr>
+      <w:r>
+        <w:rPr>
+          <w:b w:val="0"/>
+          <w:bCs w:val="0"/>
+        </w:rPr>
+        <w:t xml:space="preserve">Перед созданием всех объектов для базы данных нам нужно выключить </w:t>
+      </w:r>
+      <w:r>
+        <w:rPr>
+          <w:b w:val="0"/>
+          <w:bCs w:val="0"/>
+          <w:lang w:val="en-US"/>
+        </w:rPr>
+        <w:t>SELinux</w:t>
+      </w:r>
+      <w:r>
+        <w:rPr>
+          <w:b w:val="0"/>
+          <w:bCs w:val="0"/>
+        </w:rPr>
+        <w:t xml:space="preserve">, используя команду, которая представлена на рисунке 13. </w:t>
+      </w:r>
+    </w:p>
+    <w:p>
+      <w:pPr>
+        <w:ind w:firstLine="708"/>
+        <w:rPr>
+          <w:b w:val="0"/>
+          <w:bCs w:val="0"/>
+        </w:rPr>
+      </w:pPr>
     </w:p>
     <w:p>
       <w:pPr>
@@ -1337,85 +2179,20 @@
         <w:rPr>
           <w:b w:val="0"/>
           <w:bCs w:val="0"/>
-          <w:sz w:val="24"/>
-          <w:szCs w:val="24"/>
-          <w:lang w:val="en-US"/>
-        </w:rPr>
-      </w:pPr>
-    </w:p>
-    <w:p>
-      <w:pPr>
-        <w:ind w:firstLine="708"/>
-        <w:rPr>
-          <w:b w:val="0"/>
-          <w:bCs w:val="0"/>
-        </w:rPr>
-      </w:pPr>
-      <w:r>
-        <w:rPr>
-          <w:b w:val="0"/>
-          <w:bCs w:val="0"/>
-        </w:rPr>
-        <w:t xml:space="preserve">Теперь файлы, которые были связаны с </w:t>
-      </w:r>
-      <w:r>
-        <w:rPr>
-          <w:b w:val="0"/>
-          <w:bCs w:val="0"/>
-          <w:lang w:val="en-US"/>
-        </w:rPr>
-        <w:t>sepgsql</w:t>
-      </w:r>
-      <w:r>
-        <w:rPr>
-          <w:b w:val="0"/>
-          <w:bCs w:val="0"/>
-        </w:rPr>
-        <w:t xml:space="preserve"> переносим в </w:t>
-      </w:r>
-      <w:r>
-        <w:rPr>
-          <w:b w:val="0"/>
-          <w:bCs w:val="0"/>
-          <w:lang w:val="en-US"/>
-        </w:rPr>
-        <w:t>extensions</w:t>
-      </w:r>
-      <w:r>
-        <w:rPr>
-          <w:b w:val="0"/>
-          <w:bCs w:val="0"/>
-        </w:rPr>
-        <w:t xml:space="preserve">, указывая метаданные для сборки. Для этого используем команду, которая представлена на рисунке 6. </w:t>
-      </w:r>
-    </w:p>
-    <w:p>
-      <w:pPr>
-        <w:ind w:firstLine="708"/>
-        <w:rPr>
-          <w:b w:val="0"/>
-          <w:bCs w:val="0"/>
-        </w:rPr>
-      </w:pPr>
-    </w:p>
-    <w:p>
-      <w:pPr>
-        <w:ind w:firstLine="708"/>
-        <w:rPr>
-          <w:b w:val="0"/>
-          <w:bCs w:val="0"/>
-        </w:rPr>
-      </w:pPr>
-      <w:r>
-        <w:rPr>
-          <w:b w:val="0"/>
-          <w:bCs w:val="0"/>
-        </w:rPr>
+        </w:rPr>
+      </w:pPr>
+      <w:r>
+        <w:rPr>
+          <w:b w:val="0"/>
+          <w:bCs w:val="0"/>
+          <w:noProof/>
+        </w:rPr>
+        <w:lastRenderedPageBreak/>
         <w:drawing>
-          <wp:inline distT="0" distB="0" distL="0" distR="0" wp14:anchorId="076E27DA" wp14:editId="35172429">
-            <wp:extent cx="5707380" cy="1519678"/>
-            <wp:effectExtent l="0" t="0" r="7620" b="4445"/>
-            <wp:docPr id="13" name="Рисунок 13"/>
+          <wp:inline distT="0" distB="0" distL="0" distR="0" wp14:anchorId="72BAACE4" wp14:editId="3DC31075">
+            <wp:extent cx="2430780" cy="558306"/>
+            <wp:effectExtent l="0" t="0" r="7620" b="0"/>
+            <wp:docPr id="22" name="Рисунок 22"/>
             <wp:cNvGraphicFramePr>
               <a:graphicFrameLocks xmlns:a="http://schemas.openxmlformats.org/drawingml/2006/main" noChangeAspect="1"/>
             </wp:cNvGraphicFramePr>
@@ -1435,7 +2212,7 @@
                   <pic:spPr>
                     <a:xfrm>
                       <a:off x="0" y="0"/>
-                      <a:ext cx="5711512" cy="1520778"/>
+                      <a:ext cx="2441097" cy="560676"/>
                     </a:xfrm>
                     <a:prstGeom prst="rect">
                       <a:avLst/>
@@ -1466,7 +2243,7 @@
           <w:sz w:val="24"/>
           <w:szCs w:val="24"/>
         </w:rPr>
-        <w:t xml:space="preserve">Рисунок 6 – метаданные для </w:t>
+        <w:t xml:space="preserve">Рисунок 13 – выключение </w:t>
       </w:r>
       <w:r>
         <w:rPr>
@@ -1476,7 +2253,7 @@
           <w:szCs w:val="24"/>
           <w:lang w:val="en-US"/>
         </w:rPr>
-        <w:t>sepgsql</w:t>
+        <w:t>SELinux</w:t>
       </w:r>
     </w:p>
     <w:p>
@@ -1504,37 +2281,7 @@
           <w:b w:val="0"/>
           <w:bCs w:val="0"/>
         </w:rPr>
-        <w:t xml:space="preserve">Добавляем путь к бинарным файлам в переменную окружения </w:t>
-      </w:r>
-      <w:r>
-        <w:rPr>
-          <w:b w:val="0"/>
-          <w:bCs w:val="0"/>
-          <w:lang w:val="en-US"/>
-        </w:rPr>
-        <w:t>PATH</w:t>
-      </w:r>
-      <w:r>
-        <w:rPr>
-          <w:b w:val="0"/>
-          <w:bCs w:val="0"/>
-        </w:rPr>
-        <w:t xml:space="preserve">, чтобы можно было пользоваться </w:t>
-      </w:r>
-      <w:r>
-        <w:rPr>
-          <w:b w:val="0"/>
-          <w:bCs w:val="0"/>
-          <w:lang w:val="en-US"/>
-        </w:rPr>
-        <w:t>psql</w:t>
-      </w:r>
-      <w:r>
-        <w:rPr>
-          <w:b w:val="0"/>
-          <w:bCs w:val="0"/>
-        </w:rPr>
-        <w:t xml:space="preserve"> без явного указания всего пути. Для этого нужно выполнить команды, которые представлены на рисунке 7. </w:t>
+        <w:t xml:space="preserve">Теперь создадим базу данных для выполнения лабораторной работы. Команда представлена на рисунке 14. </w:t>
       </w:r>
     </w:p>
     <w:p>
@@ -1559,12 +2306,13 @@
         <w:rPr>
           <w:b w:val="0"/>
           <w:bCs w:val="0"/>
+          <w:noProof/>
         </w:rPr>
         <w:drawing>
-          <wp:inline distT="0" distB="0" distL="0" distR="0" wp14:anchorId="67ADFDF5" wp14:editId="0283E1F1">
-            <wp:extent cx="5654040" cy="905280"/>
-            <wp:effectExtent l="0" t="0" r="3810" b="9525"/>
-            <wp:docPr id="14" name="Рисунок 14"/>
+          <wp:inline distT="0" distB="0" distL="0" distR="0" wp14:anchorId="0B70538D" wp14:editId="1F8C5B77">
+            <wp:extent cx="4328160" cy="795984"/>
+            <wp:effectExtent l="0" t="0" r="0" b="4445"/>
+            <wp:docPr id="23" name="Рисунок 23"/>
             <wp:cNvGraphicFramePr>
               <a:graphicFrameLocks xmlns:a="http://schemas.openxmlformats.org/drawingml/2006/main" noChangeAspect="1"/>
             </wp:cNvGraphicFramePr>
@@ -1584,7 +2332,7 @@
                   <pic:spPr>
                     <a:xfrm>
                       <a:off x="0" y="0"/>
-                      <a:ext cx="5670261" cy="907877"/>
+                      <a:ext cx="4340791" cy="798307"/>
                     </a:xfrm>
                     <a:prstGeom prst="rect">
                       <a:avLst/>
@@ -1606,7 +2354,6 @@
           <w:bCs w:val="0"/>
           <w:sz w:val="24"/>
           <w:szCs w:val="24"/>
-          <w:lang w:val="en-US"/>
         </w:rPr>
       </w:pPr>
       <w:r>
@@ -1616,18 +2363,48 @@
           <w:sz w:val="24"/>
           <w:szCs w:val="24"/>
         </w:rPr>
-        <w:t xml:space="preserve">Рисунок 7 – указание переменных окружения для </w:t>
-      </w:r>
-      <w:r>
-        <w:rPr>
-          <w:b w:val="0"/>
-          <w:bCs w:val="0"/>
-          <w:sz w:val="24"/>
-          <w:szCs w:val="24"/>
-          <w:lang w:val="en-US"/>
-        </w:rPr>
-        <w:t>psql</w:t>
-      </w:r>
+        <w:t>Рисунок 14 – создание объекта базы данных</w:t>
+      </w:r>
+    </w:p>
+    <w:p>
+      <w:pPr>
+        <w:ind w:firstLine="708"/>
+        <w:rPr>
+          <w:b w:val="0"/>
+          <w:bCs w:val="0"/>
+        </w:rPr>
+      </w:pPr>
+      <w:r>
+        <w:rPr>
+          <w:b w:val="0"/>
+          <w:bCs w:val="0"/>
+        </w:rPr>
+        <w:t xml:space="preserve">У </w:t>
+      </w:r>
+      <w:r>
+        <w:rPr>
+          <w:b w:val="0"/>
+          <w:bCs w:val="0"/>
+          <w:lang w:val="en-US"/>
+        </w:rPr>
+        <w:t>sepgsql</w:t>
+      </w:r>
+      <w:r>
+        <w:rPr>
+          <w:b w:val="0"/>
+          <w:bCs w:val="0"/>
+        </w:rPr>
+        <w:t xml:space="preserve"> есть требование, что нужно применять расширение к схеме. В документации данный момент не указывается, было выявлено опытным путем. Для создания схемы используется команда, которая представлена на рисунке 15. </w:t>
+      </w:r>
+    </w:p>
+    <w:p>
+      <w:pPr>
+        <w:ind w:firstLine="708"/>
+        <w:rPr>
+          <w:b w:val="0"/>
+          <w:bCs w:val="0"/>
+        </w:rPr>
+      </w:pPr>
     </w:p>
     <w:p>
       <w:pPr>
@@ -1636,63 +2413,19 @@
         <w:rPr>
           <w:b w:val="0"/>
           <w:bCs w:val="0"/>
-          <w:sz w:val="24"/>
-          <w:szCs w:val="24"/>
-          <w:lang w:val="en-US"/>
-        </w:rPr>
-      </w:pPr>
-    </w:p>
-    <w:p>
-      <w:pPr>
-        <w:ind w:firstLine="708"/>
-        <w:rPr>
-          <w:b w:val="0"/>
-          <w:bCs w:val="0"/>
-        </w:rPr>
-      </w:pPr>
-      <w:r>
-        <w:rPr>
-          <w:b w:val="0"/>
-          <w:bCs w:val="0"/>
-        </w:rPr>
-        <w:t xml:space="preserve">Теперь создаем пользователя </w:t>
-      </w:r>
-      <w:r>
-        <w:rPr>
-          <w:b w:val="0"/>
-          <w:bCs w:val="0"/>
-          <w:lang w:val="en-US"/>
-        </w:rPr>
-        <w:t>postgres</w:t>
-      </w:r>
-      <w:r>
-        <w:rPr>
-          <w:b w:val="0"/>
-          <w:bCs w:val="0"/>
-        </w:rPr>
-        <w:t xml:space="preserve"> и инициализируем основную базу данных с метаданными. Минимальная настройка для первого запуска представлена на рисунке 8. </w:t>
-      </w:r>
-    </w:p>
-    <w:p>
-      <w:pPr>
-        <w:ind w:firstLine="708"/>
-        <w:jc w:val="center"/>
-        <w:rPr>
-          <w:b w:val="0"/>
-          <w:bCs w:val="0"/>
-        </w:rPr>
-      </w:pPr>
-      <w:r>
-        <w:rPr>
-          <w:b w:val="0"/>
-          <w:bCs w:val="0"/>
-        </w:rPr>
-        <w:lastRenderedPageBreak/>
+        </w:rPr>
+      </w:pPr>
+      <w:r>
+        <w:rPr>
+          <w:b w:val="0"/>
+          <w:bCs w:val="0"/>
+          <w:noProof/>
+        </w:rPr>
         <w:drawing>
-          <wp:inline distT="0" distB="0" distL="0" distR="0" wp14:anchorId="7425DCCC" wp14:editId="2A2680AE">
-            <wp:extent cx="4572000" cy="2322768"/>
-            <wp:effectExtent l="0" t="0" r="0" b="1905"/>
-            <wp:docPr id="15" name="Рисунок 15"/>
+          <wp:inline distT="0" distB="0" distL="0" distR="0" wp14:anchorId="26545E3C" wp14:editId="49B742A2">
+            <wp:extent cx="5798820" cy="543357"/>
+            <wp:effectExtent l="0" t="0" r="0" b="9525"/>
+            <wp:docPr id="27" name="Рисунок 27"/>
             <wp:cNvGraphicFramePr>
               <a:graphicFrameLocks xmlns:a="http://schemas.openxmlformats.org/drawingml/2006/main" noChangeAspect="1"/>
             </wp:cNvGraphicFramePr>
@@ -1712,7 +2445,7 @@
                   <pic:spPr>
                     <a:xfrm>
                       <a:off x="0" y="0"/>
-                      <a:ext cx="4585640" cy="2329698"/>
+                      <a:ext cx="5819519" cy="545297"/>
                     </a:xfrm>
                     <a:prstGeom prst="rect">
                       <a:avLst/>
@@ -1743,7 +2476,7 @@
           <w:sz w:val="24"/>
           <w:szCs w:val="24"/>
         </w:rPr>
-        <w:t>Рисунок 8 – инициализация СУБД</w:t>
+        <w:t>Рисунок 15 – создание схемы</w:t>
       </w:r>
     </w:p>
     <w:p>
@@ -1771,67 +2504,7 @@
           <w:b w:val="0"/>
           <w:bCs w:val="0"/>
         </w:rPr>
-        <w:t xml:space="preserve">Теперь укажем, что в </w:t>
-      </w:r>
-      <w:r>
-        <w:rPr>
-          <w:b w:val="0"/>
-          <w:bCs w:val="0"/>
-          <w:lang w:val="en-US"/>
-        </w:rPr>
-        <w:t>shared</w:t>
-      </w:r>
-      <w:r>
-        <w:rPr>
-          <w:b w:val="0"/>
-          <w:bCs w:val="0"/>
-        </w:rPr>
-        <w:t>_</w:t>
-      </w:r>
-      <w:r>
-        <w:rPr>
-          <w:b w:val="0"/>
-          <w:bCs w:val="0"/>
-          <w:lang w:val="en-US"/>
-        </w:rPr>
-        <w:t>preload</w:t>
-      </w:r>
-      <w:r>
-        <w:rPr>
-          <w:b w:val="0"/>
-          <w:bCs w:val="0"/>
-        </w:rPr>
-        <w:t>_</w:t>
-      </w:r>
-      <w:r>
-        <w:rPr>
-          <w:b w:val="0"/>
-          <w:bCs w:val="0"/>
-          <w:lang w:val="en-US"/>
-        </w:rPr>
-        <w:t>libraries</w:t>
-      </w:r>
-      <w:r>
-        <w:rPr>
-          <w:b w:val="0"/>
-          <w:bCs w:val="0"/>
-        </w:rPr>
-        <w:t xml:space="preserve"> используется </w:t>
-      </w:r>
-      <w:r>
-        <w:rPr>
-          <w:b w:val="0"/>
-          <w:bCs w:val="0"/>
-          <w:lang w:val="en-US"/>
-        </w:rPr>
-        <w:t>sepgsql</w:t>
-      </w:r>
-      <w:r>
-        <w:rPr>
-          <w:b w:val="0"/>
-          <w:bCs w:val="0"/>
-        </w:rPr>
-        <w:t xml:space="preserve">. Команда для этого представлена на рисунке 9. </w:t>
+        <w:t xml:space="preserve">Теперь создадим расширение в схеме, используя команду, которая представлена на рисунке 16. </w:t>
       </w:r>
     </w:p>
     <w:p>
@@ -1846,22 +2519,22 @@
     <w:p>
       <w:pPr>
         <w:ind w:firstLine="708"/>
-        <w:jc w:val="center"/>
-        <w:rPr>
-          <w:b w:val="0"/>
-          <w:bCs w:val="0"/>
-        </w:rPr>
-      </w:pPr>
-      <w:r>
-        <w:rPr>
-          <w:b w:val="0"/>
-          <w:bCs w:val="0"/>
+        <w:rPr>
+          <w:b w:val="0"/>
+          <w:bCs w:val="0"/>
+        </w:rPr>
+      </w:pPr>
+      <w:r>
+        <w:rPr>
+          <w:b w:val="0"/>
+          <w:bCs w:val="0"/>
+          <w:noProof/>
         </w:rPr>
         <w:drawing>
-          <wp:inline distT="0" distB="0" distL="0" distR="0" wp14:anchorId="0F4260E2" wp14:editId="5DFABDA0">
-            <wp:extent cx="4107180" cy="361408"/>
-            <wp:effectExtent l="0" t="0" r="7620" b="635"/>
-            <wp:docPr id="16" name="Рисунок 16"/>
+          <wp:inline distT="0" distB="0" distL="0" distR="0" wp14:anchorId="6CA2EF92" wp14:editId="18FFB2F4">
+            <wp:extent cx="5928360" cy="484751"/>
+            <wp:effectExtent l="0" t="0" r="0" b="0"/>
+            <wp:docPr id="35" name="Рисунок 35"/>
             <wp:cNvGraphicFramePr>
               <a:graphicFrameLocks xmlns:a="http://schemas.openxmlformats.org/drawingml/2006/main" noChangeAspect="1"/>
             </wp:cNvGraphicFramePr>
@@ -1881,7 +2554,7 @@
                   <pic:spPr>
                     <a:xfrm>
                       <a:off x="0" y="0"/>
-                      <a:ext cx="4191400" cy="368819"/>
+                      <a:ext cx="5940314" cy="485728"/>
                     </a:xfrm>
                     <a:prstGeom prst="rect">
                       <a:avLst/>
@@ -1903,7 +2576,6 @@
           <w:bCs w:val="0"/>
           <w:sz w:val="24"/>
           <w:szCs w:val="24"/>
-          <w:lang w:val="en-US"/>
         </w:rPr>
       </w:pPr>
       <w:r>
@@ -1913,7 +2585,7 @@
           <w:sz w:val="24"/>
           <w:szCs w:val="24"/>
         </w:rPr>
-        <w:t xml:space="preserve">Рисунок 9 – конфигурация </w:t>
+        <w:t xml:space="preserve">Рисунок 16 – создание расширения </w:t>
       </w:r>
       <w:r>
         <w:rPr>
@@ -1923,7 +2595,16 @@
           <w:szCs w:val="24"/>
           <w:lang w:val="en-US"/>
         </w:rPr>
-        <w:t>postgresql.conf</w:t>
+        <w:t>sepgsql</w:t>
+      </w:r>
+      <w:r>
+        <w:rPr>
+          <w:b w:val="0"/>
+          <w:bCs w:val="0"/>
+          <w:sz w:val="24"/>
+          <w:szCs w:val="24"/>
+        </w:rPr>
+        <w:t xml:space="preserve"> для схемы</w:t>
       </w:r>
     </w:p>
     <w:p>
@@ -1935,7 +2616,6 @@
           <w:bCs w:val="0"/>
           <w:sz w:val="24"/>
           <w:szCs w:val="24"/>
-          <w:lang w:val="en-US"/>
         </w:rPr>
       </w:pPr>
     </w:p>
@@ -1943,222 +2623,54 @@
       <w:pPr>
         <w:ind w:firstLine="708"/>
         <w:rPr>
-          <w:rFonts w:eastAsia="Times New Roman"/>
-          <w:b w:val="0"/>
-          <w:bCs w:val="0"/>
-          <w:lang w:eastAsia="ru-RU"/>
-        </w:rPr>
-      </w:pPr>
-      <w:r>
-        <w:rPr>
-          <w:b w:val="0"/>
-          <w:bCs w:val="0"/>
-        </w:rPr>
-        <w:t xml:space="preserve">Теперь перейдем к созданию </w:t>
-      </w:r>
-      <w:r>
-        <w:rPr>
-          <w:b w:val="0"/>
-          <w:bCs w:val="0"/>
-          <w:lang w:val="en-US"/>
-        </w:rPr>
-        <w:t>Unit</w:t>
-      </w:r>
-      <w:r>
-        <w:rPr>
-          <w:b w:val="0"/>
-          <w:bCs w:val="0"/>
-        </w:rPr>
-        <w:t xml:space="preserve">, чтобы </w:t>
-      </w:r>
-      <w:r>
-        <w:rPr>
-          <w:b w:val="0"/>
-          <w:bCs w:val="0"/>
-          <w:lang w:val="en-US"/>
-        </w:rPr>
-        <w:t>systemd</w:t>
-      </w:r>
-      <w:r>
-        <w:rPr>
-          <w:b w:val="0"/>
-          <w:bCs w:val="0"/>
-        </w:rPr>
-        <w:t xml:space="preserve"> </w:t>
-      </w:r>
-      <w:r>
-        <w:rPr>
-          <w:b w:val="0"/>
-          <w:bCs w:val="0"/>
-        </w:rPr>
-        <w:t xml:space="preserve">мог запускать процесс и оперировать им. Для этого создадим </w:t>
-      </w:r>
-      <w:r>
-        <w:rPr>
-          <w:b w:val="0"/>
-          <w:bCs w:val="0"/>
-          <w:lang w:val="en-US"/>
-        </w:rPr>
-        <w:t>service</w:t>
-      </w:r>
-      <w:r>
-        <w:rPr>
-          <w:b w:val="0"/>
-          <w:bCs w:val="0"/>
-        </w:rPr>
-        <w:t xml:space="preserve"> файл для запуска</w:t>
-      </w:r>
-      <w:r>
-        <w:rPr>
-          <w:b w:val="0"/>
-          <w:bCs w:val="0"/>
-        </w:rPr>
-        <w:t xml:space="preserve">: </w:t>
-      </w:r>
-      <w:r>
-        <w:rPr>
-          <w:rFonts w:eastAsia="Times New Roman"/>
-          <w:b w:val="0"/>
-          <w:bCs w:val="0"/>
-          <w:lang w:val="en-US" w:eastAsia="ru-RU"/>
-        </w:rPr>
-        <w:t>sudo</w:t>
-      </w:r>
-      <w:r>
-        <w:rPr>
-          <w:rFonts w:eastAsia="Times New Roman"/>
-          <w:b w:val="0"/>
-          <w:bCs w:val="0"/>
-          <w:lang w:eastAsia="ru-RU"/>
-        </w:rPr>
-        <w:t xml:space="preserve"> </w:t>
-      </w:r>
-      <w:r>
-        <w:rPr>
-          <w:rFonts w:eastAsia="Times New Roman"/>
-          <w:b w:val="0"/>
-          <w:bCs w:val="0"/>
-          <w:lang w:val="en-US" w:eastAsia="ru-RU"/>
-        </w:rPr>
-        <w:t>nano</w:t>
-      </w:r>
-      <w:r>
-        <w:rPr>
-          <w:rFonts w:eastAsia="Times New Roman"/>
-          <w:b w:val="0"/>
-          <w:bCs w:val="0"/>
-          <w:lang w:eastAsia="ru-RU"/>
-        </w:rPr>
-        <w:t xml:space="preserve"> /</w:t>
-      </w:r>
-      <w:r>
-        <w:rPr>
-          <w:rFonts w:eastAsia="Times New Roman"/>
-          <w:b w:val="0"/>
-          <w:bCs w:val="0"/>
-          <w:lang w:val="en-US" w:eastAsia="ru-RU"/>
-        </w:rPr>
-        <w:t>etc</w:t>
-      </w:r>
-      <w:r>
-        <w:rPr>
-          <w:rFonts w:eastAsia="Times New Roman"/>
-          <w:b w:val="0"/>
-          <w:bCs w:val="0"/>
-          <w:lang w:eastAsia="ru-RU"/>
-        </w:rPr>
-        <w:t>/</w:t>
-      </w:r>
-      <w:r>
-        <w:rPr>
-          <w:rFonts w:eastAsia="Times New Roman"/>
-          <w:b w:val="0"/>
-          <w:bCs w:val="0"/>
-          <w:lang w:val="en-US" w:eastAsia="ru-RU"/>
-        </w:rPr>
-        <w:t>systemd</w:t>
-      </w:r>
-      <w:r>
-        <w:rPr>
-          <w:rFonts w:eastAsia="Times New Roman"/>
-          <w:b w:val="0"/>
-          <w:bCs w:val="0"/>
-          <w:lang w:eastAsia="ru-RU"/>
-        </w:rPr>
-        <w:t>/</w:t>
-      </w:r>
-      <w:r>
-        <w:rPr>
-          <w:rFonts w:eastAsia="Times New Roman"/>
-          <w:b w:val="0"/>
-          <w:bCs w:val="0"/>
-          <w:lang w:val="en-US" w:eastAsia="ru-RU"/>
-        </w:rPr>
-        <w:t>system</w:t>
-      </w:r>
-      <w:r>
-        <w:rPr>
-          <w:rFonts w:eastAsia="Times New Roman"/>
-          <w:b w:val="0"/>
-          <w:bCs w:val="0"/>
-          <w:lang w:eastAsia="ru-RU"/>
-        </w:rPr>
-        <w:t>/</w:t>
-      </w:r>
-      <w:r>
-        <w:rPr>
-          <w:rFonts w:eastAsia="Times New Roman"/>
-          <w:b w:val="0"/>
-          <w:bCs w:val="0"/>
-          <w:lang w:val="en-US" w:eastAsia="ru-RU"/>
-        </w:rPr>
-        <w:t>postgresql</w:t>
-      </w:r>
-      <w:r>
-        <w:rPr>
-          <w:rFonts w:eastAsia="Times New Roman"/>
-          <w:b w:val="0"/>
-          <w:bCs w:val="0"/>
-          <w:lang w:eastAsia="ru-RU"/>
-        </w:rPr>
-        <w:t>.</w:t>
-      </w:r>
-      <w:r>
-        <w:rPr>
-          <w:rFonts w:eastAsia="Times New Roman"/>
-          <w:b w:val="0"/>
-          <w:bCs w:val="0"/>
-          <w:lang w:val="en-US" w:eastAsia="ru-RU"/>
-        </w:rPr>
-        <w:t>service</w:t>
-      </w:r>
-      <w:r>
-        <w:rPr>
-          <w:rFonts w:eastAsia="Times New Roman"/>
-          <w:b w:val="0"/>
-          <w:bCs w:val="0"/>
-          <w:lang w:eastAsia="ru-RU"/>
-        </w:rPr>
-        <w:t xml:space="preserve">. </w:t>
-      </w:r>
-      <w:r>
-        <w:rPr>
-          <w:rFonts w:eastAsia="Times New Roman"/>
-          <w:b w:val="0"/>
-          <w:bCs w:val="0"/>
-          <w:lang w:eastAsia="ru-RU"/>
-        </w:rPr>
-        <w:t xml:space="preserve">Данные, которые содержит данный файл представлен на рисунке 10. </w:t>
+          <w:b w:val="0"/>
+          <w:bCs w:val="0"/>
+        </w:rPr>
+      </w:pPr>
+      <w:r>
+        <w:rPr>
+          <w:b w:val="0"/>
+          <w:bCs w:val="0"/>
+        </w:rPr>
+        <w:t xml:space="preserve">Теперь после первоначальных настроек можно вернуть обратно </w:t>
+      </w:r>
+      <w:r>
+        <w:rPr>
+          <w:b w:val="0"/>
+          <w:bCs w:val="0"/>
+          <w:lang w:val="en-US"/>
+        </w:rPr>
+        <w:t>SELinux</w:t>
+      </w:r>
+      <w:r>
+        <w:rPr>
+          <w:b w:val="0"/>
+          <w:bCs w:val="0"/>
+        </w:rPr>
+        <w:t xml:space="preserve"> в </w:t>
+      </w:r>
+      <w:r>
+        <w:rPr>
+          <w:b w:val="0"/>
+          <w:bCs w:val="0"/>
+          <w:lang w:val="en-US"/>
+        </w:rPr>
+        <w:t>Enforce</w:t>
+      </w:r>
+      <w:r>
+        <w:rPr>
+          <w:b w:val="0"/>
+          <w:bCs w:val="0"/>
+        </w:rPr>
+        <w:t xml:space="preserve"> режим. Для этого используется команда, которая представлена на рисунке 17. </w:t>
       </w:r>
     </w:p>
     <w:p>
       <w:pPr>
         <w:ind w:firstLine="708"/>
         <w:rPr>
-          <w:rFonts w:eastAsia="Times New Roman"/>
-          <w:b w:val="0"/>
-          <w:bCs w:val="0"/>
-          <w:lang w:eastAsia="ru-RU"/>
+          <w:b w:val="0"/>
+          <w:bCs w:val="0"/>
         </w:rPr>
       </w:pPr>
     </w:p>
@@ -2175,12 +2687,14 @@
         <w:rPr>
           <w:b w:val="0"/>
           <w:bCs w:val="0"/>
-        </w:rPr>
+          <w:noProof/>
+        </w:rPr>
+        <w:lastRenderedPageBreak/>
         <w:drawing>
-          <wp:inline distT="0" distB="0" distL="0" distR="0" wp14:anchorId="1B88F259" wp14:editId="1D19B9D2">
-            <wp:extent cx="4091940" cy="2537878"/>
-            <wp:effectExtent l="0" t="0" r="3810" b="0"/>
-            <wp:docPr id="18" name="Рисунок 18"/>
+          <wp:inline distT="0" distB="0" distL="0" distR="0" wp14:anchorId="4891BAAB" wp14:editId="19B31DCC">
+            <wp:extent cx="2362530" cy="523948"/>
+            <wp:effectExtent l="0" t="0" r="0" b="9525"/>
+            <wp:docPr id="36" name="Рисунок 36"/>
             <wp:cNvGraphicFramePr>
               <a:graphicFrameLocks xmlns:a="http://schemas.openxmlformats.org/drawingml/2006/main" noChangeAspect="1"/>
             </wp:cNvGraphicFramePr>
@@ -2200,989 +2714,6 @@
                   <pic:spPr>
                     <a:xfrm>
                       <a:off x="0" y="0"/>
-                      <a:ext cx="4092614" cy="2538296"/>
-                    </a:xfrm>
-                    <a:prstGeom prst="rect">
-                      <a:avLst/>
-                    </a:prstGeom>
-                  </pic:spPr>
-                </pic:pic>
-              </a:graphicData>
-            </a:graphic>
-          </wp:inline>
-        </w:drawing>
-      </w:r>
-    </w:p>
-    <w:p>
-      <w:pPr>
-        <w:ind w:firstLine="708"/>
-        <w:jc w:val="center"/>
-        <w:rPr>
-          <w:b w:val="0"/>
-          <w:bCs w:val="0"/>
-          <w:sz w:val="24"/>
-          <w:szCs w:val="24"/>
-        </w:rPr>
-      </w:pPr>
-      <w:r>
-        <w:rPr>
-          <w:b w:val="0"/>
-          <w:bCs w:val="0"/>
-          <w:sz w:val="24"/>
-          <w:szCs w:val="24"/>
-        </w:rPr>
-        <w:t xml:space="preserve">Рисунок 10 – конфигурация </w:t>
-      </w:r>
-      <w:r>
-        <w:rPr>
-          <w:b w:val="0"/>
-          <w:bCs w:val="0"/>
-          <w:sz w:val="24"/>
-          <w:szCs w:val="24"/>
-          <w:lang w:val="en-US"/>
-        </w:rPr>
-        <w:t>postgresql</w:t>
-      </w:r>
-      <w:r>
-        <w:rPr>
-          <w:b w:val="0"/>
-          <w:bCs w:val="0"/>
-          <w:sz w:val="24"/>
-          <w:szCs w:val="24"/>
-        </w:rPr>
-        <w:t>.</w:t>
-      </w:r>
-      <w:r>
-        <w:rPr>
-          <w:b w:val="0"/>
-          <w:bCs w:val="0"/>
-          <w:sz w:val="24"/>
-          <w:szCs w:val="24"/>
-          <w:lang w:val="en-US"/>
-        </w:rPr>
-        <w:t>service</w:t>
-      </w:r>
-    </w:p>
-    <w:p>
-      <w:pPr>
-        <w:ind w:firstLine="708"/>
-        <w:rPr>
-          <w:b w:val="0"/>
-          <w:bCs w:val="0"/>
-        </w:rPr>
-      </w:pPr>
-      <w:r>
-        <w:rPr>
-          <w:b w:val="0"/>
-          <w:bCs w:val="0"/>
-        </w:rPr>
-        <w:lastRenderedPageBreak/>
-        <w:t xml:space="preserve">Теперь перезагрузим демона, чтобы он увидел наш новый </w:t>
-      </w:r>
-      <w:r>
-        <w:rPr>
-          <w:b w:val="0"/>
-          <w:bCs w:val="0"/>
-          <w:lang w:val="en-US"/>
-        </w:rPr>
-        <w:t>service</w:t>
-      </w:r>
-      <w:r>
-        <w:rPr>
-          <w:b w:val="0"/>
-          <w:bCs w:val="0"/>
-        </w:rPr>
-        <w:t xml:space="preserve"> файл, который будет работать. Команда представлена на рисунке 11. </w:t>
-      </w:r>
-    </w:p>
-    <w:p>
-      <w:pPr>
-        <w:ind w:firstLine="708"/>
-        <w:rPr>
-          <w:b w:val="0"/>
-          <w:bCs w:val="0"/>
-        </w:rPr>
-      </w:pPr>
-    </w:p>
-    <w:p>
-      <w:pPr>
-        <w:ind w:firstLine="708"/>
-        <w:jc w:val="center"/>
-        <w:rPr>
-          <w:b w:val="0"/>
-          <w:bCs w:val="0"/>
-        </w:rPr>
-      </w:pPr>
-      <w:r>
-        <w:rPr>
-          <w:b w:val="0"/>
-          <w:bCs w:val="0"/>
-        </w:rPr>
-        <w:drawing>
-          <wp:inline distT="0" distB="0" distL="0" distR="0" wp14:anchorId="1CA6B102" wp14:editId="41E1699A">
-            <wp:extent cx="3772426" cy="781159"/>
-            <wp:effectExtent l="0" t="0" r="0" b="0"/>
-            <wp:docPr id="20" name="Рисунок 20"/>
-            <wp:cNvGraphicFramePr>
-              <a:graphicFrameLocks xmlns:a="http://schemas.openxmlformats.org/drawingml/2006/main" noChangeAspect="1"/>
-            </wp:cNvGraphicFramePr>
-            <a:graphic xmlns:a="http://schemas.openxmlformats.org/drawingml/2006/main">
-              <a:graphicData uri="http://schemas.openxmlformats.org/drawingml/2006/picture">
-                <pic:pic xmlns:pic="http://schemas.openxmlformats.org/drawingml/2006/picture">
-                  <pic:nvPicPr>
-                    <pic:cNvPr id="1" name=""/>
-                    <pic:cNvPicPr/>
-                  </pic:nvPicPr>
-                  <pic:blipFill>
-                    <a:blip r:embed="rId18"/>
-                    <a:stretch>
-                      <a:fillRect/>
-                    </a:stretch>
-                  </pic:blipFill>
-                  <pic:spPr>
-                    <a:xfrm>
-                      <a:off x="0" y="0"/>
-                      <a:ext cx="3772426" cy="781159"/>
-                    </a:xfrm>
-                    <a:prstGeom prst="rect">
-                      <a:avLst/>
-                    </a:prstGeom>
-                  </pic:spPr>
-                </pic:pic>
-              </a:graphicData>
-            </a:graphic>
-          </wp:inline>
-        </w:drawing>
-      </w:r>
-    </w:p>
-    <w:p>
-      <w:pPr>
-        <w:ind w:firstLine="708"/>
-        <w:jc w:val="center"/>
-        <w:rPr>
-          <w:b w:val="0"/>
-          <w:bCs w:val="0"/>
-          <w:sz w:val="24"/>
-          <w:szCs w:val="24"/>
-        </w:rPr>
-      </w:pPr>
-      <w:r>
-        <w:rPr>
-          <w:b w:val="0"/>
-          <w:bCs w:val="0"/>
-          <w:sz w:val="24"/>
-          <w:szCs w:val="24"/>
-        </w:rPr>
-        <w:t>Рисунок 11 – перезагрузка демона</w:t>
-      </w:r>
-    </w:p>
-    <w:p>
-      <w:pPr>
-        <w:ind w:firstLine="708"/>
-        <w:jc w:val="center"/>
-        <w:rPr>
-          <w:b w:val="0"/>
-          <w:bCs w:val="0"/>
-          <w:sz w:val="24"/>
-          <w:szCs w:val="24"/>
-        </w:rPr>
-      </w:pPr>
-    </w:p>
-    <w:p>
-      <w:pPr>
-        <w:ind w:firstLine="708"/>
-        <w:rPr>
-          <w:b w:val="0"/>
-          <w:bCs w:val="0"/>
-        </w:rPr>
-      </w:pPr>
-      <w:r>
-        <w:rPr>
-          <w:b w:val="0"/>
-          <w:bCs w:val="0"/>
-        </w:rPr>
-        <w:t xml:space="preserve">Включим теперь процесс </w:t>
-      </w:r>
-      <w:r>
-        <w:rPr>
-          <w:b w:val="0"/>
-          <w:bCs w:val="0"/>
-          <w:lang w:val="en-US"/>
-        </w:rPr>
-        <w:t>PostgreSQL</w:t>
-      </w:r>
-      <w:r>
-        <w:rPr>
-          <w:b w:val="0"/>
-          <w:bCs w:val="0"/>
-        </w:rPr>
-        <w:t>, используя команду на рисунке 12.</w:t>
-      </w:r>
-    </w:p>
-    <w:p>
-      <w:pPr>
-        <w:ind w:firstLine="708"/>
-        <w:rPr>
-          <w:b w:val="0"/>
-          <w:bCs w:val="0"/>
-        </w:rPr>
-      </w:pPr>
-    </w:p>
-    <w:p>
-      <w:pPr>
-        <w:ind w:firstLine="708"/>
-        <w:jc w:val="center"/>
-        <w:rPr>
-          <w:b w:val="0"/>
-          <w:bCs w:val="0"/>
-        </w:rPr>
-      </w:pPr>
-      <w:r>
-        <w:rPr>
-          <w:b w:val="0"/>
-          <w:bCs w:val="0"/>
-        </w:rPr>
-        <w:drawing>
-          <wp:inline distT="0" distB="0" distL="0" distR="0" wp14:anchorId="0295F671" wp14:editId="7AC26350">
-            <wp:extent cx="3802380" cy="528109"/>
-            <wp:effectExtent l="0" t="0" r="0" b="5715"/>
-            <wp:docPr id="21" name="Рисунок 21"/>
-            <wp:cNvGraphicFramePr>
-              <a:graphicFrameLocks xmlns:a="http://schemas.openxmlformats.org/drawingml/2006/main" noChangeAspect="1"/>
-            </wp:cNvGraphicFramePr>
-            <a:graphic xmlns:a="http://schemas.openxmlformats.org/drawingml/2006/main">
-              <a:graphicData uri="http://schemas.openxmlformats.org/drawingml/2006/picture">
-                <pic:pic xmlns:pic="http://schemas.openxmlformats.org/drawingml/2006/picture">
-                  <pic:nvPicPr>
-                    <pic:cNvPr id="1" name=""/>
-                    <pic:cNvPicPr/>
-                  </pic:nvPicPr>
-                  <pic:blipFill>
-                    <a:blip r:embed="rId19"/>
-                    <a:stretch>
-                      <a:fillRect/>
-                    </a:stretch>
-                  </pic:blipFill>
-                  <pic:spPr>
-                    <a:xfrm>
-                      <a:off x="0" y="0"/>
-                      <a:ext cx="3811978" cy="529442"/>
-                    </a:xfrm>
-                    <a:prstGeom prst="rect">
-                      <a:avLst/>
-                    </a:prstGeom>
-                  </pic:spPr>
-                </pic:pic>
-              </a:graphicData>
-            </a:graphic>
-          </wp:inline>
-        </w:drawing>
-      </w:r>
-    </w:p>
-    <w:p>
-      <w:pPr>
-        <w:ind w:firstLine="708"/>
-        <w:jc w:val="center"/>
-        <w:rPr>
-          <w:b w:val="0"/>
-          <w:bCs w:val="0"/>
-          <w:sz w:val="24"/>
-          <w:szCs w:val="24"/>
-          <w:lang w:val="en-US"/>
-        </w:rPr>
-      </w:pPr>
-      <w:r>
-        <w:rPr>
-          <w:b w:val="0"/>
-          <w:bCs w:val="0"/>
-          <w:sz w:val="24"/>
-          <w:szCs w:val="24"/>
-        </w:rPr>
-        <w:t xml:space="preserve">Рисунок 12 – включение демона для </w:t>
-      </w:r>
-      <w:r>
-        <w:rPr>
-          <w:b w:val="0"/>
-          <w:bCs w:val="0"/>
-          <w:sz w:val="24"/>
-          <w:szCs w:val="24"/>
-          <w:lang w:val="en-US"/>
-        </w:rPr>
-        <w:t>postgresql</w:t>
-      </w:r>
-    </w:p>
-    <w:p>
-      <w:pPr>
-        <w:ind w:firstLine="0"/>
-        <w:rPr>
-          <w:b w:val="0"/>
-          <w:bCs w:val="0"/>
-          <w:sz w:val="24"/>
-          <w:szCs w:val="24"/>
-          <w:lang w:val="en-US"/>
-        </w:rPr>
-      </w:pPr>
-    </w:p>
-    <w:p>
-      <w:pPr>
-        <w:ind w:firstLine="708"/>
-        <w:rPr>
-          <w:b w:val="0"/>
-          <w:bCs w:val="0"/>
-        </w:rPr>
-      </w:pPr>
-      <w:r>
-        <w:t>Задание 2.</w:t>
-      </w:r>
-      <w:r>
-        <w:rPr>
-          <w:b w:val="0"/>
-          <w:bCs w:val="0"/>
-        </w:rPr>
-        <w:t xml:space="preserve"> </w:t>
-      </w:r>
-      <w:r>
-        <w:rPr>
-          <w:b w:val="0"/>
-          <w:bCs w:val="0"/>
-        </w:rPr>
-        <w:t>Выбор варианта задания</w:t>
-      </w:r>
-      <w:r>
-        <w:rPr>
-          <w:b w:val="0"/>
-          <w:bCs w:val="0"/>
-        </w:rPr>
-        <w:t xml:space="preserve">. </w:t>
-      </w:r>
-      <w:r>
-        <w:rPr>
-          <w:b w:val="0"/>
-          <w:bCs w:val="0"/>
-        </w:rPr>
-        <w:t>Получите свой вариант задания из таблицы вариантов (см. таблицу</w:t>
-      </w:r>
-      <w:r>
-        <w:rPr>
-          <w:b w:val="0"/>
-          <w:bCs w:val="0"/>
-        </w:rPr>
-        <w:t xml:space="preserve"> </w:t>
-      </w:r>
-      <w:r>
-        <w:rPr>
-          <w:b w:val="0"/>
-          <w:bCs w:val="0"/>
-        </w:rPr>
-        <w:t>ниже).</w:t>
-      </w:r>
-      <w:r>
-        <w:rPr>
-          <w:b w:val="0"/>
-          <w:bCs w:val="0"/>
-        </w:rPr>
-        <w:t xml:space="preserve"> </w:t>
-      </w:r>
-      <w:r>
-        <w:rPr>
-          <w:b w:val="0"/>
-          <w:bCs w:val="0"/>
-        </w:rPr>
-        <w:t>Ознакомьтесь с требованиями своего варианта и выполните</w:t>
-      </w:r>
-      <w:r>
-        <w:rPr>
-          <w:b w:val="0"/>
-          <w:bCs w:val="0"/>
-        </w:rPr>
-        <w:t xml:space="preserve"> </w:t>
-      </w:r>
-      <w:r>
-        <w:rPr>
-          <w:b w:val="0"/>
-          <w:bCs w:val="0"/>
-        </w:rPr>
-        <w:t>соответствующие шаги.</w:t>
-      </w:r>
-    </w:p>
-    <w:p>
-      <w:pPr>
-        <w:ind w:firstLine="708"/>
-        <w:rPr>
-          <w:b w:val="0"/>
-          <w:bCs w:val="0"/>
-        </w:rPr>
-      </w:pPr>
-      <w:r>
-        <w:rPr>
-          <w:b w:val="0"/>
-          <w:bCs w:val="0"/>
-        </w:rPr>
-        <w:t xml:space="preserve">Перед созданием всех объектов для базы данных нам нужно выключить </w:t>
-      </w:r>
-      <w:r>
-        <w:rPr>
-          <w:b w:val="0"/>
-          <w:bCs w:val="0"/>
-          <w:lang w:val="en-US"/>
-        </w:rPr>
-        <w:t>SELinux</w:t>
-      </w:r>
-      <w:r>
-        <w:rPr>
-          <w:b w:val="0"/>
-          <w:bCs w:val="0"/>
-        </w:rPr>
-        <w:t xml:space="preserve">, используя команду, которая представлена на рисунке 13. </w:t>
-      </w:r>
-    </w:p>
-    <w:p>
-      <w:pPr>
-        <w:ind w:firstLine="708"/>
-        <w:rPr>
-          <w:b w:val="0"/>
-          <w:bCs w:val="0"/>
-        </w:rPr>
-      </w:pPr>
-    </w:p>
-    <w:p>
-      <w:pPr>
-        <w:ind w:firstLine="708"/>
-        <w:jc w:val="center"/>
-        <w:rPr>
-          <w:b w:val="0"/>
-          <w:bCs w:val="0"/>
-        </w:rPr>
-      </w:pPr>
-      <w:r>
-        <w:rPr>
-          <w:b w:val="0"/>
-          <w:bCs w:val="0"/>
-        </w:rPr>
-        <w:drawing>
-          <wp:inline distT="0" distB="0" distL="0" distR="0" wp14:anchorId="72BAACE4" wp14:editId="3DC31075">
-            <wp:extent cx="2430780" cy="558306"/>
-            <wp:effectExtent l="0" t="0" r="7620" b="0"/>
-            <wp:docPr id="22" name="Рисунок 22"/>
-            <wp:cNvGraphicFramePr>
-              <a:graphicFrameLocks xmlns:a="http://schemas.openxmlformats.org/drawingml/2006/main" noChangeAspect="1"/>
-            </wp:cNvGraphicFramePr>
-            <a:graphic xmlns:a="http://schemas.openxmlformats.org/drawingml/2006/main">
-              <a:graphicData uri="http://schemas.openxmlformats.org/drawingml/2006/picture">
-                <pic:pic xmlns:pic="http://schemas.openxmlformats.org/drawingml/2006/picture">
-                  <pic:nvPicPr>
-                    <pic:cNvPr id="1" name=""/>
-                    <pic:cNvPicPr/>
-                  </pic:nvPicPr>
-                  <pic:blipFill>
-                    <a:blip r:embed="rId20"/>
-                    <a:stretch>
-                      <a:fillRect/>
-                    </a:stretch>
-                  </pic:blipFill>
-                  <pic:spPr>
-                    <a:xfrm>
-                      <a:off x="0" y="0"/>
-                      <a:ext cx="2441097" cy="560676"/>
-                    </a:xfrm>
-                    <a:prstGeom prst="rect">
-                      <a:avLst/>
-                    </a:prstGeom>
-                  </pic:spPr>
-                </pic:pic>
-              </a:graphicData>
-            </a:graphic>
-          </wp:inline>
-        </w:drawing>
-      </w:r>
-    </w:p>
-    <w:p>
-      <w:pPr>
-        <w:ind w:firstLine="708"/>
-        <w:jc w:val="center"/>
-        <w:rPr>
-          <w:b w:val="0"/>
-          <w:bCs w:val="0"/>
-          <w:sz w:val="24"/>
-          <w:szCs w:val="24"/>
-          <w:lang w:val="en-US"/>
-        </w:rPr>
-      </w:pPr>
-      <w:r>
-        <w:rPr>
-          <w:b w:val="0"/>
-          <w:bCs w:val="0"/>
-          <w:sz w:val="24"/>
-          <w:szCs w:val="24"/>
-        </w:rPr>
-        <w:t xml:space="preserve">Рисунок 13 – выключение </w:t>
-      </w:r>
-      <w:r>
-        <w:rPr>
-          <w:b w:val="0"/>
-          <w:bCs w:val="0"/>
-          <w:sz w:val="24"/>
-          <w:szCs w:val="24"/>
-          <w:lang w:val="en-US"/>
-        </w:rPr>
-        <w:t>SELinux</w:t>
-      </w:r>
-    </w:p>
-    <w:p>
-      <w:pPr>
-        <w:ind w:firstLine="708"/>
-        <w:jc w:val="center"/>
-        <w:rPr>
-          <w:b w:val="0"/>
-          <w:bCs w:val="0"/>
-          <w:sz w:val="24"/>
-          <w:szCs w:val="24"/>
-          <w:lang w:val="en-US"/>
-        </w:rPr>
-      </w:pPr>
-    </w:p>
-    <w:p>
-      <w:pPr>
-        <w:ind w:firstLine="708"/>
-        <w:rPr>
-          <w:b w:val="0"/>
-          <w:bCs w:val="0"/>
-        </w:rPr>
-      </w:pPr>
-      <w:r>
-        <w:rPr>
-          <w:b w:val="0"/>
-          <w:bCs w:val="0"/>
-        </w:rPr>
-        <w:t xml:space="preserve">Теперь создадим базу данных для выполнения лабораторной работы. Команда представлена на рисунке 14. </w:t>
-      </w:r>
-    </w:p>
-    <w:p>
-      <w:pPr>
-        <w:ind w:firstLine="708"/>
-        <w:rPr>
-          <w:b w:val="0"/>
-          <w:bCs w:val="0"/>
-        </w:rPr>
-      </w:pPr>
-    </w:p>
-    <w:p>
-      <w:pPr>
-        <w:ind w:firstLine="708"/>
-        <w:jc w:val="center"/>
-        <w:rPr>
-          <w:b w:val="0"/>
-          <w:bCs w:val="0"/>
-        </w:rPr>
-      </w:pPr>
-      <w:r>
-        <w:rPr>
-          <w:b w:val="0"/>
-          <w:bCs w:val="0"/>
-        </w:rPr>
-        <w:drawing>
-          <wp:inline distT="0" distB="0" distL="0" distR="0" wp14:anchorId="0B70538D" wp14:editId="1F8C5B77">
-            <wp:extent cx="4328160" cy="795984"/>
-            <wp:effectExtent l="0" t="0" r="0" b="4445"/>
-            <wp:docPr id="23" name="Рисунок 23"/>
-            <wp:cNvGraphicFramePr>
-              <a:graphicFrameLocks xmlns:a="http://schemas.openxmlformats.org/drawingml/2006/main" noChangeAspect="1"/>
-            </wp:cNvGraphicFramePr>
-            <a:graphic xmlns:a="http://schemas.openxmlformats.org/drawingml/2006/main">
-              <a:graphicData uri="http://schemas.openxmlformats.org/drawingml/2006/picture">
-                <pic:pic xmlns:pic="http://schemas.openxmlformats.org/drawingml/2006/picture">
-                  <pic:nvPicPr>
-                    <pic:cNvPr id="1" name=""/>
-                    <pic:cNvPicPr/>
-                  </pic:nvPicPr>
-                  <pic:blipFill>
-                    <a:blip r:embed="rId21"/>
-                    <a:stretch>
-                      <a:fillRect/>
-                    </a:stretch>
-                  </pic:blipFill>
-                  <pic:spPr>
-                    <a:xfrm>
-                      <a:off x="0" y="0"/>
-                      <a:ext cx="4340791" cy="798307"/>
-                    </a:xfrm>
-                    <a:prstGeom prst="rect">
-                      <a:avLst/>
-                    </a:prstGeom>
-                  </pic:spPr>
-                </pic:pic>
-              </a:graphicData>
-            </a:graphic>
-          </wp:inline>
-        </w:drawing>
-      </w:r>
-    </w:p>
-    <w:p>
-      <w:pPr>
-        <w:ind w:firstLine="708"/>
-        <w:jc w:val="center"/>
-        <w:rPr>
-          <w:b w:val="0"/>
-          <w:bCs w:val="0"/>
-          <w:sz w:val="24"/>
-          <w:szCs w:val="24"/>
-        </w:rPr>
-      </w:pPr>
-      <w:r>
-        <w:rPr>
-          <w:b w:val="0"/>
-          <w:bCs w:val="0"/>
-          <w:sz w:val="24"/>
-          <w:szCs w:val="24"/>
-        </w:rPr>
-        <w:t>Рисунок 14 – создание объекта базы данных</w:t>
-      </w:r>
-    </w:p>
-    <w:p>
-      <w:pPr>
-        <w:ind w:firstLine="708"/>
-        <w:rPr>
-          <w:b w:val="0"/>
-          <w:bCs w:val="0"/>
-        </w:rPr>
-      </w:pPr>
-      <w:r>
-        <w:rPr>
-          <w:b w:val="0"/>
-          <w:bCs w:val="0"/>
-        </w:rPr>
-        <w:lastRenderedPageBreak/>
-        <w:t xml:space="preserve">У </w:t>
-      </w:r>
-      <w:r>
-        <w:rPr>
-          <w:b w:val="0"/>
-          <w:bCs w:val="0"/>
-          <w:lang w:val="en-US"/>
-        </w:rPr>
-        <w:t>sepgsql</w:t>
-      </w:r>
-      <w:r>
-        <w:rPr>
-          <w:b w:val="0"/>
-          <w:bCs w:val="0"/>
-        </w:rPr>
-        <w:t xml:space="preserve"> есть требование, что нужно применять расширение к схеме. В документации данный момент не указывается, было выявлено опытным путем. Для создания схемы используется команда, которая представлена на рисунке 15. </w:t>
-      </w:r>
-    </w:p>
-    <w:p>
-      <w:pPr>
-        <w:ind w:firstLine="708"/>
-        <w:rPr>
-          <w:b w:val="0"/>
-          <w:bCs w:val="0"/>
-        </w:rPr>
-      </w:pPr>
-    </w:p>
-    <w:p>
-      <w:pPr>
-        <w:ind w:firstLine="708"/>
-        <w:jc w:val="center"/>
-        <w:rPr>
-          <w:b w:val="0"/>
-          <w:bCs w:val="0"/>
-        </w:rPr>
-      </w:pPr>
-      <w:r>
-        <w:rPr>
-          <w:b w:val="0"/>
-          <w:bCs w:val="0"/>
-        </w:rPr>
-        <w:drawing>
-          <wp:inline distT="0" distB="0" distL="0" distR="0" wp14:anchorId="26545E3C" wp14:editId="49B742A2">
-            <wp:extent cx="5798820" cy="543357"/>
-            <wp:effectExtent l="0" t="0" r="0" b="9525"/>
-            <wp:docPr id="27" name="Рисунок 27"/>
-            <wp:cNvGraphicFramePr>
-              <a:graphicFrameLocks xmlns:a="http://schemas.openxmlformats.org/drawingml/2006/main" noChangeAspect="1"/>
-            </wp:cNvGraphicFramePr>
-            <a:graphic xmlns:a="http://schemas.openxmlformats.org/drawingml/2006/main">
-              <a:graphicData uri="http://schemas.openxmlformats.org/drawingml/2006/picture">
-                <pic:pic xmlns:pic="http://schemas.openxmlformats.org/drawingml/2006/picture">
-                  <pic:nvPicPr>
-                    <pic:cNvPr id="1" name=""/>
-                    <pic:cNvPicPr/>
-                  </pic:nvPicPr>
-                  <pic:blipFill>
-                    <a:blip r:embed="rId22"/>
-                    <a:stretch>
-                      <a:fillRect/>
-                    </a:stretch>
-                  </pic:blipFill>
-                  <pic:spPr>
-                    <a:xfrm>
-                      <a:off x="0" y="0"/>
-                      <a:ext cx="5819519" cy="545297"/>
-                    </a:xfrm>
-                    <a:prstGeom prst="rect">
-                      <a:avLst/>
-                    </a:prstGeom>
-                  </pic:spPr>
-                </pic:pic>
-              </a:graphicData>
-            </a:graphic>
-          </wp:inline>
-        </w:drawing>
-      </w:r>
-    </w:p>
-    <w:p>
-      <w:pPr>
-        <w:ind w:firstLine="708"/>
-        <w:jc w:val="center"/>
-        <w:rPr>
-          <w:b w:val="0"/>
-          <w:bCs w:val="0"/>
-          <w:sz w:val="24"/>
-          <w:szCs w:val="24"/>
-        </w:rPr>
-      </w:pPr>
-      <w:r>
-        <w:rPr>
-          <w:b w:val="0"/>
-          <w:bCs w:val="0"/>
-          <w:sz w:val="24"/>
-          <w:szCs w:val="24"/>
-        </w:rPr>
-        <w:t>Рисунок 15 – создание схемы</w:t>
-      </w:r>
-    </w:p>
-    <w:p>
-      <w:pPr>
-        <w:ind w:firstLine="708"/>
-        <w:jc w:val="center"/>
-        <w:rPr>
-          <w:b w:val="0"/>
-          <w:bCs w:val="0"/>
-          <w:sz w:val="24"/>
-          <w:szCs w:val="24"/>
-        </w:rPr>
-      </w:pPr>
-    </w:p>
-    <w:p>
-      <w:pPr>
-        <w:ind w:firstLine="708"/>
-        <w:rPr>
-          <w:b w:val="0"/>
-          <w:bCs w:val="0"/>
-        </w:rPr>
-      </w:pPr>
-      <w:r>
-        <w:rPr>
-          <w:b w:val="0"/>
-          <w:bCs w:val="0"/>
-        </w:rPr>
-        <w:t xml:space="preserve">Теперь создадим расширение в схеме, используя команду, которая представлена на рисунке 16. </w:t>
-      </w:r>
-    </w:p>
-    <w:p>
-      <w:pPr>
-        <w:ind w:firstLine="708"/>
-        <w:rPr>
-          <w:b w:val="0"/>
-          <w:bCs w:val="0"/>
-        </w:rPr>
-      </w:pPr>
-    </w:p>
-    <w:p>
-      <w:pPr>
-        <w:ind w:firstLine="708"/>
-        <w:rPr>
-          <w:b w:val="0"/>
-          <w:bCs w:val="0"/>
-        </w:rPr>
-      </w:pPr>
-      <w:r>
-        <w:rPr>
-          <w:b w:val="0"/>
-          <w:bCs w:val="0"/>
-        </w:rPr>
-        <w:drawing>
-          <wp:inline distT="0" distB="0" distL="0" distR="0" wp14:anchorId="6CA2EF92" wp14:editId="18FFB2F4">
-            <wp:extent cx="5928360" cy="484751"/>
-            <wp:effectExtent l="0" t="0" r="0" b="0"/>
-            <wp:docPr id="35" name="Рисунок 35"/>
-            <wp:cNvGraphicFramePr>
-              <a:graphicFrameLocks xmlns:a="http://schemas.openxmlformats.org/drawingml/2006/main" noChangeAspect="1"/>
-            </wp:cNvGraphicFramePr>
-            <a:graphic xmlns:a="http://schemas.openxmlformats.org/drawingml/2006/main">
-              <a:graphicData uri="http://schemas.openxmlformats.org/drawingml/2006/picture">
-                <pic:pic xmlns:pic="http://schemas.openxmlformats.org/drawingml/2006/picture">
-                  <pic:nvPicPr>
-                    <pic:cNvPr id="1" name=""/>
-                    <pic:cNvPicPr/>
-                  </pic:nvPicPr>
-                  <pic:blipFill>
-                    <a:blip r:embed="rId23"/>
-                    <a:stretch>
-                      <a:fillRect/>
-                    </a:stretch>
-                  </pic:blipFill>
-                  <pic:spPr>
-                    <a:xfrm>
-                      <a:off x="0" y="0"/>
-                      <a:ext cx="5940314" cy="485728"/>
-                    </a:xfrm>
-                    <a:prstGeom prst="rect">
-                      <a:avLst/>
-                    </a:prstGeom>
-                  </pic:spPr>
-                </pic:pic>
-              </a:graphicData>
-            </a:graphic>
-          </wp:inline>
-        </w:drawing>
-      </w:r>
-    </w:p>
-    <w:p>
-      <w:pPr>
-        <w:ind w:firstLine="708"/>
-        <w:jc w:val="center"/>
-        <w:rPr>
-          <w:b w:val="0"/>
-          <w:bCs w:val="0"/>
-          <w:sz w:val="24"/>
-          <w:szCs w:val="24"/>
-        </w:rPr>
-      </w:pPr>
-      <w:r>
-        <w:rPr>
-          <w:b w:val="0"/>
-          <w:bCs w:val="0"/>
-          <w:sz w:val="24"/>
-          <w:szCs w:val="24"/>
-        </w:rPr>
-        <w:t xml:space="preserve">Рисунок 16 – создание расширения </w:t>
-      </w:r>
-      <w:r>
-        <w:rPr>
-          <w:b w:val="0"/>
-          <w:bCs w:val="0"/>
-          <w:sz w:val="24"/>
-          <w:szCs w:val="24"/>
-          <w:lang w:val="en-US"/>
-        </w:rPr>
-        <w:t>sepgsql</w:t>
-      </w:r>
-      <w:r>
-        <w:rPr>
-          <w:b w:val="0"/>
-          <w:bCs w:val="0"/>
-          <w:sz w:val="24"/>
-          <w:szCs w:val="24"/>
-        </w:rPr>
-        <w:t xml:space="preserve"> для схемы</w:t>
-      </w:r>
-    </w:p>
-    <w:p>
-      <w:pPr>
-        <w:ind w:firstLine="708"/>
-        <w:jc w:val="center"/>
-        <w:rPr>
-          <w:b w:val="0"/>
-          <w:bCs w:val="0"/>
-          <w:sz w:val="24"/>
-          <w:szCs w:val="24"/>
-        </w:rPr>
-      </w:pPr>
-    </w:p>
-    <w:p>
-      <w:pPr>
-        <w:ind w:firstLine="708"/>
-        <w:rPr>
-          <w:b w:val="0"/>
-          <w:bCs w:val="0"/>
-        </w:rPr>
-      </w:pPr>
-      <w:r>
-        <w:rPr>
-          <w:b w:val="0"/>
-          <w:bCs w:val="0"/>
-        </w:rPr>
-        <w:t xml:space="preserve">Теперь после первоначальных настроек можно вернуть обратно </w:t>
-      </w:r>
-      <w:r>
-        <w:rPr>
-          <w:b w:val="0"/>
-          <w:bCs w:val="0"/>
-          <w:lang w:val="en-US"/>
-        </w:rPr>
-        <w:t>SELinux</w:t>
-      </w:r>
-      <w:r>
-        <w:rPr>
-          <w:b w:val="0"/>
-          <w:bCs w:val="0"/>
-        </w:rPr>
-        <w:t xml:space="preserve"> в </w:t>
-      </w:r>
-      <w:r>
-        <w:rPr>
-          <w:b w:val="0"/>
-          <w:bCs w:val="0"/>
-          <w:lang w:val="en-US"/>
-        </w:rPr>
-        <w:t>Enforce</w:t>
-      </w:r>
-      <w:r>
-        <w:rPr>
-          <w:b w:val="0"/>
-          <w:bCs w:val="0"/>
-        </w:rPr>
-        <w:t xml:space="preserve"> режим. Для этого используется команда, которая представлена на рисунке 17. </w:t>
-      </w:r>
-    </w:p>
-    <w:p>
-      <w:pPr>
-        <w:ind w:firstLine="708"/>
-        <w:rPr>
-          <w:b w:val="0"/>
-          <w:bCs w:val="0"/>
-        </w:rPr>
-      </w:pPr>
-    </w:p>
-    <w:p>
-      <w:pPr>
-        <w:ind w:firstLine="708"/>
-        <w:jc w:val="center"/>
-        <w:rPr>
-          <w:b w:val="0"/>
-          <w:bCs w:val="0"/>
-        </w:rPr>
-      </w:pPr>
-      <w:r>
-        <w:rPr>
-          <w:b w:val="0"/>
-          <w:bCs w:val="0"/>
-        </w:rPr>
-        <w:drawing>
-          <wp:inline distT="0" distB="0" distL="0" distR="0" wp14:anchorId="4891BAAB" wp14:editId="19B31DCC">
-            <wp:extent cx="2362530" cy="523948"/>
-            <wp:effectExtent l="0" t="0" r="0" b="9525"/>
-            <wp:docPr id="36" name="Рисунок 36"/>
-            <wp:cNvGraphicFramePr>
-              <a:graphicFrameLocks xmlns:a="http://schemas.openxmlformats.org/drawingml/2006/main" noChangeAspect="1"/>
-            </wp:cNvGraphicFramePr>
-            <a:graphic xmlns:a="http://schemas.openxmlformats.org/drawingml/2006/main">
-              <a:graphicData uri="http://schemas.openxmlformats.org/drawingml/2006/picture">
-                <pic:pic xmlns:pic="http://schemas.openxmlformats.org/drawingml/2006/picture">
-                  <pic:nvPicPr>
-                    <pic:cNvPr id="1" name=""/>
-                    <pic:cNvPicPr/>
-                  </pic:nvPicPr>
-                  <pic:blipFill>
-                    <a:blip r:embed="rId24"/>
-                    <a:stretch>
-                      <a:fillRect/>
-                    </a:stretch>
-                  </pic:blipFill>
-                  <pic:spPr>
-                    <a:xfrm>
-                      <a:off x="0" y="0"/>
                       <a:ext cx="2362530" cy="523948"/>
                     </a:xfrm>
                     <a:prstGeom prst="rect">
@@ -3310,7 +2841,6 @@
         <w:rPr>
           <w:noProof/>
         </w:rPr>
-        <w:lastRenderedPageBreak/>
         <w:drawing>
           <wp:inline distT="0" distB="0" distL="0" distR="0" wp14:anchorId="2485B75F" wp14:editId="69A63061">
             <wp:extent cx="5516880" cy="3158882"/>
@@ -3329,7 +2859,7 @@
                     </pic:cNvPicPr>
                   </pic:nvPicPr>
                   <pic:blipFill>
-                    <a:blip r:embed="rId25">
+                    <a:blip r:embed="rId18">
                       <a:extLst>
                         <a:ext uri="{28A0092B-C50C-407E-A947-70E740481C1C}">
                           <a14:useLocalDpi xmlns:a14="http://schemas.microsoft.com/office/drawing/2010/main" val="0"/>
@@ -3574,7 +3104,9 @@
         <w:rPr>
           <w:b w:val="0"/>
           <w:bCs w:val="0"/>
-        </w:rPr>
+          <w:noProof/>
+        </w:rPr>
+        <w:lastRenderedPageBreak/>
         <w:drawing>
           <wp:inline distT="0" distB="0" distL="0" distR="0" wp14:anchorId="54F9D1E0" wp14:editId="0EF55239">
             <wp:extent cx="5439534" cy="1562318"/>
@@ -3591,7 +3123,7 @@
                     <pic:cNvPicPr/>
                   </pic:nvPicPr>
                   <pic:blipFill>
-                    <a:blip r:embed="rId26"/>
+                    <a:blip r:embed="rId19"/>
                     <a:stretch>
                       <a:fillRect/>
                     </a:stretch>
@@ -3741,15 +3273,7 @@
           <w:b w:val="0"/>
           <w:bCs w:val="0"/>
         </w:rPr>
-        <w:t xml:space="preserve">Навесим теперь временные лейблы на столбцы в базе данных. Они являются временными по той причине, чтобы мы проверили корректность </w:t>
-      </w:r>
-      <w:r>
-        <w:rPr>
-          <w:b w:val="0"/>
-          <w:bCs w:val="0"/>
-        </w:rPr>
-        <w:lastRenderedPageBreak/>
-        <w:t xml:space="preserve">работы </w:t>
+        <w:t xml:space="preserve">Навесим теперь временные лейблы на столбцы в базе данных. Они являются временными по той причине, чтобы мы проверили корректность работы </w:t>
       </w:r>
       <w:r>
         <w:rPr>
@@ -3828,7 +3352,7 @@
                     </pic:cNvPicPr>
                   </pic:nvPicPr>
                   <pic:blipFill>
-                    <a:blip r:embed="rId27">
+                    <a:blip r:embed="rId20">
                       <a:extLst>
                         <a:ext uri="{28A0092B-C50C-407E-A947-70E740481C1C}">
                           <a14:useLocalDpi xmlns:a14="http://schemas.microsoft.com/office/drawing/2010/main" val="0"/>
@@ -4028,21 +3552,7 @@
           <w:b w:val="0"/>
           <w:bCs w:val="0"/>
         </w:rPr>
-        <w:t>, для этого используется команды, которые представлены на рисунке 2</w:t>
-      </w:r>
-      <w:r>
-        <w:rPr>
-          <w:b w:val="0"/>
-          <w:bCs w:val="0"/>
-        </w:rPr>
-        <w:t>1</w:t>
-      </w:r>
-      <w:r>
-        <w:rPr>
-          <w:b w:val="0"/>
-          <w:bCs w:val="0"/>
-        </w:rPr>
-        <w:t xml:space="preserve">. </w:t>
+        <w:t xml:space="preserve">, для этого используется команды, которые представлены на рисунке 21. </w:t>
       </w:r>
     </w:p>
     <w:p>
@@ -4067,7 +3577,9 @@
         <w:rPr>
           <w:b w:val="0"/>
           <w:bCs w:val="0"/>
-        </w:rPr>
+          <w:noProof/>
+        </w:rPr>
+        <w:lastRenderedPageBreak/>
         <w:drawing>
           <wp:inline distT="0" distB="0" distL="0" distR="0" wp14:anchorId="3CA3A315" wp14:editId="6CB4332B">
             <wp:extent cx="5646420" cy="1007179"/>
@@ -4084,7 +3596,7 @@
                     <pic:cNvPicPr/>
                   </pic:nvPicPr>
                   <pic:blipFill>
-                    <a:blip r:embed="rId28"/>
+                    <a:blip r:embed="rId21"/>
                     <a:stretch>
                       <a:fillRect/>
                     </a:stretch>
@@ -4182,21 +3694,7 @@
           <w:b w:val="0"/>
           <w:bCs w:val="0"/>
         </w:rPr>
-        <w:t>. Команда представлена на рисунке 2</w:t>
-      </w:r>
-      <w:r>
-        <w:rPr>
-          <w:b w:val="0"/>
-          <w:bCs w:val="0"/>
-        </w:rPr>
-        <w:t>2</w:t>
-      </w:r>
-      <w:r>
-        <w:rPr>
-          <w:b w:val="0"/>
-          <w:bCs w:val="0"/>
-        </w:rPr>
-        <w:t xml:space="preserve">. </w:t>
+        <w:t xml:space="preserve">. Команда представлена на рисунке 22. </w:t>
       </w:r>
     </w:p>
     <w:p>
@@ -4221,6 +3719,7 @@
         <w:rPr>
           <w:b w:val="0"/>
           <w:bCs w:val="0"/>
+          <w:noProof/>
         </w:rPr>
         <w:drawing>
           <wp:inline distT="0" distB="0" distL="0" distR="0" wp14:anchorId="581BF0F4" wp14:editId="42F7B60E">
@@ -4238,7 +3737,7 @@
                     <pic:cNvPicPr/>
                   </pic:nvPicPr>
                   <pic:blipFill>
-                    <a:blip r:embed="rId29"/>
+                    <a:blip r:embed="rId22"/>
                     <a:stretch>
                       <a:fillRect/>
                     </a:stretch>
@@ -4323,21 +3822,7 @@
           <w:b w:val="0"/>
           <w:bCs w:val="0"/>
         </w:rPr>
-        <w:t>Посмотрим теперь какие есть права за какого пользователя и что за доступы. Результат представлен на рисунке 2</w:t>
-      </w:r>
-      <w:r>
-        <w:rPr>
-          <w:b w:val="0"/>
-          <w:bCs w:val="0"/>
-        </w:rPr>
-        <w:t>3</w:t>
-      </w:r>
-      <w:r>
-        <w:rPr>
-          <w:b w:val="0"/>
-          <w:bCs w:val="0"/>
-        </w:rPr>
-        <w:t>.</w:t>
+        <w:t>Посмотрим теперь какие есть права за какого пользователя и что за доступы. Результат представлен на рисунке 23.</w:t>
       </w:r>
     </w:p>
     <w:p>
@@ -4379,7 +3864,7 @@
                     </pic:cNvPicPr>
                   </pic:nvPicPr>
                   <pic:blipFill>
-                    <a:blip r:embed="rId30">
+                    <a:blip r:embed="rId23">
                       <a:extLst>
                         <a:ext uri="{28A0092B-C50C-407E-A947-70E740481C1C}">
                           <a14:useLocalDpi xmlns:a14="http://schemas.microsoft.com/office/drawing/2010/main" val="0"/>
@@ -4488,21 +3973,7 @@
           <w:b w:val="0"/>
           <w:bCs w:val="0"/>
         </w:rPr>
-        <w:t>, чтобы менеджер точно мог заполнять данные. Команда представлена на рисунке 2</w:t>
-      </w:r>
-      <w:r>
-        <w:rPr>
-          <w:b w:val="0"/>
-          <w:bCs w:val="0"/>
-        </w:rPr>
-        <w:t>4</w:t>
-      </w:r>
-      <w:r>
-        <w:rPr>
-          <w:b w:val="0"/>
-          <w:bCs w:val="0"/>
-        </w:rPr>
-        <w:t xml:space="preserve">. </w:t>
+        <w:t xml:space="preserve">, чтобы менеджер точно мог заполнять данные. Команда представлена на рисунке 24. </w:t>
       </w:r>
     </w:p>
     <w:p>
@@ -4528,6 +3999,7 @@
         <w:rPr>
           <w:b w:val="0"/>
           <w:bCs w:val="0"/>
+          <w:noProof/>
           <w:lang w:val="en-US"/>
         </w:rPr>
         <w:drawing>
@@ -4546,7 +4018,7 @@
                     <pic:cNvPicPr/>
                   </pic:nvPicPr>
                   <pic:blipFill>
-                    <a:blip r:embed="rId31"/>
+                    <a:blip r:embed="rId24"/>
                     <a:stretch>
                       <a:fillRect/>
                     </a:stretch>
@@ -4726,7 +4198,6 @@
         <w:rPr>
           <w:noProof/>
         </w:rPr>
-        <w:lastRenderedPageBreak/>
         <w:drawing>
           <wp:inline distT="0" distB="0" distL="0" distR="0" wp14:anchorId="41EBBA16" wp14:editId="5C0D3ACC">
             <wp:extent cx="3901440" cy="2894604"/>
@@ -4745,7 +4216,7 @@
                     </pic:cNvPicPr>
                   </pic:nvPicPr>
                   <pic:blipFill>
-                    <a:blip r:embed="rId32">
+                    <a:blip r:embed="rId25">
                       <a:extLst>
                         <a:ext uri="{28A0092B-C50C-407E-A947-70E740481C1C}">
                           <a14:useLocalDpi xmlns:a14="http://schemas.microsoft.com/office/drawing/2010/main" val="0"/>
@@ -4786,7 +4257,6 @@
           <w:bCs w:val="0"/>
           <w:sz w:val="24"/>
           <w:szCs w:val="24"/>
-          <w:lang w:val="en-US"/>
         </w:rPr>
       </w:pPr>
       <w:r>
@@ -4804,9 +4274,18 @@
           <w:bCs w:val="0"/>
           <w:sz w:val="24"/>
           <w:szCs w:val="24"/>
-          <w:lang w:val="en-US"/>
-        </w:rPr>
-        <w:t xml:space="preserve"> DAC</w:t>
+        </w:rPr>
+        <w:t xml:space="preserve"> </w:t>
+      </w:r>
+      <w:r>
+        <w:rPr>
+          <w:b w:val="0"/>
+          <w:bCs w:val="0"/>
+          <w:sz w:val="24"/>
+          <w:szCs w:val="24"/>
+          <w:lang w:val="en-US"/>
+        </w:rPr>
+        <w:t>DAC</w:t>
       </w:r>
     </w:p>
     <w:p>
@@ -4818,7 +4297,6 @@
           <w:bCs w:val="0"/>
           <w:sz w:val="24"/>
           <w:szCs w:val="24"/>
-          <w:lang w:val="en-US"/>
         </w:rPr>
       </w:pPr>
     </w:p>
@@ -4964,6 +4442,7 @@
         <w:rPr>
           <w:b w:val="0"/>
           <w:bCs w:val="0"/>
+          <w:noProof/>
         </w:rPr>
         <w:drawing>
           <wp:inline distT="0" distB="0" distL="0" distR="0" wp14:anchorId="60E664CF" wp14:editId="3AFA9741">
@@ -4981,7 +4460,7 @@
                     <pic:cNvPicPr/>
                   </pic:nvPicPr>
                   <pic:blipFill>
-                    <a:blip r:embed="rId33"/>
+                    <a:blip r:embed="rId26"/>
                     <a:stretch>
                       <a:fillRect/>
                     </a:stretch>
@@ -5011,7 +4490,6 @@
           <w:bCs w:val="0"/>
           <w:sz w:val="24"/>
           <w:szCs w:val="24"/>
-          <w:lang w:val="en-US"/>
         </w:rPr>
       </w:pPr>
       <w:r>
@@ -5043,7 +4521,6 @@
           <w:bCs w:val="0"/>
           <w:sz w:val="24"/>
           <w:szCs w:val="24"/>
-          <w:lang w:val="en-US"/>
         </w:rPr>
       </w:pPr>
     </w:p>
@@ -5125,7 +4602,7 @@
                     </pic:cNvPicPr>
                   </pic:nvPicPr>
                   <pic:blipFill>
-                    <a:blip r:embed="rId34">
+                    <a:blip r:embed="rId27">
                       <a:extLst>
                         <a:ext uri="{28A0092B-C50C-407E-A947-70E740481C1C}">
                           <a14:useLocalDpi xmlns:a14="http://schemas.microsoft.com/office/drawing/2010/main" val="0"/>
@@ -5201,7 +4678,6 @@
           <w:b w:val="0"/>
           <w:bCs w:val="0"/>
         </w:rPr>
-        <w:lastRenderedPageBreak/>
         <w:t>Теория</w:t>
       </w:r>
     </w:p>
@@ -5504,6 +4980,7 @@
         </w:rPr>
       </w:pPr>
       <w:r>
+        <w:lastRenderedPageBreak/>
         <w:t>Вопрос 2</w:t>
       </w:r>
       <w:r>
@@ -6128,1268 +5605,1268 @@
           <w:szCs w:val="28"/>
           <w:lang w:val="en-US"/>
         </w:rPr>
+        <w:t xml:space="preserve">SECURITY LABEL </w:t>
+      </w:r>
+      <w:r>
+        <w:rPr>
+          <w:rStyle w:val="token"/>
+          <w:rFonts w:ascii="Times New Roman" w:hAnsi="Times New Roman" w:cs="Times New Roman"/>
+          <w:sz w:val="28"/>
+          <w:szCs w:val="28"/>
+          <w:lang w:val="en-US"/>
+        </w:rPr>
+        <w:t>ON</w:t>
+      </w:r>
+      <w:r>
+        <w:rPr>
+          <w:rFonts w:ascii="Times New Roman" w:hAnsi="Times New Roman" w:cs="Times New Roman"/>
+          <w:sz w:val="28"/>
+          <w:szCs w:val="28"/>
+          <w:lang w:val="en-US"/>
+        </w:rPr>
+        <w:t xml:space="preserve"> SEQUENCE inventory_item_id_seq </w:t>
+      </w:r>
+      <w:r>
+        <w:rPr>
+          <w:rStyle w:val="token"/>
+          <w:rFonts w:ascii="Times New Roman" w:hAnsi="Times New Roman" w:cs="Times New Roman"/>
+          <w:sz w:val="28"/>
+          <w:szCs w:val="28"/>
+          <w:lang w:val="en-US"/>
+        </w:rPr>
+        <w:t>IS</w:t>
+      </w:r>
+      <w:r>
+        <w:rPr>
+          <w:rFonts w:ascii="Times New Roman" w:hAnsi="Times New Roman" w:cs="Times New Roman"/>
+          <w:sz w:val="28"/>
+          <w:szCs w:val="28"/>
+          <w:lang w:val="en-US"/>
+        </w:rPr>
+        <w:t xml:space="preserve"> </w:t>
+      </w:r>
+      <w:r>
+        <w:rPr>
+          <w:rStyle w:val="token"/>
+          <w:rFonts w:ascii="Times New Roman" w:hAnsi="Times New Roman" w:cs="Times New Roman"/>
+          <w:sz w:val="28"/>
+          <w:szCs w:val="28"/>
+          <w:lang w:val="en-US"/>
+        </w:rPr>
+        <w:t>'system_u:object_r:sepgsql_ro_table_t:s0';</w:t>
+      </w:r>
+    </w:p>
+    <w:p>
+      <w:pPr>
+        <w:rPr>
+          <w:b w:val="0"/>
+          <w:bCs w:val="0"/>
+          <w:lang w:val="en-US"/>
+        </w:rPr>
+      </w:pPr>
+    </w:p>
+    <w:p>
+      <w:pPr>
+        <w:rPr>
+          <w:b w:val="0"/>
+          <w:bCs w:val="0"/>
+        </w:rPr>
+      </w:pPr>
+      <w:r>
+        <w:t>Вопрос 3.</w:t>
+      </w:r>
+      <w:r>
+        <w:rPr>
+          <w:b w:val="0"/>
+          <w:bCs w:val="0"/>
+        </w:rPr>
+        <w:t xml:space="preserve"> </w:t>
+      </w:r>
+      <w:r>
+        <w:rPr>
+          <w:b w:val="0"/>
+          <w:bCs w:val="0"/>
+        </w:rPr>
+        <w:t>Какие команды используются для настройки дискреционного управления</w:t>
+      </w:r>
+      <w:r>
+        <w:rPr>
+          <w:b w:val="0"/>
+          <w:bCs w:val="0"/>
+        </w:rPr>
+        <w:t xml:space="preserve"> </w:t>
+      </w:r>
+      <w:r>
+        <w:rPr>
+          <w:b w:val="0"/>
+          <w:bCs w:val="0"/>
+        </w:rPr>
+        <w:t>доступом?</w:t>
+      </w:r>
+    </w:p>
+    <w:p>
+      <w:pPr>
+        <w:pStyle w:val="HTML0"/>
+        <w:rPr>
+          <w:rFonts w:ascii="Times New Roman" w:hAnsi="Times New Roman" w:cs="Times New Roman"/>
+          <w:sz w:val="28"/>
+          <w:szCs w:val="28"/>
+          <w:lang w:val="en-US"/>
+        </w:rPr>
+      </w:pPr>
+      <w:r>
+        <w:rPr>
+          <w:rStyle w:val="token"/>
+          <w:rFonts w:ascii="Times New Roman" w:hAnsi="Times New Roman" w:cs="Times New Roman"/>
+          <w:sz w:val="28"/>
+          <w:szCs w:val="28"/>
+          <w:lang w:val="en-US"/>
+        </w:rPr>
+        <w:t xml:space="preserve">-- </w:t>
+      </w:r>
+      <w:r>
+        <w:rPr>
+          <w:rStyle w:val="token"/>
+          <w:rFonts w:ascii="Times New Roman" w:hAnsi="Times New Roman" w:cs="Times New Roman"/>
+          <w:sz w:val="28"/>
+          <w:szCs w:val="28"/>
+        </w:rPr>
+        <w:t>Предоставление</w:t>
+      </w:r>
+      <w:r>
+        <w:rPr>
+          <w:rStyle w:val="token"/>
+          <w:rFonts w:ascii="Times New Roman" w:hAnsi="Times New Roman" w:cs="Times New Roman"/>
+          <w:sz w:val="28"/>
+          <w:szCs w:val="28"/>
+          <w:lang w:val="en-US"/>
+        </w:rPr>
+        <w:t xml:space="preserve"> </w:t>
+      </w:r>
+      <w:r>
+        <w:rPr>
+          <w:rStyle w:val="token"/>
+          <w:rFonts w:ascii="Times New Roman" w:hAnsi="Times New Roman" w:cs="Times New Roman"/>
+          <w:sz w:val="28"/>
+          <w:szCs w:val="28"/>
+        </w:rPr>
+        <w:t>прав</w:t>
+      </w:r>
+    </w:p>
+    <w:p>
+      <w:pPr>
+        <w:pStyle w:val="HTML0"/>
+        <w:rPr>
+          <w:rFonts w:ascii="Times New Roman" w:hAnsi="Times New Roman" w:cs="Times New Roman"/>
+          <w:sz w:val="28"/>
+          <w:szCs w:val="28"/>
+          <w:lang w:val="en-US"/>
+        </w:rPr>
+      </w:pPr>
+      <w:r>
+        <w:rPr>
+          <w:rStyle w:val="token"/>
+          <w:rFonts w:ascii="Times New Roman" w:hAnsi="Times New Roman" w:cs="Times New Roman"/>
+          <w:sz w:val="28"/>
+          <w:szCs w:val="28"/>
+          <w:lang w:val="en-US"/>
+        </w:rPr>
+        <w:t>GRANT</w:t>
+      </w:r>
+      <w:r>
+        <w:rPr>
+          <w:rFonts w:ascii="Times New Roman" w:hAnsi="Times New Roman" w:cs="Times New Roman"/>
+          <w:sz w:val="28"/>
+          <w:szCs w:val="28"/>
+          <w:lang w:val="en-US"/>
+        </w:rPr>
+        <w:t xml:space="preserve"> </w:t>
+      </w:r>
+      <w:r>
+        <w:rPr>
+          <w:rStyle w:val="token"/>
+          <w:rFonts w:ascii="Times New Roman" w:hAnsi="Times New Roman" w:cs="Times New Roman"/>
+          <w:sz w:val="28"/>
+          <w:szCs w:val="28"/>
+          <w:lang w:val="en-US"/>
+        </w:rPr>
+        <w:t>SELECT,</w:t>
+      </w:r>
+      <w:r>
+        <w:rPr>
+          <w:rFonts w:ascii="Times New Roman" w:hAnsi="Times New Roman" w:cs="Times New Roman"/>
+          <w:sz w:val="28"/>
+          <w:szCs w:val="28"/>
+          <w:lang w:val="en-US"/>
+        </w:rPr>
+        <w:t xml:space="preserve"> </w:t>
+      </w:r>
+      <w:r>
+        <w:rPr>
+          <w:rStyle w:val="token"/>
+          <w:rFonts w:ascii="Times New Roman" w:hAnsi="Times New Roman" w:cs="Times New Roman"/>
+          <w:sz w:val="28"/>
+          <w:szCs w:val="28"/>
+          <w:lang w:val="en-US"/>
+        </w:rPr>
+        <w:t>INSERT</w:t>
+      </w:r>
+      <w:r>
+        <w:rPr>
+          <w:rFonts w:ascii="Times New Roman" w:hAnsi="Times New Roman" w:cs="Times New Roman"/>
+          <w:sz w:val="28"/>
+          <w:szCs w:val="28"/>
+          <w:lang w:val="en-US"/>
+        </w:rPr>
+        <w:t xml:space="preserve"> </w:t>
+      </w:r>
+      <w:r>
+        <w:rPr>
+          <w:rStyle w:val="token"/>
+          <w:rFonts w:ascii="Times New Roman" w:hAnsi="Times New Roman" w:cs="Times New Roman"/>
+          <w:sz w:val="28"/>
+          <w:szCs w:val="28"/>
+          <w:lang w:val="en-US"/>
+        </w:rPr>
+        <w:t>ON</w:t>
+      </w:r>
+      <w:r>
+        <w:rPr>
+          <w:rFonts w:ascii="Times New Roman" w:hAnsi="Times New Roman" w:cs="Times New Roman"/>
+          <w:sz w:val="28"/>
+          <w:szCs w:val="28"/>
+          <w:lang w:val="en-US"/>
+        </w:rPr>
+        <w:t xml:space="preserve"> table_name </w:t>
+      </w:r>
+      <w:r>
+        <w:rPr>
+          <w:rStyle w:val="token"/>
+          <w:rFonts w:ascii="Times New Roman" w:hAnsi="Times New Roman" w:cs="Times New Roman"/>
+          <w:sz w:val="28"/>
+          <w:szCs w:val="28"/>
+          <w:lang w:val="en-US"/>
+        </w:rPr>
+        <w:t>TO</w:t>
+      </w:r>
+      <w:r>
+        <w:rPr>
+          <w:rFonts w:ascii="Times New Roman" w:hAnsi="Times New Roman" w:cs="Times New Roman"/>
+          <w:sz w:val="28"/>
+          <w:szCs w:val="28"/>
+          <w:lang w:val="en-US"/>
+        </w:rPr>
+        <w:t xml:space="preserve"> role_name</w:t>
+      </w:r>
+      <w:r>
+        <w:rPr>
+          <w:rStyle w:val="token"/>
+          <w:rFonts w:ascii="Times New Roman" w:hAnsi="Times New Roman" w:cs="Times New Roman"/>
+          <w:sz w:val="28"/>
+          <w:szCs w:val="28"/>
+          <w:lang w:val="en-US"/>
+        </w:rPr>
+        <w:t>;</w:t>
+      </w:r>
+    </w:p>
+    <w:p>
+      <w:pPr>
+        <w:pStyle w:val="HTML0"/>
+        <w:rPr>
+          <w:rFonts w:ascii="Times New Roman" w:hAnsi="Times New Roman" w:cs="Times New Roman"/>
+          <w:sz w:val="28"/>
+          <w:szCs w:val="28"/>
+          <w:lang w:val="en-US"/>
+        </w:rPr>
+      </w:pPr>
+      <w:r>
+        <w:rPr>
+          <w:rStyle w:val="token"/>
+          <w:rFonts w:ascii="Times New Roman" w:hAnsi="Times New Roman" w:cs="Times New Roman"/>
+          <w:sz w:val="28"/>
+          <w:szCs w:val="28"/>
+          <w:lang w:val="en-US"/>
+        </w:rPr>
+        <w:t>GRANT</w:t>
+      </w:r>
+      <w:r>
+        <w:rPr>
+          <w:rFonts w:ascii="Times New Roman" w:hAnsi="Times New Roman" w:cs="Times New Roman"/>
+          <w:sz w:val="28"/>
+          <w:szCs w:val="28"/>
+          <w:lang w:val="en-US"/>
+        </w:rPr>
+        <w:t xml:space="preserve"> </w:t>
+      </w:r>
+      <w:r>
+        <w:rPr>
+          <w:rStyle w:val="token"/>
+          <w:rFonts w:ascii="Times New Roman" w:hAnsi="Times New Roman" w:cs="Times New Roman"/>
+          <w:sz w:val="28"/>
+          <w:szCs w:val="28"/>
+          <w:lang w:val="en-US"/>
+        </w:rPr>
+        <w:t>ALL</w:t>
+      </w:r>
+      <w:r>
+        <w:rPr>
+          <w:rFonts w:ascii="Times New Roman" w:hAnsi="Times New Roman" w:cs="Times New Roman"/>
+          <w:sz w:val="28"/>
+          <w:szCs w:val="28"/>
+          <w:lang w:val="en-US"/>
+        </w:rPr>
+        <w:t xml:space="preserve"> </w:t>
+      </w:r>
+      <w:r>
+        <w:rPr>
+          <w:rStyle w:val="token"/>
+          <w:rFonts w:ascii="Times New Roman" w:hAnsi="Times New Roman" w:cs="Times New Roman"/>
+          <w:sz w:val="28"/>
+          <w:szCs w:val="28"/>
+          <w:lang w:val="en-US"/>
+        </w:rPr>
+        <w:t>PRIVILEGES</w:t>
+      </w:r>
+      <w:r>
+        <w:rPr>
+          <w:rFonts w:ascii="Times New Roman" w:hAnsi="Times New Roman" w:cs="Times New Roman"/>
+          <w:sz w:val="28"/>
+          <w:szCs w:val="28"/>
+          <w:lang w:val="en-US"/>
+        </w:rPr>
+        <w:t xml:space="preserve"> </w:t>
+      </w:r>
+      <w:r>
+        <w:rPr>
+          <w:rStyle w:val="token"/>
+          <w:rFonts w:ascii="Times New Roman" w:hAnsi="Times New Roman" w:cs="Times New Roman"/>
+          <w:sz w:val="28"/>
+          <w:szCs w:val="28"/>
+          <w:lang w:val="en-US"/>
+        </w:rPr>
+        <w:t>ON</w:t>
+      </w:r>
+      <w:r>
+        <w:rPr>
+          <w:rFonts w:ascii="Times New Roman" w:hAnsi="Times New Roman" w:cs="Times New Roman"/>
+          <w:sz w:val="28"/>
+          <w:szCs w:val="28"/>
+          <w:lang w:val="en-US"/>
+        </w:rPr>
+        <w:t xml:space="preserve"> table_name </w:t>
+      </w:r>
+      <w:r>
+        <w:rPr>
+          <w:rStyle w:val="token"/>
+          <w:rFonts w:ascii="Times New Roman" w:hAnsi="Times New Roman" w:cs="Times New Roman"/>
+          <w:sz w:val="28"/>
+          <w:szCs w:val="28"/>
+          <w:lang w:val="en-US"/>
+        </w:rPr>
+        <w:t>TO</w:t>
+      </w:r>
+      <w:r>
+        <w:rPr>
+          <w:rFonts w:ascii="Times New Roman" w:hAnsi="Times New Roman" w:cs="Times New Roman"/>
+          <w:sz w:val="28"/>
+          <w:szCs w:val="28"/>
+          <w:lang w:val="en-US"/>
+        </w:rPr>
+        <w:t xml:space="preserve"> role_name</w:t>
+      </w:r>
+      <w:r>
+        <w:rPr>
+          <w:rStyle w:val="token"/>
+          <w:rFonts w:ascii="Times New Roman" w:hAnsi="Times New Roman" w:cs="Times New Roman"/>
+          <w:sz w:val="28"/>
+          <w:szCs w:val="28"/>
+          <w:lang w:val="en-US"/>
+        </w:rPr>
+        <w:t>;</w:t>
+      </w:r>
+    </w:p>
+    <w:p>
+      <w:pPr>
+        <w:pStyle w:val="HTML0"/>
+        <w:rPr>
+          <w:rFonts w:ascii="Times New Roman" w:hAnsi="Times New Roman" w:cs="Times New Roman"/>
+          <w:sz w:val="28"/>
+          <w:szCs w:val="28"/>
+          <w:lang w:val="en-US"/>
+        </w:rPr>
+      </w:pPr>
+      <w:r>
+        <w:rPr>
+          <w:rStyle w:val="token"/>
+          <w:rFonts w:ascii="Times New Roman" w:hAnsi="Times New Roman" w:cs="Times New Roman"/>
+          <w:sz w:val="28"/>
+          <w:szCs w:val="28"/>
+          <w:lang w:val="en-US"/>
+        </w:rPr>
+        <w:t>GRANT</w:t>
+      </w:r>
+      <w:r>
+        <w:rPr>
+          <w:rFonts w:ascii="Times New Roman" w:hAnsi="Times New Roman" w:cs="Times New Roman"/>
+          <w:sz w:val="28"/>
+          <w:szCs w:val="28"/>
+          <w:lang w:val="en-US"/>
+        </w:rPr>
+        <w:t xml:space="preserve"> </w:t>
+      </w:r>
+      <w:r>
+        <w:rPr>
+          <w:rStyle w:val="token"/>
+          <w:rFonts w:ascii="Times New Roman" w:hAnsi="Times New Roman" w:cs="Times New Roman"/>
+          <w:sz w:val="28"/>
+          <w:szCs w:val="28"/>
+          <w:lang w:val="en-US"/>
+        </w:rPr>
+        <w:t>USAGE</w:t>
+      </w:r>
+      <w:r>
+        <w:rPr>
+          <w:rFonts w:ascii="Times New Roman" w:hAnsi="Times New Roman" w:cs="Times New Roman"/>
+          <w:sz w:val="28"/>
+          <w:szCs w:val="28"/>
+          <w:lang w:val="en-US"/>
+        </w:rPr>
+        <w:t xml:space="preserve"> </w:t>
+      </w:r>
+      <w:r>
+        <w:rPr>
+          <w:rStyle w:val="token"/>
+          <w:rFonts w:ascii="Times New Roman" w:hAnsi="Times New Roman" w:cs="Times New Roman"/>
+          <w:sz w:val="28"/>
+          <w:szCs w:val="28"/>
+          <w:lang w:val="en-US"/>
+        </w:rPr>
+        <w:t>ON</w:t>
+      </w:r>
+      <w:r>
+        <w:rPr>
+          <w:rFonts w:ascii="Times New Roman" w:hAnsi="Times New Roman" w:cs="Times New Roman"/>
+          <w:sz w:val="28"/>
+          <w:szCs w:val="28"/>
+          <w:lang w:val="en-US"/>
+        </w:rPr>
+        <w:t xml:space="preserve"> </w:t>
+      </w:r>
+      <w:r>
+        <w:rPr>
+          <w:rStyle w:val="token"/>
+          <w:rFonts w:ascii="Times New Roman" w:hAnsi="Times New Roman" w:cs="Times New Roman"/>
+          <w:sz w:val="28"/>
+          <w:szCs w:val="28"/>
+          <w:lang w:val="en-US"/>
+        </w:rPr>
+        <w:t>SCHEMA</w:t>
+      </w:r>
+      <w:r>
+        <w:rPr>
+          <w:rFonts w:ascii="Times New Roman" w:hAnsi="Times New Roman" w:cs="Times New Roman"/>
+          <w:sz w:val="28"/>
+          <w:szCs w:val="28"/>
+          <w:lang w:val="en-US"/>
+        </w:rPr>
+        <w:t xml:space="preserve"> schema_name </w:t>
+      </w:r>
+      <w:r>
+        <w:rPr>
+          <w:rStyle w:val="token"/>
+          <w:rFonts w:ascii="Times New Roman" w:hAnsi="Times New Roman" w:cs="Times New Roman"/>
+          <w:sz w:val="28"/>
+          <w:szCs w:val="28"/>
+          <w:lang w:val="en-US"/>
+        </w:rPr>
+        <w:t>TO</w:t>
+      </w:r>
+      <w:r>
+        <w:rPr>
+          <w:rFonts w:ascii="Times New Roman" w:hAnsi="Times New Roman" w:cs="Times New Roman"/>
+          <w:sz w:val="28"/>
+          <w:szCs w:val="28"/>
+          <w:lang w:val="en-US"/>
+        </w:rPr>
+        <w:t xml:space="preserve"> role_name</w:t>
+      </w:r>
+      <w:r>
+        <w:rPr>
+          <w:rStyle w:val="token"/>
+          <w:rFonts w:ascii="Times New Roman" w:hAnsi="Times New Roman" w:cs="Times New Roman"/>
+          <w:sz w:val="28"/>
+          <w:szCs w:val="28"/>
+          <w:lang w:val="en-US"/>
+        </w:rPr>
+        <w:t>;</w:t>
+      </w:r>
+    </w:p>
+    <w:p>
+      <w:pPr>
+        <w:pStyle w:val="HTML0"/>
+        <w:rPr>
+          <w:rFonts w:ascii="Times New Roman" w:hAnsi="Times New Roman" w:cs="Times New Roman"/>
+          <w:sz w:val="28"/>
+          <w:szCs w:val="28"/>
+          <w:lang w:val="en-US"/>
+        </w:rPr>
+      </w:pPr>
+    </w:p>
+    <w:p>
+      <w:pPr>
+        <w:pStyle w:val="HTML0"/>
+        <w:rPr>
+          <w:rFonts w:ascii="Times New Roman" w:hAnsi="Times New Roman" w:cs="Times New Roman"/>
+          <w:sz w:val="28"/>
+          <w:szCs w:val="28"/>
+          <w:lang w:val="en-US"/>
+        </w:rPr>
+      </w:pPr>
+      <w:r>
+        <w:rPr>
+          <w:rStyle w:val="token"/>
+          <w:rFonts w:ascii="Times New Roman" w:hAnsi="Times New Roman" w:cs="Times New Roman"/>
+          <w:sz w:val="28"/>
+          <w:szCs w:val="28"/>
+          <w:lang w:val="en-US"/>
+        </w:rPr>
+        <w:t xml:space="preserve">-- </w:t>
+      </w:r>
+      <w:r>
+        <w:rPr>
+          <w:rStyle w:val="token"/>
+          <w:rFonts w:ascii="Times New Roman" w:hAnsi="Times New Roman" w:cs="Times New Roman"/>
+          <w:sz w:val="28"/>
+          <w:szCs w:val="28"/>
+        </w:rPr>
+        <w:t>Отзыв</w:t>
+      </w:r>
+      <w:r>
+        <w:rPr>
+          <w:rStyle w:val="token"/>
+          <w:rFonts w:ascii="Times New Roman" w:hAnsi="Times New Roman" w:cs="Times New Roman"/>
+          <w:sz w:val="28"/>
+          <w:szCs w:val="28"/>
+          <w:lang w:val="en-US"/>
+        </w:rPr>
+        <w:t xml:space="preserve"> </w:t>
+      </w:r>
+      <w:r>
+        <w:rPr>
+          <w:rStyle w:val="token"/>
+          <w:rFonts w:ascii="Times New Roman" w:hAnsi="Times New Roman" w:cs="Times New Roman"/>
+          <w:sz w:val="28"/>
+          <w:szCs w:val="28"/>
+        </w:rPr>
+        <w:t>прав</w:t>
+      </w:r>
+    </w:p>
+    <w:p>
+      <w:pPr>
+        <w:pStyle w:val="HTML0"/>
+        <w:rPr>
+          <w:rFonts w:ascii="Times New Roman" w:hAnsi="Times New Roman" w:cs="Times New Roman"/>
+          <w:sz w:val="28"/>
+          <w:szCs w:val="28"/>
+          <w:lang w:val="en-US"/>
+        </w:rPr>
+      </w:pPr>
+      <w:r>
+        <w:rPr>
+          <w:rStyle w:val="token"/>
+          <w:rFonts w:ascii="Times New Roman" w:hAnsi="Times New Roman" w:cs="Times New Roman"/>
+          <w:sz w:val="28"/>
+          <w:szCs w:val="28"/>
+          <w:lang w:val="en-US"/>
+        </w:rPr>
+        <w:t>REVOKE</w:t>
+      </w:r>
+      <w:r>
+        <w:rPr>
+          <w:rFonts w:ascii="Times New Roman" w:hAnsi="Times New Roman" w:cs="Times New Roman"/>
+          <w:sz w:val="28"/>
+          <w:szCs w:val="28"/>
+          <w:lang w:val="en-US"/>
+        </w:rPr>
+        <w:t xml:space="preserve"> </w:t>
+      </w:r>
+      <w:r>
+        <w:rPr>
+          <w:rStyle w:val="token"/>
+          <w:rFonts w:ascii="Times New Roman" w:hAnsi="Times New Roman" w:cs="Times New Roman"/>
+          <w:sz w:val="28"/>
+          <w:szCs w:val="28"/>
+          <w:lang w:val="en-US"/>
+        </w:rPr>
+        <w:t>INSERT</w:t>
+      </w:r>
+      <w:r>
+        <w:rPr>
+          <w:rFonts w:ascii="Times New Roman" w:hAnsi="Times New Roman" w:cs="Times New Roman"/>
+          <w:sz w:val="28"/>
+          <w:szCs w:val="28"/>
+          <w:lang w:val="en-US"/>
+        </w:rPr>
+        <w:t xml:space="preserve"> </w:t>
+      </w:r>
+      <w:r>
+        <w:rPr>
+          <w:rStyle w:val="token"/>
+          <w:rFonts w:ascii="Times New Roman" w:hAnsi="Times New Roman" w:cs="Times New Roman"/>
+          <w:sz w:val="28"/>
+          <w:szCs w:val="28"/>
+          <w:lang w:val="en-US"/>
+        </w:rPr>
+        <w:t>ON</w:t>
+      </w:r>
+      <w:r>
+        <w:rPr>
+          <w:rFonts w:ascii="Times New Roman" w:hAnsi="Times New Roman" w:cs="Times New Roman"/>
+          <w:sz w:val="28"/>
+          <w:szCs w:val="28"/>
+          <w:lang w:val="en-US"/>
+        </w:rPr>
+        <w:t xml:space="preserve"> table_name </w:t>
+      </w:r>
+      <w:r>
+        <w:rPr>
+          <w:rStyle w:val="token"/>
+          <w:rFonts w:ascii="Times New Roman" w:hAnsi="Times New Roman" w:cs="Times New Roman"/>
+          <w:sz w:val="28"/>
+          <w:szCs w:val="28"/>
+          <w:lang w:val="en-US"/>
+        </w:rPr>
+        <w:t>FROM</w:t>
+      </w:r>
+      <w:r>
+        <w:rPr>
+          <w:rFonts w:ascii="Times New Roman" w:hAnsi="Times New Roman" w:cs="Times New Roman"/>
+          <w:sz w:val="28"/>
+          <w:szCs w:val="28"/>
+          <w:lang w:val="en-US"/>
+        </w:rPr>
+        <w:t xml:space="preserve"> role_name</w:t>
+      </w:r>
+      <w:r>
+        <w:rPr>
+          <w:rStyle w:val="token"/>
+          <w:rFonts w:ascii="Times New Roman" w:hAnsi="Times New Roman" w:cs="Times New Roman"/>
+          <w:sz w:val="28"/>
+          <w:szCs w:val="28"/>
+          <w:lang w:val="en-US"/>
+        </w:rPr>
+        <w:t>;</w:t>
+      </w:r>
+    </w:p>
+    <w:p>
+      <w:pPr>
+        <w:pStyle w:val="HTML0"/>
+        <w:rPr>
+          <w:rFonts w:ascii="Times New Roman" w:hAnsi="Times New Roman" w:cs="Times New Roman"/>
+          <w:sz w:val="28"/>
+          <w:szCs w:val="28"/>
+          <w:lang w:val="en-US"/>
+        </w:rPr>
+      </w:pPr>
+      <w:r>
+        <w:rPr>
+          <w:rStyle w:val="token"/>
+          <w:rFonts w:ascii="Times New Roman" w:hAnsi="Times New Roman" w:cs="Times New Roman"/>
+          <w:sz w:val="28"/>
+          <w:szCs w:val="28"/>
+          <w:lang w:val="en-US"/>
+        </w:rPr>
+        <w:t>REVOKE</w:t>
+      </w:r>
+      <w:r>
+        <w:rPr>
+          <w:rFonts w:ascii="Times New Roman" w:hAnsi="Times New Roman" w:cs="Times New Roman"/>
+          <w:sz w:val="28"/>
+          <w:szCs w:val="28"/>
+          <w:lang w:val="en-US"/>
+        </w:rPr>
+        <w:t xml:space="preserve"> </w:t>
+      </w:r>
+      <w:r>
+        <w:rPr>
+          <w:rStyle w:val="token"/>
+          <w:rFonts w:ascii="Times New Roman" w:hAnsi="Times New Roman" w:cs="Times New Roman"/>
+          <w:sz w:val="28"/>
+          <w:szCs w:val="28"/>
+          <w:lang w:val="en-US"/>
+        </w:rPr>
+        <w:t>ALL</w:t>
+      </w:r>
+      <w:r>
+        <w:rPr>
+          <w:rFonts w:ascii="Times New Roman" w:hAnsi="Times New Roman" w:cs="Times New Roman"/>
+          <w:sz w:val="28"/>
+          <w:szCs w:val="28"/>
+          <w:lang w:val="en-US"/>
+        </w:rPr>
+        <w:t xml:space="preserve"> </w:t>
+      </w:r>
+      <w:r>
+        <w:rPr>
+          <w:rStyle w:val="token"/>
+          <w:rFonts w:ascii="Times New Roman" w:hAnsi="Times New Roman" w:cs="Times New Roman"/>
+          <w:sz w:val="28"/>
+          <w:szCs w:val="28"/>
+          <w:lang w:val="en-US"/>
+        </w:rPr>
+        <w:t>PRIVILEGES</w:t>
+      </w:r>
+      <w:r>
+        <w:rPr>
+          <w:rFonts w:ascii="Times New Roman" w:hAnsi="Times New Roman" w:cs="Times New Roman"/>
+          <w:sz w:val="28"/>
+          <w:szCs w:val="28"/>
+          <w:lang w:val="en-US"/>
+        </w:rPr>
+        <w:t xml:space="preserve"> </w:t>
+      </w:r>
+      <w:r>
+        <w:rPr>
+          <w:rStyle w:val="token"/>
+          <w:rFonts w:ascii="Times New Roman" w:hAnsi="Times New Roman" w:cs="Times New Roman"/>
+          <w:sz w:val="28"/>
+          <w:szCs w:val="28"/>
+          <w:lang w:val="en-US"/>
+        </w:rPr>
+        <w:t>ON</w:t>
+      </w:r>
+      <w:r>
+        <w:rPr>
+          <w:rFonts w:ascii="Times New Roman" w:hAnsi="Times New Roman" w:cs="Times New Roman"/>
+          <w:sz w:val="28"/>
+          <w:szCs w:val="28"/>
+          <w:lang w:val="en-US"/>
+        </w:rPr>
+        <w:t xml:space="preserve"> table_name </w:t>
+      </w:r>
+      <w:r>
+        <w:rPr>
+          <w:rStyle w:val="token"/>
+          <w:rFonts w:ascii="Times New Roman" w:hAnsi="Times New Roman" w:cs="Times New Roman"/>
+          <w:sz w:val="28"/>
+          <w:szCs w:val="28"/>
+          <w:lang w:val="en-US"/>
+        </w:rPr>
+        <w:t>FROM</w:t>
+      </w:r>
+      <w:r>
+        <w:rPr>
+          <w:rFonts w:ascii="Times New Roman" w:hAnsi="Times New Roman" w:cs="Times New Roman"/>
+          <w:sz w:val="28"/>
+          <w:szCs w:val="28"/>
+          <w:lang w:val="en-US"/>
+        </w:rPr>
+        <w:t xml:space="preserve"> role_name</w:t>
+      </w:r>
+      <w:r>
+        <w:rPr>
+          <w:rStyle w:val="token"/>
+          <w:rFonts w:ascii="Times New Roman" w:hAnsi="Times New Roman" w:cs="Times New Roman"/>
+          <w:sz w:val="28"/>
+          <w:szCs w:val="28"/>
+          <w:lang w:val="en-US"/>
+        </w:rPr>
+        <w:t>;</w:t>
+      </w:r>
+    </w:p>
+    <w:p>
+      <w:pPr>
+        <w:pStyle w:val="HTML0"/>
+        <w:rPr>
+          <w:rFonts w:ascii="Times New Roman" w:hAnsi="Times New Roman" w:cs="Times New Roman"/>
+          <w:sz w:val="28"/>
+          <w:szCs w:val="28"/>
+          <w:lang w:val="en-US"/>
+        </w:rPr>
+      </w:pPr>
+    </w:p>
+    <w:p>
+      <w:pPr>
+        <w:pStyle w:val="HTML0"/>
+        <w:rPr>
+          <w:rFonts w:ascii="Times New Roman" w:hAnsi="Times New Roman" w:cs="Times New Roman"/>
+          <w:sz w:val="28"/>
+          <w:szCs w:val="28"/>
+        </w:rPr>
+      </w:pPr>
+      <w:r>
+        <w:rPr>
+          <w:rStyle w:val="token"/>
+          <w:rFonts w:ascii="Times New Roman" w:hAnsi="Times New Roman" w:cs="Times New Roman"/>
+          <w:sz w:val="28"/>
+          <w:szCs w:val="28"/>
+        </w:rPr>
+        <w:t>-- Создание ролей и пользователей</w:t>
+      </w:r>
+    </w:p>
+    <w:p>
+      <w:pPr>
+        <w:pStyle w:val="HTML0"/>
+        <w:rPr>
+          <w:rFonts w:ascii="Times New Roman" w:hAnsi="Times New Roman" w:cs="Times New Roman"/>
+          <w:sz w:val="28"/>
+          <w:szCs w:val="28"/>
+        </w:rPr>
+      </w:pPr>
+      <w:r>
+        <w:rPr>
+          <w:rStyle w:val="token"/>
+          <w:rFonts w:ascii="Times New Roman" w:hAnsi="Times New Roman" w:cs="Times New Roman"/>
+          <w:sz w:val="28"/>
+          <w:szCs w:val="28"/>
+        </w:rPr>
+        <w:t>CREATE</w:t>
+      </w:r>
+      <w:r>
+        <w:rPr>
+          <w:rFonts w:ascii="Times New Roman" w:hAnsi="Times New Roman" w:cs="Times New Roman"/>
+          <w:sz w:val="28"/>
+          <w:szCs w:val="28"/>
+        </w:rPr>
+        <w:t xml:space="preserve"> ROLE read_only_role</w:t>
+      </w:r>
+      <w:r>
+        <w:rPr>
+          <w:rStyle w:val="token"/>
+          <w:rFonts w:ascii="Times New Roman" w:hAnsi="Times New Roman" w:cs="Times New Roman"/>
+          <w:sz w:val="28"/>
+          <w:szCs w:val="28"/>
+        </w:rPr>
+        <w:t>;</w:t>
+      </w:r>
+    </w:p>
+    <w:p>
+      <w:pPr>
+        <w:pStyle w:val="HTML0"/>
+        <w:rPr>
+          <w:rFonts w:ascii="Times New Roman" w:hAnsi="Times New Roman" w:cs="Times New Roman"/>
+          <w:sz w:val="28"/>
+          <w:szCs w:val="28"/>
+          <w:lang w:val="en-US"/>
+        </w:rPr>
+      </w:pPr>
+      <w:r>
+        <w:rPr>
+          <w:rStyle w:val="token"/>
+          <w:rFonts w:ascii="Times New Roman" w:hAnsi="Times New Roman" w:cs="Times New Roman"/>
+          <w:sz w:val="28"/>
+          <w:szCs w:val="28"/>
+          <w:lang w:val="en-US"/>
+        </w:rPr>
+        <w:t>CREATE</w:t>
+      </w:r>
+      <w:r>
+        <w:rPr>
+          <w:rFonts w:ascii="Times New Roman" w:hAnsi="Times New Roman" w:cs="Times New Roman"/>
+          <w:sz w:val="28"/>
+          <w:szCs w:val="28"/>
+          <w:lang w:val="en-US"/>
+        </w:rPr>
+        <w:t xml:space="preserve"> </w:t>
+      </w:r>
+      <w:r>
+        <w:rPr>
+          <w:rStyle w:val="token"/>
+          <w:rFonts w:ascii="Times New Roman" w:hAnsi="Times New Roman" w:cs="Times New Roman"/>
+          <w:sz w:val="28"/>
+          <w:szCs w:val="28"/>
+          <w:lang w:val="en-US"/>
+        </w:rPr>
+        <w:t>USER</w:t>
+      </w:r>
+      <w:r>
+        <w:rPr>
+          <w:rFonts w:ascii="Times New Roman" w:hAnsi="Times New Roman" w:cs="Times New Roman"/>
+          <w:sz w:val="28"/>
+          <w:szCs w:val="28"/>
+          <w:lang w:val="en-US"/>
+        </w:rPr>
+        <w:t xml:space="preserve"> user_name </w:t>
+      </w:r>
+      <w:r>
+        <w:rPr>
+          <w:rStyle w:val="token"/>
+          <w:rFonts w:ascii="Times New Roman" w:hAnsi="Times New Roman" w:cs="Times New Roman"/>
+          <w:sz w:val="28"/>
+          <w:szCs w:val="28"/>
+          <w:lang w:val="en-US"/>
+        </w:rPr>
+        <w:t>WITH</w:t>
+      </w:r>
+      <w:r>
+        <w:rPr>
+          <w:rFonts w:ascii="Times New Roman" w:hAnsi="Times New Roman" w:cs="Times New Roman"/>
+          <w:sz w:val="28"/>
+          <w:szCs w:val="28"/>
+          <w:lang w:val="en-US"/>
+        </w:rPr>
+        <w:t xml:space="preserve"> PASSWORD </w:t>
+      </w:r>
+      <w:r>
+        <w:rPr>
+          <w:rStyle w:val="token"/>
+          <w:rFonts w:ascii="Times New Roman" w:hAnsi="Times New Roman" w:cs="Times New Roman"/>
+          <w:sz w:val="28"/>
+          <w:szCs w:val="28"/>
+          <w:lang w:val="en-US"/>
+        </w:rPr>
+        <w:t>'password';</w:t>
+      </w:r>
+    </w:p>
+    <w:p>
+      <w:pPr>
+        <w:pStyle w:val="HTML0"/>
+        <w:rPr>
+          <w:rFonts w:ascii="Times New Roman" w:hAnsi="Times New Roman" w:cs="Times New Roman"/>
+          <w:sz w:val="28"/>
+          <w:szCs w:val="28"/>
+          <w:lang w:val="en-US"/>
+        </w:rPr>
+      </w:pPr>
+      <w:r>
+        <w:rPr>
+          <w:rStyle w:val="token"/>
+          <w:rFonts w:ascii="Times New Roman" w:hAnsi="Times New Roman" w:cs="Times New Roman"/>
+          <w:sz w:val="28"/>
+          <w:szCs w:val="28"/>
+          <w:lang w:val="en-US"/>
+        </w:rPr>
+        <w:t>GRANT</w:t>
+      </w:r>
+      <w:r>
+        <w:rPr>
+          <w:rFonts w:ascii="Times New Roman" w:hAnsi="Times New Roman" w:cs="Times New Roman"/>
+          <w:sz w:val="28"/>
+          <w:szCs w:val="28"/>
+          <w:lang w:val="en-US"/>
+        </w:rPr>
+        <w:t xml:space="preserve"> read_only_role </w:t>
+      </w:r>
+      <w:r>
+        <w:rPr>
+          <w:rStyle w:val="token"/>
+          <w:rFonts w:ascii="Times New Roman" w:hAnsi="Times New Roman" w:cs="Times New Roman"/>
+          <w:sz w:val="28"/>
+          <w:szCs w:val="28"/>
+          <w:lang w:val="en-US"/>
+        </w:rPr>
+        <w:t>TO</w:t>
+      </w:r>
+      <w:r>
+        <w:rPr>
+          <w:rFonts w:ascii="Times New Roman" w:hAnsi="Times New Roman" w:cs="Times New Roman"/>
+          <w:sz w:val="28"/>
+          <w:szCs w:val="28"/>
+          <w:lang w:val="en-US"/>
+        </w:rPr>
+        <w:t xml:space="preserve"> user_name</w:t>
+      </w:r>
+      <w:r>
+        <w:rPr>
+          <w:rStyle w:val="token"/>
+          <w:rFonts w:ascii="Times New Roman" w:hAnsi="Times New Roman" w:cs="Times New Roman"/>
+          <w:sz w:val="28"/>
+          <w:szCs w:val="28"/>
+          <w:lang w:val="en-US"/>
+        </w:rPr>
+        <w:t>;</w:t>
+      </w:r>
+    </w:p>
+    <w:p>
+      <w:pPr>
+        <w:jc w:val="center"/>
+        <w:rPr>
+          <w:b w:val="0"/>
+          <w:bCs w:val="0"/>
+          <w:lang w:val="en-US"/>
+        </w:rPr>
+      </w:pPr>
+    </w:p>
+    <w:p>
+      <w:pPr>
+        <w:rPr>
+          <w:b w:val="0"/>
+          <w:bCs w:val="0"/>
+        </w:rPr>
+      </w:pPr>
+      <w:r>
+        <w:t>Вопрос 4.</w:t>
+      </w:r>
+      <w:r>
+        <w:rPr>
+          <w:b w:val="0"/>
+          <w:bCs w:val="0"/>
+        </w:rPr>
+        <w:t xml:space="preserve"> </w:t>
+      </w:r>
+      <w:r>
+        <w:rPr>
+          <w:b w:val="0"/>
+          <w:bCs w:val="0"/>
+        </w:rPr>
+        <w:t>Как протестировать, что права доступа настроены правильно?</w:t>
+      </w:r>
+    </w:p>
+    <w:p>
+      <w:pPr>
+        <w:pStyle w:val="HTML0"/>
+        <w:rPr>
+          <w:rFonts w:ascii="Times New Roman" w:hAnsi="Times New Roman" w:cs="Times New Roman"/>
+          <w:sz w:val="28"/>
+          <w:szCs w:val="28"/>
+        </w:rPr>
+      </w:pPr>
+      <w:r>
+        <w:rPr>
+          <w:rStyle w:val="token"/>
+          <w:rFonts w:ascii="Times New Roman" w:hAnsi="Times New Roman" w:cs="Times New Roman"/>
+          <w:sz w:val="28"/>
+          <w:szCs w:val="28"/>
+        </w:rPr>
+        <w:t>-- Проверка текущих прав</w:t>
+      </w:r>
+    </w:p>
+    <w:p>
+      <w:pPr>
+        <w:pStyle w:val="HTML0"/>
+        <w:rPr>
+          <w:rFonts w:ascii="Times New Roman" w:hAnsi="Times New Roman" w:cs="Times New Roman"/>
+          <w:sz w:val="28"/>
+          <w:szCs w:val="28"/>
+        </w:rPr>
+      </w:pPr>
+      <w:r>
+        <w:rPr>
+          <w:rFonts w:ascii="Times New Roman" w:hAnsi="Times New Roman" w:cs="Times New Roman"/>
+          <w:sz w:val="28"/>
+          <w:szCs w:val="28"/>
+        </w:rPr>
+        <w:t>\dp table_name</w:t>
+      </w:r>
+    </w:p>
+    <w:p>
+      <w:pPr>
+        <w:pStyle w:val="HTML0"/>
+        <w:rPr>
+          <w:rFonts w:ascii="Times New Roman" w:hAnsi="Times New Roman" w:cs="Times New Roman"/>
+          <w:sz w:val="28"/>
+          <w:szCs w:val="28"/>
+          <w:lang w:val="en-US"/>
+        </w:rPr>
+      </w:pPr>
+      <w:r>
+        <w:rPr>
+          <w:rStyle w:val="token"/>
+          <w:rFonts w:ascii="Times New Roman" w:hAnsi="Times New Roman" w:cs="Times New Roman"/>
+          <w:sz w:val="28"/>
+          <w:szCs w:val="28"/>
+          <w:lang w:val="en-US"/>
+        </w:rPr>
+        <w:t>SELECT</w:t>
+      </w:r>
+      <w:r>
+        <w:rPr>
+          <w:rFonts w:ascii="Times New Roman" w:hAnsi="Times New Roman" w:cs="Times New Roman"/>
+          <w:sz w:val="28"/>
+          <w:szCs w:val="28"/>
+          <w:lang w:val="en-US"/>
+        </w:rPr>
+        <w:t xml:space="preserve"> </w:t>
+      </w:r>
+      <w:r>
+        <w:rPr>
+          <w:rStyle w:val="token"/>
+          <w:rFonts w:ascii="Times New Roman" w:hAnsi="Times New Roman" w:cs="Times New Roman"/>
+          <w:sz w:val="28"/>
+          <w:szCs w:val="28"/>
+          <w:lang w:val="en-US"/>
+        </w:rPr>
+        <w:t>*</w:t>
+      </w:r>
+      <w:r>
+        <w:rPr>
+          <w:rFonts w:ascii="Times New Roman" w:hAnsi="Times New Roman" w:cs="Times New Roman"/>
+          <w:sz w:val="28"/>
+          <w:szCs w:val="28"/>
+          <w:lang w:val="en-US"/>
+        </w:rPr>
+        <w:t xml:space="preserve"> </w:t>
+      </w:r>
+      <w:r>
+        <w:rPr>
+          <w:rStyle w:val="token"/>
+          <w:rFonts w:ascii="Times New Roman" w:hAnsi="Times New Roman" w:cs="Times New Roman"/>
+          <w:sz w:val="28"/>
+          <w:szCs w:val="28"/>
+          <w:lang w:val="en-US"/>
+        </w:rPr>
+        <w:t>FROM</w:t>
+      </w:r>
+      <w:r>
+        <w:rPr>
+          <w:rFonts w:ascii="Times New Roman" w:hAnsi="Times New Roman" w:cs="Times New Roman"/>
+          <w:sz w:val="28"/>
+          <w:szCs w:val="28"/>
+          <w:lang w:val="en-US"/>
+        </w:rPr>
+        <w:t xml:space="preserve"> information_schema</w:t>
+      </w:r>
+      <w:r>
+        <w:rPr>
+          <w:rStyle w:val="token"/>
+          <w:rFonts w:ascii="Times New Roman" w:hAnsi="Times New Roman" w:cs="Times New Roman"/>
+          <w:sz w:val="28"/>
+          <w:szCs w:val="28"/>
+          <w:lang w:val="en-US"/>
+        </w:rPr>
+        <w:t>.</w:t>
+      </w:r>
+      <w:r>
+        <w:rPr>
+          <w:rFonts w:ascii="Times New Roman" w:hAnsi="Times New Roman" w:cs="Times New Roman"/>
+          <w:sz w:val="28"/>
+          <w:szCs w:val="28"/>
+          <w:lang w:val="en-US"/>
+        </w:rPr>
+        <w:t xml:space="preserve">table_privileges </w:t>
+      </w:r>
+      <w:r>
+        <w:rPr>
+          <w:rStyle w:val="token"/>
+          <w:rFonts w:ascii="Times New Roman" w:hAnsi="Times New Roman" w:cs="Times New Roman"/>
+          <w:sz w:val="28"/>
+          <w:szCs w:val="28"/>
+          <w:lang w:val="en-US"/>
+        </w:rPr>
+        <w:t>WHERE</w:t>
+      </w:r>
+      <w:r>
+        <w:rPr>
+          <w:rFonts w:ascii="Times New Roman" w:hAnsi="Times New Roman" w:cs="Times New Roman"/>
+          <w:sz w:val="28"/>
+          <w:szCs w:val="28"/>
+          <w:lang w:val="en-US"/>
+        </w:rPr>
+        <w:t xml:space="preserve"> table_name </w:t>
+      </w:r>
+      <w:r>
+        <w:rPr>
+          <w:rStyle w:val="token"/>
+          <w:rFonts w:ascii="Times New Roman" w:hAnsi="Times New Roman" w:cs="Times New Roman"/>
+          <w:sz w:val="28"/>
+          <w:szCs w:val="28"/>
+          <w:lang w:val="en-US"/>
+        </w:rPr>
+        <w:t>=</w:t>
+      </w:r>
+      <w:r>
+        <w:rPr>
+          <w:rFonts w:ascii="Times New Roman" w:hAnsi="Times New Roman" w:cs="Times New Roman"/>
+          <w:sz w:val="28"/>
+          <w:szCs w:val="28"/>
+          <w:lang w:val="en-US"/>
+        </w:rPr>
+        <w:t xml:space="preserve"> </w:t>
+      </w:r>
+      <w:r>
+        <w:rPr>
+          <w:rStyle w:val="token"/>
+          <w:rFonts w:ascii="Times New Roman" w:hAnsi="Times New Roman" w:cs="Times New Roman"/>
+          <w:sz w:val="28"/>
+          <w:szCs w:val="28"/>
+          <w:lang w:val="en-US"/>
+        </w:rPr>
+        <w:t>'inventory';</w:t>
+      </w:r>
+    </w:p>
+    <w:p>
+      <w:pPr>
+        <w:pStyle w:val="HTML0"/>
+        <w:rPr>
+          <w:rFonts w:ascii="Times New Roman" w:hAnsi="Times New Roman" w:cs="Times New Roman"/>
+          <w:sz w:val="28"/>
+          <w:szCs w:val="28"/>
+          <w:lang w:val="en-US"/>
+        </w:rPr>
+      </w:pPr>
+    </w:p>
+    <w:p>
+      <w:pPr>
+        <w:pStyle w:val="HTML0"/>
+        <w:rPr>
+          <w:rFonts w:ascii="Times New Roman" w:hAnsi="Times New Roman" w:cs="Times New Roman"/>
+          <w:sz w:val="28"/>
+          <w:szCs w:val="28"/>
+        </w:rPr>
+      </w:pPr>
+      <w:r>
+        <w:rPr>
+          <w:rStyle w:val="token"/>
+          <w:rFonts w:ascii="Times New Roman" w:hAnsi="Times New Roman" w:cs="Times New Roman"/>
+          <w:sz w:val="28"/>
+          <w:szCs w:val="28"/>
+        </w:rPr>
+        <w:t>-- Тестирование от имени другого пользователя</w:t>
+      </w:r>
+    </w:p>
+    <w:p>
+      <w:pPr>
+        <w:pStyle w:val="HTML0"/>
+        <w:rPr>
+          <w:rFonts w:ascii="Times New Roman" w:hAnsi="Times New Roman" w:cs="Times New Roman"/>
+          <w:sz w:val="28"/>
+          <w:szCs w:val="28"/>
+        </w:rPr>
+      </w:pPr>
+      <w:r>
+        <w:rPr>
+          <w:rStyle w:val="token"/>
+          <w:rFonts w:ascii="Times New Roman" w:hAnsi="Times New Roman" w:cs="Times New Roman"/>
+          <w:sz w:val="28"/>
+          <w:szCs w:val="28"/>
+        </w:rPr>
+        <w:t>SET</w:t>
+      </w:r>
+      <w:r>
+        <w:rPr>
+          <w:rFonts w:ascii="Times New Roman" w:hAnsi="Times New Roman" w:cs="Times New Roman"/>
+          <w:sz w:val="28"/>
+          <w:szCs w:val="28"/>
+        </w:rPr>
+        <w:t xml:space="preserve"> ROLE test_user</w:t>
+      </w:r>
+      <w:r>
+        <w:rPr>
+          <w:rStyle w:val="token"/>
+          <w:rFonts w:ascii="Times New Roman" w:hAnsi="Times New Roman" w:cs="Times New Roman"/>
+          <w:sz w:val="28"/>
+          <w:szCs w:val="28"/>
+        </w:rPr>
+        <w:t>;</w:t>
+      </w:r>
+    </w:p>
+    <w:p>
+      <w:pPr>
+        <w:pStyle w:val="HTML0"/>
+        <w:rPr>
+          <w:rFonts w:ascii="Times New Roman" w:hAnsi="Times New Roman" w:cs="Times New Roman"/>
+          <w:sz w:val="28"/>
+          <w:szCs w:val="28"/>
+        </w:rPr>
+      </w:pPr>
+      <w:r>
+        <w:rPr>
+          <w:rStyle w:val="token"/>
+          <w:rFonts w:ascii="Times New Roman" w:hAnsi="Times New Roman" w:cs="Times New Roman"/>
+          <w:sz w:val="28"/>
+          <w:szCs w:val="28"/>
+        </w:rPr>
         <w:lastRenderedPageBreak/>
-        <w:t xml:space="preserve">SECURITY LABEL </w:t>
-      </w:r>
-      <w:r>
-        <w:rPr>
-          <w:rStyle w:val="token"/>
-          <w:rFonts w:ascii="Times New Roman" w:hAnsi="Times New Roman" w:cs="Times New Roman"/>
-          <w:sz w:val="28"/>
-          <w:szCs w:val="28"/>
-          <w:lang w:val="en-US"/>
-        </w:rPr>
-        <w:t>ON</w:t>
-      </w:r>
-      <w:r>
-        <w:rPr>
-          <w:rFonts w:ascii="Times New Roman" w:hAnsi="Times New Roman" w:cs="Times New Roman"/>
-          <w:sz w:val="28"/>
-          <w:szCs w:val="28"/>
-          <w:lang w:val="en-US"/>
-        </w:rPr>
-        <w:t xml:space="preserve"> SEQUENCE inventory_item_id_seq </w:t>
-      </w:r>
-      <w:r>
-        <w:rPr>
-          <w:rStyle w:val="token"/>
-          <w:rFonts w:ascii="Times New Roman" w:hAnsi="Times New Roman" w:cs="Times New Roman"/>
-          <w:sz w:val="28"/>
-          <w:szCs w:val="28"/>
-          <w:lang w:val="en-US"/>
-        </w:rPr>
-        <w:t>IS</w:t>
-      </w:r>
-      <w:r>
-        <w:rPr>
-          <w:rFonts w:ascii="Times New Roman" w:hAnsi="Times New Roman" w:cs="Times New Roman"/>
-          <w:sz w:val="28"/>
-          <w:szCs w:val="28"/>
-          <w:lang w:val="en-US"/>
-        </w:rPr>
-        <w:t xml:space="preserve"> </w:t>
-      </w:r>
-      <w:r>
-        <w:rPr>
-          <w:rStyle w:val="token"/>
-          <w:rFonts w:ascii="Times New Roman" w:hAnsi="Times New Roman" w:cs="Times New Roman"/>
-          <w:sz w:val="28"/>
-          <w:szCs w:val="28"/>
-          <w:lang w:val="en-US"/>
-        </w:rPr>
-        <w:t>'system_u:object_r:sepgsql_ro_table_t:s0';</w:t>
-      </w:r>
-    </w:p>
-    <w:p>
-      <w:pPr>
-        <w:rPr>
-          <w:b w:val="0"/>
-          <w:bCs w:val="0"/>
-          <w:lang w:val="en-US"/>
-        </w:rPr>
-      </w:pPr>
-    </w:p>
-    <w:p>
-      <w:pPr>
-        <w:rPr>
-          <w:b w:val="0"/>
-          <w:bCs w:val="0"/>
-        </w:rPr>
-      </w:pPr>
-      <w:r>
-        <w:t>Вопрос 3.</w:t>
-      </w:r>
-      <w:r>
-        <w:rPr>
-          <w:b w:val="0"/>
-          <w:bCs w:val="0"/>
-        </w:rPr>
-        <w:t xml:space="preserve"> </w:t>
-      </w:r>
-      <w:r>
-        <w:rPr>
-          <w:b w:val="0"/>
-          <w:bCs w:val="0"/>
-        </w:rPr>
-        <w:t>Какие команды используются для настройки дискреционного управления</w:t>
-      </w:r>
-      <w:r>
-        <w:rPr>
-          <w:b w:val="0"/>
-          <w:bCs w:val="0"/>
-        </w:rPr>
-        <w:t xml:space="preserve"> </w:t>
-      </w:r>
-      <w:r>
-        <w:rPr>
-          <w:b w:val="0"/>
-          <w:bCs w:val="0"/>
-        </w:rPr>
-        <w:t>доступом?</w:t>
-      </w:r>
-    </w:p>
-    <w:p>
-      <w:pPr>
-        <w:pStyle w:val="HTML0"/>
-        <w:rPr>
-          <w:rFonts w:ascii="Times New Roman" w:hAnsi="Times New Roman" w:cs="Times New Roman"/>
-          <w:sz w:val="28"/>
-          <w:szCs w:val="28"/>
-          <w:lang w:val="en-US"/>
-        </w:rPr>
-      </w:pPr>
-      <w:r>
-        <w:rPr>
-          <w:rStyle w:val="token"/>
-          <w:rFonts w:ascii="Times New Roman" w:hAnsi="Times New Roman" w:cs="Times New Roman"/>
-          <w:sz w:val="28"/>
-          <w:szCs w:val="28"/>
-          <w:lang w:val="en-US"/>
-        </w:rPr>
-        <w:t xml:space="preserve">-- </w:t>
-      </w:r>
-      <w:r>
-        <w:rPr>
-          <w:rStyle w:val="token"/>
-          <w:rFonts w:ascii="Times New Roman" w:hAnsi="Times New Roman" w:cs="Times New Roman"/>
-          <w:sz w:val="28"/>
-          <w:szCs w:val="28"/>
-        </w:rPr>
-        <w:t>Предоставление</w:t>
-      </w:r>
-      <w:r>
-        <w:rPr>
-          <w:rStyle w:val="token"/>
-          <w:rFonts w:ascii="Times New Roman" w:hAnsi="Times New Roman" w:cs="Times New Roman"/>
-          <w:sz w:val="28"/>
-          <w:szCs w:val="28"/>
-          <w:lang w:val="en-US"/>
-        </w:rPr>
-        <w:t xml:space="preserve"> </w:t>
-      </w:r>
-      <w:r>
-        <w:rPr>
-          <w:rStyle w:val="token"/>
-          <w:rFonts w:ascii="Times New Roman" w:hAnsi="Times New Roman" w:cs="Times New Roman"/>
-          <w:sz w:val="28"/>
-          <w:szCs w:val="28"/>
-        </w:rPr>
-        <w:t>прав</w:t>
-      </w:r>
-    </w:p>
-    <w:p>
-      <w:pPr>
-        <w:pStyle w:val="HTML0"/>
-        <w:rPr>
-          <w:rFonts w:ascii="Times New Roman" w:hAnsi="Times New Roman" w:cs="Times New Roman"/>
-          <w:sz w:val="28"/>
-          <w:szCs w:val="28"/>
-          <w:lang w:val="en-US"/>
-        </w:rPr>
-      </w:pPr>
-      <w:r>
-        <w:rPr>
-          <w:rStyle w:val="token"/>
-          <w:rFonts w:ascii="Times New Roman" w:hAnsi="Times New Roman" w:cs="Times New Roman"/>
-          <w:sz w:val="28"/>
-          <w:szCs w:val="28"/>
-          <w:lang w:val="en-US"/>
-        </w:rPr>
-        <w:t>GRANT</w:t>
-      </w:r>
-      <w:r>
-        <w:rPr>
-          <w:rFonts w:ascii="Times New Roman" w:hAnsi="Times New Roman" w:cs="Times New Roman"/>
-          <w:sz w:val="28"/>
-          <w:szCs w:val="28"/>
-          <w:lang w:val="en-US"/>
-        </w:rPr>
-        <w:t xml:space="preserve"> </w:t>
-      </w:r>
-      <w:r>
-        <w:rPr>
-          <w:rStyle w:val="token"/>
-          <w:rFonts w:ascii="Times New Roman" w:hAnsi="Times New Roman" w:cs="Times New Roman"/>
-          <w:sz w:val="28"/>
-          <w:szCs w:val="28"/>
-          <w:lang w:val="en-US"/>
-        </w:rPr>
-        <w:t>SELECT,</w:t>
-      </w:r>
-      <w:r>
-        <w:rPr>
-          <w:rFonts w:ascii="Times New Roman" w:hAnsi="Times New Roman" w:cs="Times New Roman"/>
-          <w:sz w:val="28"/>
-          <w:szCs w:val="28"/>
-          <w:lang w:val="en-US"/>
-        </w:rPr>
-        <w:t xml:space="preserve"> </w:t>
-      </w:r>
-      <w:r>
-        <w:rPr>
-          <w:rStyle w:val="token"/>
-          <w:rFonts w:ascii="Times New Roman" w:hAnsi="Times New Roman" w:cs="Times New Roman"/>
-          <w:sz w:val="28"/>
-          <w:szCs w:val="28"/>
-          <w:lang w:val="en-US"/>
-        </w:rPr>
-        <w:t>INSERT</w:t>
-      </w:r>
-      <w:r>
-        <w:rPr>
-          <w:rFonts w:ascii="Times New Roman" w:hAnsi="Times New Roman" w:cs="Times New Roman"/>
-          <w:sz w:val="28"/>
-          <w:szCs w:val="28"/>
-          <w:lang w:val="en-US"/>
-        </w:rPr>
-        <w:t xml:space="preserve"> </w:t>
-      </w:r>
-      <w:r>
-        <w:rPr>
-          <w:rStyle w:val="token"/>
-          <w:rFonts w:ascii="Times New Roman" w:hAnsi="Times New Roman" w:cs="Times New Roman"/>
-          <w:sz w:val="28"/>
-          <w:szCs w:val="28"/>
-          <w:lang w:val="en-US"/>
-        </w:rPr>
-        <w:t>ON</w:t>
-      </w:r>
-      <w:r>
-        <w:rPr>
-          <w:rFonts w:ascii="Times New Roman" w:hAnsi="Times New Roman" w:cs="Times New Roman"/>
-          <w:sz w:val="28"/>
-          <w:szCs w:val="28"/>
-          <w:lang w:val="en-US"/>
-        </w:rPr>
-        <w:t xml:space="preserve"> table_name </w:t>
-      </w:r>
-      <w:r>
-        <w:rPr>
-          <w:rStyle w:val="token"/>
-          <w:rFonts w:ascii="Times New Roman" w:hAnsi="Times New Roman" w:cs="Times New Roman"/>
-          <w:sz w:val="28"/>
-          <w:szCs w:val="28"/>
-          <w:lang w:val="en-US"/>
-        </w:rPr>
-        <w:t>TO</w:t>
-      </w:r>
-      <w:r>
-        <w:rPr>
-          <w:rFonts w:ascii="Times New Roman" w:hAnsi="Times New Roman" w:cs="Times New Roman"/>
-          <w:sz w:val="28"/>
-          <w:szCs w:val="28"/>
-          <w:lang w:val="en-US"/>
-        </w:rPr>
-        <w:t xml:space="preserve"> role_name</w:t>
-      </w:r>
-      <w:r>
-        <w:rPr>
-          <w:rStyle w:val="token"/>
-          <w:rFonts w:ascii="Times New Roman" w:hAnsi="Times New Roman" w:cs="Times New Roman"/>
-          <w:sz w:val="28"/>
-          <w:szCs w:val="28"/>
-          <w:lang w:val="en-US"/>
-        </w:rPr>
-        <w:t>;</w:t>
-      </w:r>
-    </w:p>
-    <w:p>
-      <w:pPr>
-        <w:pStyle w:val="HTML0"/>
-        <w:rPr>
-          <w:rFonts w:ascii="Times New Roman" w:hAnsi="Times New Roman" w:cs="Times New Roman"/>
-          <w:sz w:val="28"/>
-          <w:szCs w:val="28"/>
-          <w:lang w:val="en-US"/>
-        </w:rPr>
-      </w:pPr>
-      <w:r>
-        <w:rPr>
-          <w:rStyle w:val="token"/>
-          <w:rFonts w:ascii="Times New Roman" w:hAnsi="Times New Roman" w:cs="Times New Roman"/>
-          <w:sz w:val="28"/>
-          <w:szCs w:val="28"/>
-          <w:lang w:val="en-US"/>
-        </w:rPr>
-        <w:t>GRANT</w:t>
-      </w:r>
-      <w:r>
-        <w:rPr>
-          <w:rFonts w:ascii="Times New Roman" w:hAnsi="Times New Roman" w:cs="Times New Roman"/>
-          <w:sz w:val="28"/>
-          <w:szCs w:val="28"/>
-          <w:lang w:val="en-US"/>
-        </w:rPr>
-        <w:t xml:space="preserve"> </w:t>
-      </w:r>
-      <w:r>
-        <w:rPr>
-          <w:rStyle w:val="token"/>
-          <w:rFonts w:ascii="Times New Roman" w:hAnsi="Times New Roman" w:cs="Times New Roman"/>
-          <w:sz w:val="28"/>
-          <w:szCs w:val="28"/>
-          <w:lang w:val="en-US"/>
-        </w:rPr>
-        <w:t>ALL</w:t>
-      </w:r>
-      <w:r>
-        <w:rPr>
-          <w:rFonts w:ascii="Times New Roman" w:hAnsi="Times New Roman" w:cs="Times New Roman"/>
-          <w:sz w:val="28"/>
-          <w:szCs w:val="28"/>
-          <w:lang w:val="en-US"/>
-        </w:rPr>
-        <w:t xml:space="preserve"> </w:t>
-      </w:r>
-      <w:r>
-        <w:rPr>
-          <w:rStyle w:val="token"/>
-          <w:rFonts w:ascii="Times New Roman" w:hAnsi="Times New Roman" w:cs="Times New Roman"/>
-          <w:sz w:val="28"/>
-          <w:szCs w:val="28"/>
-          <w:lang w:val="en-US"/>
-        </w:rPr>
-        <w:t>PRIVILEGES</w:t>
-      </w:r>
-      <w:r>
-        <w:rPr>
-          <w:rFonts w:ascii="Times New Roman" w:hAnsi="Times New Roman" w:cs="Times New Roman"/>
-          <w:sz w:val="28"/>
-          <w:szCs w:val="28"/>
-          <w:lang w:val="en-US"/>
-        </w:rPr>
-        <w:t xml:space="preserve"> </w:t>
-      </w:r>
-      <w:r>
-        <w:rPr>
-          <w:rStyle w:val="token"/>
-          <w:rFonts w:ascii="Times New Roman" w:hAnsi="Times New Roman" w:cs="Times New Roman"/>
-          <w:sz w:val="28"/>
-          <w:szCs w:val="28"/>
-          <w:lang w:val="en-US"/>
-        </w:rPr>
-        <w:t>ON</w:t>
-      </w:r>
-      <w:r>
-        <w:rPr>
-          <w:rFonts w:ascii="Times New Roman" w:hAnsi="Times New Roman" w:cs="Times New Roman"/>
-          <w:sz w:val="28"/>
-          <w:szCs w:val="28"/>
-          <w:lang w:val="en-US"/>
-        </w:rPr>
-        <w:t xml:space="preserve"> table_name </w:t>
-      </w:r>
-      <w:r>
-        <w:rPr>
-          <w:rStyle w:val="token"/>
-          <w:rFonts w:ascii="Times New Roman" w:hAnsi="Times New Roman" w:cs="Times New Roman"/>
-          <w:sz w:val="28"/>
-          <w:szCs w:val="28"/>
-          <w:lang w:val="en-US"/>
-        </w:rPr>
-        <w:t>TO</w:t>
-      </w:r>
-      <w:r>
-        <w:rPr>
-          <w:rFonts w:ascii="Times New Roman" w:hAnsi="Times New Roman" w:cs="Times New Roman"/>
-          <w:sz w:val="28"/>
-          <w:szCs w:val="28"/>
-          <w:lang w:val="en-US"/>
-        </w:rPr>
-        <w:t xml:space="preserve"> role_name</w:t>
-      </w:r>
-      <w:r>
-        <w:rPr>
-          <w:rStyle w:val="token"/>
-          <w:rFonts w:ascii="Times New Roman" w:hAnsi="Times New Roman" w:cs="Times New Roman"/>
-          <w:sz w:val="28"/>
-          <w:szCs w:val="28"/>
-          <w:lang w:val="en-US"/>
-        </w:rPr>
-        <w:t>;</w:t>
-      </w:r>
-    </w:p>
-    <w:p>
-      <w:pPr>
-        <w:pStyle w:val="HTML0"/>
-        <w:rPr>
-          <w:rFonts w:ascii="Times New Roman" w:hAnsi="Times New Roman" w:cs="Times New Roman"/>
-          <w:sz w:val="28"/>
-          <w:szCs w:val="28"/>
-          <w:lang w:val="en-US"/>
-        </w:rPr>
-      </w:pPr>
-      <w:r>
-        <w:rPr>
-          <w:rStyle w:val="token"/>
-          <w:rFonts w:ascii="Times New Roman" w:hAnsi="Times New Roman" w:cs="Times New Roman"/>
-          <w:sz w:val="28"/>
-          <w:szCs w:val="28"/>
-          <w:lang w:val="en-US"/>
-        </w:rPr>
-        <w:t>GRANT</w:t>
-      </w:r>
-      <w:r>
-        <w:rPr>
-          <w:rFonts w:ascii="Times New Roman" w:hAnsi="Times New Roman" w:cs="Times New Roman"/>
-          <w:sz w:val="28"/>
-          <w:szCs w:val="28"/>
-          <w:lang w:val="en-US"/>
-        </w:rPr>
-        <w:t xml:space="preserve"> </w:t>
-      </w:r>
-      <w:r>
-        <w:rPr>
-          <w:rStyle w:val="token"/>
-          <w:rFonts w:ascii="Times New Roman" w:hAnsi="Times New Roman" w:cs="Times New Roman"/>
-          <w:sz w:val="28"/>
-          <w:szCs w:val="28"/>
-          <w:lang w:val="en-US"/>
-        </w:rPr>
-        <w:t>USAGE</w:t>
-      </w:r>
-      <w:r>
-        <w:rPr>
-          <w:rFonts w:ascii="Times New Roman" w:hAnsi="Times New Roman" w:cs="Times New Roman"/>
-          <w:sz w:val="28"/>
-          <w:szCs w:val="28"/>
-          <w:lang w:val="en-US"/>
-        </w:rPr>
-        <w:t xml:space="preserve"> </w:t>
-      </w:r>
-      <w:r>
-        <w:rPr>
-          <w:rStyle w:val="token"/>
-          <w:rFonts w:ascii="Times New Roman" w:hAnsi="Times New Roman" w:cs="Times New Roman"/>
-          <w:sz w:val="28"/>
-          <w:szCs w:val="28"/>
-          <w:lang w:val="en-US"/>
-        </w:rPr>
-        <w:t>ON</w:t>
-      </w:r>
-      <w:r>
-        <w:rPr>
-          <w:rFonts w:ascii="Times New Roman" w:hAnsi="Times New Roman" w:cs="Times New Roman"/>
-          <w:sz w:val="28"/>
-          <w:szCs w:val="28"/>
-          <w:lang w:val="en-US"/>
-        </w:rPr>
-        <w:t xml:space="preserve"> </w:t>
-      </w:r>
-      <w:r>
-        <w:rPr>
-          <w:rStyle w:val="token"/>
-          <w:rFonts w:ascii="Times New Roman" w:hAnsi="Times New Roman" w:cs="Times New Roman"/>
-          <w:sz w:val="28"/>
-          <w:szCs w:val="28"/>
-          <w:lang w:val="en-US"/>
-        </w:rPr>
-        <w:t>SCHEMA</w:t>
-      </w:r>
-      <w:r>
-        <w:rPr>
-          <w:rFonts w:ascii="Times New Roman" w:hAnsi="Times New Roman" w:cs="Times New Roman"/>
-          <w:sz w:val="28"/>
-          <w:szCs w:val="28"/>
-          <w:lang w:val="en-US"/>
-        </w:rPr>
-        <w:t xml:space="preserve"> schema_name </w:t>
-      </w:r>
-      <w:r>
-        <w:rPr>
-          <w:rStyle w:val="token"/>
-          <w:rFonts w:ascii="Times New Roman" w:hAnsi="Times New Roman" w:cs="Times New Roman"/>
-          <w:sz w:val="28"/>
-          <w:szCs w:val="28"/>
-          <w:lang w:val="en-US"/>
-        </w:rPr>
-        <w:t>TO</w:t>
-      </w:r>
-      <w:r>
-        <w:rPr>
-          <w:rFonts w:ascii="Times New Roman" w:hAnsi="Times New Roman" w:cs="Times New Roman"/>
-          <w:sz w:val="28"/>
-          <w:szCs w:val="28"/>
-          <w:lang w:val="en-US"/>
-        </w:rPr>
-        <w:t xml:space="preserve"> role_name</w:t>
-      </w:r>
-      <w:r>
-        <w:rPr>
-          <w:rStyle w:val="token"/>
-          <w:rFonts w:ascii="Times New Roman" w:hAnsi="Times New Roman" w:cs="Times New Roman"/>
-          <w:sz w:val="28"/>
-          <w:szCs w:val="28"/>
-          <w:lang w:val="en-US"/>
-        </w:rPr>
-        <w:t>;</w:t>
-      </w:r>
-    </w:p>
-    <w:p>
-      <w:pPr>
-        <w:pStyle w:val="HTML0"/>
-        <w:rPr>
-          <w:rFonts w:ascii="Times New Roman" w:hAnsi="Times New Roman" w:cs="Times New Roman"/>
-          <w:sz w:val="28"/>
-          <w:szCs w:val="28"/>
-          <w:lang w:val="en-US"/>
-        </w:rPr>
-      </w:pPr>
-    </w:p>
-    <w:p>
-      <w:pPr>
-        <w:pStyle w:val="HTML0"/>
-        <w:rPr>
-          <w:rFonts w:ascii="Times New Roman" w:hAnsi="Times New Roman" w:cs="Times New Roman"/>
-          <w:sz w:val="28"/>
-          <w:szCs w:val="28"/>
-          <w:lang w:val="en-US"/>
-        </w:rPr>
-      </w:pPr>
-      <w:r>
-        <w:rPr>
-          <w:rStyle w:val="token"/>
-          <w:rFonts w:ascii="Times New Roman" w:hAnsi="Times New Roman" w:cs="Times New Roman"/>
-          <w:sz w:val="28"/>
-          <w:szCs w:val="28"/>
-          <w:lang w:val="en-US"/>
-        </w:rPr>
-        <w:t xml:space="preserve">-- </w:t>
-      </w:r>
-      <w:r>
-        <w:rPr>
-          <w:rStyle w:val="token"/>
-          <w:rFonts w:ascii="Times New Roman" w:hAnsi="Times New Roman" w:cs="Times New Roman"/>
-          <w:sz w:val="28"/>
-          <w:szCs w:val="28"/>
-        </w:rPr>
-        <w:t>Отзыв</w:t>
-      </w:r>
-      <w:r>
-        <w:rPr>
-          <w:rStyle w:val="token"/>
-          <w:rFonts w:ascii="Times New Roman" w:hAnsi="Times New Roman" w:cs="Times New Roman"/>
-          <w:sz w:val="28"/>
-          <w:szCs w:val="28"/>
-          <w:lang w:val="en-US"/>
-        </w:rPr>
-        <w:t xml:space="preserve"> </w:t>
-      </w:r>
-      <w:r>
-        <w:rPr>
-          <w:rStyle w:val="token"/>
-          <w:rFonts w:ascii="Times New Roman" w:hAnsi="Times New Roman" w:cs="Times New Roman"/>
-          <w:sz w:val="28"/>
-          <w:szCs w:val="28"/>
-        </w:rPr>
-        <w:t>прав</w:t>
-      </w:r>
-    </w:p>
-    <w:p>
-      <w:pPr>
-        <w:pStyle w:val="HTML0"/>
-        <w:rPr>
-          <w:rFonts w:ascii="Times New Roman" w:hAnsi="Times New Roman" w:cs="Times New Roman"/>
-          <w:sz w:val="28"/>
-          <w:szCs w:val="28"/>
-          <w:lang w:val="en-US"/>
-        </w:rPr>
-      </w:pPr>
-      <w:r>
-        <w:rPr>
-          <w:rStyle w:val="token"/>
-          <w:rFonts w:ascii="Times New Roman" w:hAnsi="Times New Roman" w:cs="Times New Roman"/>
-          <w:sz w:val="28"/>
-          <w:szCs w:val="28"/>
-          <w:lang w:val="en-US"/>
-        </w:rPr>
-        <w:t>REVOKE</w:t>
-      </w:r>
-      <w:r>
-        <w:rPr>
-          <w:rFonts w:ascii="Times New Roman" w:hAnsi="Times New Roman" w:cs="Times New Roman"/>
-          <w:sz w:val="28"/>
-          <w:szCs w:val="28"/>
-          <w:lang w:val="en-US"/>
-        </w:rPr>
-        <w:t xml:space="preserve"> </w:t>
-      </w:r>
-      <w:r>
-        <w:rPr>
-          <w:rStyle w:val="token"/>
-          <w:rFonts w:ascii="Times New Roman" w:hAnsi="Times New Roman" w:cs="Times New Roman"/>
-          <w:sz w:val="28"/>
-          <w:szCs w:val="28"/>
-          <w:lang w:val="en-US"/>
-        </w:rPr>
-        <w:t>INSERT</w:t>
-      </w:r>
-      <w:r>
-        <w:rPr>
-          <w:rFonts w:ascii="Times New Roman" w:hAnsi="Times New Roman" w:cs="Times New Roman"/>
-          <w:sz w:val="28"/>
-          <w:szCs w:val="28"/>
-          <w:lang w:val="en-US"/>
-        </w:rPr>
-        <w:t xml:space="preserve"> </w:t>
-      </w:r>
-      <w:r>
-        <w:rPr>
-          <w:rStyle w:val="token"/>
-          <w:rFonts w:ascii="Times New Roman" w:hAnsi="Times New Roman" w:cs="Times New Roman"/>
-          <w:sz w:val="28"/>
-          <w:szCs w:val="28"/>
-          <w:lang w:val="en-US"/>
-        </w:rPr>
-        <w:t>ON</w:t>
-      </w:r>
-      <w:r>
-        <w:rPr>
-          <w:rFonts w:ascii="Times New Roman" w:hAnsi="Times New Roman" w:cs="Times New Roman"/>
-          <w:sz w:val="28"/>
-          <w:szCs w:val="28"/>
-          <w:lang w:val="en-US"/>
-        </w:rPr>
-        <w:t xml:space="preserve"> table_name </w:t>
-      </w:r>
-      <w:r>
-        <w:rPr>
-          <w:rStyle w:val="token"/>
-          <w:rFonts w:ascii="Times New Roman" w:hAnsi="Times New Roman" w:cs="Times New Roman"/>
-          <w:sz w:val="28"/>
-          <w:szCs w:val="28"/>
-          <w:lang w:val="en-US"/>
-        </w:rPr>
-        <w:t>FROM</w:t>
-      </w:r>
-      <w:r>
-        <w:rPr>
-          <w:rFonts w:ascii="Times New Roman" w:hAnsi="Times New Roman" w:cs="Times New Roman"/>
-          <w:sz w:val="28"/>
-          <w:szCs w:val="28"/>
-          <w:lang w:val="en-US"/>
-        </w:rPr>
-        <w:t xml:space="preserve"> role_name</w:t>
-      </w:r>
-      <w:r>
-        <w:rPr>
-          <w:rStyle w:val="token"/>
-          <w:rFonts w:ascii="Times New Roman" w:hAnsi="Times New Roman" w:cs="Times New Roman"/>
-          <w:sz w:val="28"/>
-          <w:szCs w:val="28"/>
-          <w:lang w:val="en-US"/>
-        </w:rPr>
-        <w:t>;</w:t>
-      </w:r>
-    </w:p>
-    <w:p>
-      <w:pPr>
-        <w:pStyle w:val="HTML0"/>
-        <w:rPr>
-          <w:rFonts w:ascii="Times New Roman" w:hAnsi="Times New Roman" w:cs="Times New Roman"/>
-          <w:sz w:val="28"/>
-          <w:szCs w:val="28"/>
-          <w:lang w:val="en-US"/>
-        </w:rPr>
-      </w:pPr>
-      <w:r>
-        <w:rPr>
-          <w:rStyle w:val="token"/>
-          <w:rFonts w:ascii="Times New Roman" w:hAnsi="Times New Roman" w:cs="Times New Roman"/>
-          <w:sz w:val="28"/>
-          <w:szCs w:val="28"/>
-          <w:lang w:val="en-US"/>
-        </w:rPr>
-        <w:t>REVOKE</w:t>
-      </w:r>
-      <w:r>
-        <w:rPr>
-          <w:rFonts w:ascii="Times New Roman" w:hAnsi="Times New Roman" w:cs="Times New Roman"/>
-          <w:sz w:val="28"/>
-          <w:szCs w:val="28"/>
-          <w:lang w:val="en-US"/>
-        </w:rPr>
-        <w:t xml:space="preserve"> </w:t>
-      </w:r>
-      <w:r>
-        <w:rPr>
-          <w:rStyle w:val="token"/>
-          <w:rFonts w:ascii="Times New Roman" w:hAnsi="Times New Roman" w:cs="Times New Roman"/>
-          <w:sz w:val="28"/>
-          <w:szCs w:val="28"/>
-          <w:lang w:val="en-US"/>
-        </w:rPr>
-        <w:t>ALL</w:t>
-      </w:r>
-      <w:r>
-        <w:rPr>
-          <w:rFonts w:ascii="Times New Roman" w:hAnsi="Times New Roman" w:cs="Times New Roman"/>
-          <w:sz w:val="28"/>
-          <w:szCs w:val="28"/>
-          <w:lang w:val="en-US"/>
-        </w:rPr>
-        <w:t xml:space="preserve"> </w:t>
-      </w:r>
-      <w:r>
-        <w:rPr>
-          <w:rStyle w:val="token"/>
-          <w:rFonts w:ascii="Times New Roman" w:hAnsi="Times New Roman" w:cs="Times New Roman"/>
-          <w:sz w:val="28"/>
-          <w:szCs w:val="28"/>
-          <w:lang w:val="en-US"/>
-        </w:rPr>
-        <w:t>PRIVILEGES</w:t>
-      </w:r>
-      <w:r>
-        <w:rPr>
-          <w:rFonts w:ascii="Times New Roman" w:hAnsi="Times New Roman" w:cs="Times New Roman"/>
-          <w:sz w:val="28"/>
-          <w:szCs w:val="28"/>
-          <w:lang w:val="en-US"/>
-        </w:rPr>
-        <w:t xml:space="preserve"> </w:t>
-      </w:r>
-      <w:r>
-        <w:rPr>
-          <w:rStyle w:val="token"/>
-          <w:rFonts w:ascii="Times New Roman" w:hAnsi="Times New Roman" w:cs="Times New Roman"/>
-          <w:sz w:val="28"/>
-          <w:szCs w:val="28"/>
-          <w:lang w:val="en-US"/>
-        </w:rPr>
-        <w:t>ON</w:t>
-      </w:r>
-      <w:r>
-        <w:rPr>
-          <w:rFonts w:ascii="Times New Roman" w:hAnsi="Times New Roman" w:cs="Times New Roman"/>
-          <w:sz w:val="28"/>
-          <w:szCs w:val="28"/>
-          <w:lang w:val="en-US"/>
-        </w:rPr>
-        <w:t xml:space="preserve"> table_name </w:t>
-      </w:r>
-      <w:r>
-        <w:rPr>
-          <w:rStyle w:val="token"/>
-          <w:rFonts w:ascii="Times New Roman" w:hAnsi="Times New Roman" w:cs="Times New Roman"/>
-          <w:sz w:val="28"/>
-          <w:szCs w:val="28"/>
-          <w:lang w:val="en-US"/>
-        </w:rPr>
-        <w:t>FROM</w:t>
-      </w:r>
-      <w:r>
-        <w:rPr>
-          <w:rFonts w:ascii="Times New Roman" w:hAnsi="Times New Roman" w:cs="Times New Roman"/>
-          <w:sz w:val="28"/>
-          <w:szCs w:val="28"/>
-          <w:lang w:val="en-US"/>
-        </w:rPr>
-        <w:t xml:space="preserve"> role_name</w:t>
-      </w:r>
-      <w:r>
-        <w:rPr>
-          <w:rStyle w:val="token"/>
-          <w:rFonts w:ascii="Times New Roman" w:hAnsi="Times New Roman" w:cs="Times New Roman"/>
-          <w:sz w:val="28"/>
-          <w:szCs w:val="28"/>
-          <w:lang w:val="en-US"/>
-        </w:rPr>
-        <w:t>;</w:t>
-      </w:r>
-    </w:p>
-    <w:p>
-      <w:pPr>
-        <w:pStyle w:val="HTML0"/>
-        <w:rPr>
-          <w:rFonts w:ascii="Times New Roman" w:hAnsi="Times New Roman" w:cs="Times New Roman"/>
-          <w:sz w:val="28"/>
-          <w:szCs w:val="28"/>
-          <w:lang w:val="en-US"/>
-        </w:rPr>
-      </w:pPr>
-    </w:p>
-    <w:p>
-      <w:pPr>
-        <w:pStyle w:val="HTML0"/>
-        <w:rPr>
-          <w:rFonts w:ascii="Times New Roman" w:hAnsi="Times New Roman" w:cs="Times New Roman"/>
-          <w:sz w:val="28"/>
-          <w:szCs w:val="28"/>
-        </w:rPr>
-      </w:pPr>
-      <w:r>
-        <w:rPr>
-          <w:rStyle w:val="token"/>
-          <w:rFonts w:ascii="Times New Roman" w:hAnsi="Times New Roman" w:cs="Times New Roman"/>
-          <w:sz w:val="28"/>
-          <w:szCs w:val="28"/>
-        </w:rPr>
-        <w:t>-- Создание ролей и пользователей</w:t>
-      </w:r>
-    </w:p>
-    <w:p>
-      <w:pPr>
-        <w:pStyle w:val="HTML0"/>
-        <w:rPr>
-          <w:rFonts w:ascii="Times New Roman" w:hAnsi="Times New Roman" w:cs="Times New Roman"/>
-          <w:sz w:val="28"/>
-          <w:szCs w:val="28"/>
-        </w:rPr>
-      </w:pPr>
-      <w:r>
-        <w:rPr>
-          <w:rStyle w:val="token"/>
-          <w:rFonts w:ascii="Times New Roman" w:hAnsi="Times New Roman" w:cs="Times New Roman"/>
-          <w:sz w:val="28"/>
-          <w:szCs w:val="28"/>
-        </w:rPr>
-        <w:t>CREATE</w:t>
-      </w:r>
-      <w:r>
-        <w:rPr>
-          <w:rFonts w:ascii="Times New Roman" w:hAnsi="Times New Roman" w:cs="Times New Roman"/>
-          <w:sz w:val="28"/>
-          <w:szCs w:val="28"/>
-        </w:rPr>
-        <w:t xml:space="preserve"> ROLE read_only_role</w:t>
-      </w:r>
-      <w:r>
-        <w:rPr>
-          <w:rStyle w:val="token"/>
-          <w:rFonts w:ascii="Times New Roman" w:hAnsi="Times New Roman" w:cs="Times New Roman"/>
-          <w:sz w:val="28"/>
-          <w:szCs w:val="28"/>
-        </w:rPr>
-        <w:t>;</w:t>
-      </w:r>
-    </w:p>
-    <w:p>
-      <w:pPr>
-        <w:pStyle w:val="HTML0"/>
-        <w:rPr>
-          <w:rFonts w:ascii="Times New Roman" w:hAnsi="Times New Roman" w:cs="Times New Roman"/>
-          <w:sz w:val="28"/>
-          <w:szCs w:val="28"/>
-          <w:lang w:val="en-US"/>
-        </w:rPr>
-      </w:pPr>
-      <w:r>
-        <w:rPr>
-          <w:rStyle w:val="token"/>
-          <w:rFonts w:ascii="Times New Roman" w:hAnsi="Times New Roman" w:cs="Times New Roman"/>
-          <w:sz w:val="28"/>
-          <w:szCs w:val="28"/>
-          <w:lang w:val="en-US"/>
-        </w:rPr>
-        <w:t>CREATE</w:t>
-      </w:r>
-      <w:r>
-        <w:rPr>
-          <w:rFonts w:ascii="Times New Roman" w:hAnsi="Times New Roman" w:cs="Times New Roman"/>
-          <w:sz w:val="28"/>
-          <w:szCs w:val="28"/>
-          <w:lang w:val="en-US"/>
-        </w:rPr>
-        <w:t xml:space="preserve"> </w:t>
-      </w:r>
-      <w:r>
-        <w:rPr>
-          <w:rStyle w:val="token"/>
-          <w:rFonts w:ascii="Times New Roman" w:hAnsi="Times New Roman" w:cs="Times New Roman"/>
-          <w:sz w:val="28"/>
-          <w:szCs w:val="28"/>
-          <w:lang w:val="en-US"/>
-        </w:rPr>
-        <w:t>USER</w:t>
-      </w:r>
-      <w:r>
-        <w:rPr>
-          <w:rFonts w:ascii="Times New Roman" w:hAnsi="Times New Roman" w:cs="Times New Roman"/>
-          <w:sz w:val="28"/>
-          <w:szCs w:val="28"/>
-          <w:lang w:val="en-US"/>
-        </w:rPr>
-        <w:t xml:space="preserve"> user_name </w:t>
-      </w:r>
-      <w:r>
-        <w:rPr>
-          <w:rStyle w:val="token"/>
-          <w:rFonts w:ascii="Times New Roman" w:hAnsi="Times New Roman" w:cs="Times New Roman"/>
-          <w:sz w:val="28"/>
-          <w:szCs w:val="28"/>
-          <w:lang w:val="en-US"/>
-        </w:rPr>
-        <w:t>WITH</w:t>
-      </w:r>
-      <w:r>
-        <w:rPr>
-          <w:rFonts w:ascii="Times New Roman" w:hAnsi="Times New Roman" w:cs="Times New Roman"/>
-          <w:sz w:val="28"/>
-          <w:szCs w:val="28"/>
-          <w:lang w:val="en-US"/>
-        </w:rPr>
-        <w:t xml:space="preserve"> PASSWORD </w:t>
-      </w:r>
-      <w:r>
-        <w:rPr>
-          <w:rStyle w:val="token"/>
-          <w:rFonts w:ascii="Times New Roman" w:hAnsi="Times New Roman" w:cs="Times New Roman"/>
-          <w:sz w:val="28"/>
-          <w:szCs w:val="28"/>
-          <w:lang w:val="en-US"/>
-        </w:rPr>
-        <w:t>'password';</w:t>
-      </w:r>
-    </w:p>
-    <w:p>
-      <w:pPr>
-        <w:pStyle w:val="HTML0"/>
-        <w:rPr>
-          <w:rFonts w:ascii="Times New Roman" w:hAnsi="Times New Roman" w:cs="Times New Roman"/>
-          <w:sz w:val="28"/>
-          <w:szCs w:val="28"/>
-          <w:lang w:val="en-US"/>
-        </w:rPr>
-      </w:pPr>
-      <w:r>
-        <w:rPr>
-          <w:rStyle w:val="token"/>
-          <w:rFonts w:ascii="Times New Roman" w:hAnsi="Times New Roman" w:cs="Times New Roman"/>
-          <w:sz w:val="28"/>
-          <w:szCs w:val="28"/>
-          <w:lang w:val="en-US"/>
-        </w:rPr>
-        <w:t>GRANT</w:t>
-      </w:r>
-      <w:r>
-        <w:rPr>
-          <w:rFonts w:ascii="Times New Roman" w:hAnsi="Times New Roman" w:cs="Times New Roman"/>
-          <w:sz w:val="28"/>
-          <w:szCs w:val="28"/>
-          <w:lang w:val="en-US"/>
-        </w:rPr>
-        <w:t xml:space="preserve"> read_only_role </w:t>
-      </w:r>
-      <w:r>
-        <w:rPr>
-          <w:rStyle w:val="token"/>
-          <w:rFonts w:ascii="Times New Roman" w:hAnsi="Times New Roman" w:cs="Times New Roman"/>
-          <w:sz w:val="28"/>
-          <w:szCs w:val="28"/>
-          <w:lang w:val="en-US"/>
-        </w:rPr>
-        <w:t>TO</w:t>
-      </w:r>
-      <w:r>
-        <w:rPr>
-          <w:rFonts w:ascii="Times New Roman" w:hAnsi="Times New Roman" w:cs="Times New Roman"/>
-          <w:sz w:val="28"/>
-          <w:szCs w:val="28"/>
-          <w:lang w:val="en-US"/>
-        </w:rPr>
-        <w:t xml:space="preserve"> user_name</w:t>
-      </w:r>
-      <w:r>
-        <w:rPr>
-          <w:rStyle w:val="token"/>
-          <w:rFonts w:ascii="Times New Roman" w:hAnsi="Times New Roman" w:cs="Times New Roman"/>
-          <w:sz w:val="28"/>
-          <w:szCs w:val="28"/>
-          <w:lang w:val="en-US"/>
-        </w:rPr>
-        <w:t>;</w:t>
-      </w:r>
-    </w:p>
-    <w:p>
-      <w:pPr>
-        <w:jc w:val="center"/>
-        <w:rPr>
-          <w:b w:val="0"/>
-          <w:bCs w:val="0"/>
-          <w:lang w:val="en-US"/>
-        </w:rPr>
-      </w:pPr>
-    </w:p>
-    <w:p>
-      <w:pPr>
-        <w:rPr>
-          <w:b w:val="0"/>
-          <w:bCs w:val="0"/>
-        </w:rPr>
-      </w:pPr>
-      <w:r>
-        <w:t>Вопрос 4.</w:t>
-      </w:r>
-      <w:r>
-        <w:rPr>
-          <w:b w:val="0"/>
-          <w:bCs w:val="0"/>
-        </w:rPr>
-        <w:t xml:space="preserve"> </w:t>
-      </w:r>
-      <w:r>
-        <w:rPr>
-          <w:b w:val="0"/>
-          <w:bCs w:val="0"/>
-        </w:rPr>
-        <w:t>Как протестировать, что права доступа настроены правильно?</w:t>
-      </w:r>
-    </w:p>
-    <w:p>
-      <w:pPr>
-        <w:pStyle w:val="HTML0"/>
-        <w:rPr>
-          <w:rFonts w:ascii="Times New Roman" w:hAnsi="Times New Roman" w:cs="Times New Roman"/>
-          <w:sz w:val="28"/>
-          <w:szCs w:val="28"/>
-        </w:rPr>
-      </w:pPr>
-      <w:r>
-        <w:rPr>
-          <w:rStyle w:val="token"/>
-          <w:rFonts w:ascii="Times New Roman" w:hAnsi="Times New Roman" w:cs="Times New Roman"/>
-          <w:sz w:val="28"/>
-          <w:szCs w:val="28"/>
-        </w:rPr>
-        <w:t>-- Проверка текущих прав</w:t>
-      </w:r>
-    </w:p>
-    <w:p>
-      <w:pPr>
-        <w:pStyle w:val="HTML0"/>
-        <w:rPr>
-          <w:rFonts w:ascii="Times New Roman" w:hAnsi="Times New Roman" w:cs="Times New Roman"/>
-          <w:sz w:val="28"/>
-          <w:szCs w:val="28"/>
-        </w:rPr>
-      </w:pPr>
-      <w:r>
-        <w:rPr>
-          <w:rFonts w:ascii="Times New Roman" w:hAnsi="Times New Roman" w:cs="Times New Roman"/>
-          <w:sz w:val="28"/>
-          <w:szCs w:val="28"/>
-        </w:rPr>
-        <w:t>\dp table_name</w:t>
-      </w:r>
-    </w:p>
-    <w:p>
-      <w:pPr>
-        <w:pStyle w:val="HTML0"/>
-        <w:rPr>
-          <w:rFonts w:ascii="Times New Roman" w:hAnsi="Times New Roman" w:cs="Times New Roman"/>
-          <w:sz w:val="28"/>
-          <w:szCs w:val="28"/>
-          <w:lang w:val="en-US"/>
-        </w:rPr>
-      </w:pPr>
-      <w:r>
-        <w:rPr>
-          <w:rStyle w:val="token"/>
-          <w:rFonts w:ascii="Times New Roman" w:hAnsi="Times New Roman" w:cs="Times New Roman"/>
-          <w:sz w:val="28"/>
-          <w:szCs w:val="28"/>
-          <w:lang w:val="en-US"/>
-        </w:rPr>
-        <w:t>SELECT</w:t>
-      </w:r>
-      <w:r>
-        <w:rPr>
-          <w:rFonts w:ascii="Times New Roman" w:hAnsi="Times New Roman" w:cs="Times New Roman"/>
-          <w:sz w:val="28"/>
-          <w:szCs w:val="28"/>
-          <w:lang w:val="en-US"/>
-        </w:rPr>
-        <w:t xml:space="preserve"> </w:t>
-      </w:r>
-      <w:r>
-        <w:rPr>
-          <w:rStyle w:val="token"/>
-          <w:rFonts w:ascii="Times New Roman" w:hAnsi="Times New Roman" w:cs="Times New Roman"/>
-          <w:sz w:val="28"/>
-          <w:szCs w:val="28"/>
-          <w:lang w:val="en-US"/>
-        </w:rPr>
-        <w:t>*</w:t>
-      </w:r>
-      <w:r>
-        <w:rPr>
-          <w:rFonts w:ascii="Times New Roman" w:hAnsi="Times New Roman" w:cs="Times New Roman"/>
-          <w:sz w:val="28"/>
-          <w:szCs w:val="28"/>
-          <w:lang w:val="en-US"/>
-        </w:rPr>
-        <w:t xml:space="preserve"> </w:t>
-      </w:r>
-      <w:r>
-        <w:rPr>
-          <w:rStyle w:val="token"/>
-          <w:rFonts w:ascii="Times New Roman" w:hAnsi="Times New Roman" w:cs="Times New Roman"/>
-          <w:sz w:val="28"/>
-          <w:szCs w:val="28"/>
-          <w:lang w:val="en-US"/>
-        </w:rPr>
-        <w:t>FROM</w:t>
-      </w:r>
-      <w:r>
-        <w:rPr>
-          <w:rFonts w:ascii="Times New Roman" w:hAnsi="Times New Roman" w:cs="Times New Roman"/>
-          <w:sz w:val="28"/>
-          <w:szCs w:val="28"/>
-          <w:lang w:val="en-US"/>
-        </w:rPr>
-        <w:t xml:space="preserve"> information_schema</w:t>
-      </w:r>
-      <w:r>
-        <w:rPr>
-          <w:rStyle w:val="token"/>
-          <w:rFonts w:ascii="Times New Roman" w:hAnsi="Times New Roman" w:cs="Times New Roman"/>
-          <w:sz w:val="28"/>
-          <w:szCs w:val="28"/>
-          <w:lang w:val="en-US"/>
-        </w:rPr>
-        <w:t>.</w:t>
-      </w:r>
-      <w:r>
-        <w:rPr>
-          <w:rFonts w:ascii="Times New Roman" w:hAnsi="Times New Roman" w:cs="Times New Roman"/>
-          <w:sz w:val="28"/>
-          <w:szCs w:val="28"/>
-          <w:lang w:val="en-US"/>
-        </w:rPr>
-        <w:t xml:space="preserve">table_privileges </w:t>
-      </w:r>
-      <w:r>
-        <w:rPr>
-          <w:rStyle w:val="token"/>
-          <w:rFonts w:ascii="Times New Roman" w:hAnsi="Times New Roman" w:cs="Times New Roman"/>
-          <w:sz w:val="28"/>
-          <w:szCs w:val="28"/>
-          <w:lang w:val="en-US"/>
-        </w:rPr>
-        <w:t>WHERE</w:t>
-      </w:r>
-      <w:r>
-        <w:rPr>
-          <w:rFonts w:ascii="Times New Roman" w:hAnsi="Times New Roman" w:cs="Times New Roman"/>
-          <w:sz w:val="28"/>
-          <w:szCs w:val="28"/>
-          <w:lang w:val="en-US"/>
-        </w:rPr>
-        <w:t xml:space="preserve"> table_name </w:t>
-      </w:r>
-      <w:r>
-        <w:rPr>
-          <w:rStyle w:val="token"/>
-          <w:rFonts w:ascii="Times New Roman" w:hAnsi="Times New Roman" w:cs="Times New Roman"/>
-          <w:sz w:val="28"/>
-          <w:szCs w:val="28"/>
-          <w:lang w:val="en-US"/>
-        </w:rPr>
-        <w:t>=</w:t>
-      </w:r>
-      <w:r>
-        <w:rPr>
-          <w:rFonts w:ascii="Times New Roman" w:hAnsi="Times New Roman" w:cs="Times New Roman"/>
-          <w:sz w:val="28"/>
-          <w:szCs w:val="28"/>
-          <w:lang w:val="en-US"/>
-        </w:rPr>
-        <w:t xml:space="preserve"> </w:t>
-      </w:r>
-      <w:r>
-        <w:rPr>
-          <w:rStyle w:val="token"/>
-          <w:rFonts w:ascii="Times New Roman" w:hAnsi="Times New Roman" w:cs="Times New Roman"/>
-          <w:sz w:val="28"/>
-          <w:szCs w:val="28"/>
-          <w:lang w:val="en-US"/>
-        </w:rPr>
-        <w:t>'inventory';</w:t>
-      </w:r>
-    </w:p>
-    <w:p>
-      <w:pPr>
-        <w:pStyle w:val="HTML0"/>
-        <w:rPr>
-          <w:rFonts w:ascii="Times New Roman" w:hAnsi="Times New Roman" w:cs="Times New Roman"/>
-          <w:sz w:val="28"/>
-          <w:szCs w:val="28"/>
-          <w:lang w:val="en-US"/>
-        </w:rPr>
-      </w:pPr>
-    </w:p>
-    <w:p>
-      <w:pPr>
-        <w:pStyle w:val="HTML0"/>
-        <w:rPr>
-          <w:rFonts w:ascii="Times New Roman" w:hAnsi="Times New Roman" w:cs="Times New Roman"/>
-          <w:sz w:val="28"/>
-          <w:szCs w:val="28"/>
-        </w:rPr>
-      </w:pPr>
-      <w:r>
-        <w:rPr>
-          <w:rStyle w:val="token"/>
-          <w:rFonts w:ascii="Times New Roman" w:hAnsi="Times New Roman" w:cs="Times New Roman"/>
-          <w:sz w:val="28"/>
-          <w:szCs w:val="28"/>
-        </w:rPr>
-        <w:t>-- Тестирование от имени другого пользователя</w:t>
-      </w:r>
-    </w:p>
-    <w:p>
-      <w:pPr>
-        <w:pStyle w:val="HTML0"/>
-        <w:rPr>
-          <w:rFonts w:ascii="Times New Roman" w:hAnsi="Times New Roman" w:cs="Times New Roman"/>
-          <w:sz w:val="28"/>
-          <w:szCs w:val="28"/>
-        </w:rPr>
-      </w:pPr>
-      <w:r>
-        <w:rPr>
-          <w:rStyle w:val="token"/>
-          <w:rFonts w:ascii="Times New Roman" w:hAnsi="Times New Roman" w:cs="Times New Roman"/>
-          <w:sz w:val="28"/>
-          <w:szCs w:val="28"/>
-        </w:rPr>
-        <w:t>SET</w:t>
-      </w:r>
-      <w:r>
-        <w:rPr>
-          <w:rFonts w:ascii="Times New Roman" w:hAnsi="Times New Roman" w:cs="Times New Roman"/>
-          <w:sz w:val="28"/>
-          <w:szCs w:val="28"/>
-        </w:rPr>
-        <w:t xml:space="preserve"> ROLE test_user</w:t>
-      </w:r>
-      <w:r>
-        <w:rPr>
-          <w:rStyle w:val="token"/>
-          <w:rFonts w:ascii="Times New Roman" w:hAnsi="Times New Roman" w:cs="Times New Roman"/>
-          <w:sz w:val="28"/>
-          <w:szCs w:val="28"/>
-        </w:rPr>
-        <w:t>;</w:t>
-      </w:r>
-    </w:p>
-    <w:p>
-      <w:pPr>
-        <w:pStyle w:val="HTML0"/>
-        <w:rPr>
-          <w:rFonts w:ascii="Times New Roman" w:hAnsi="Times New Roman" w:cs="Times New Roman"/>
-          <w:sz w:val="28"/>
-          <w:szCs w:val="28"/>
-        </w:rPr>
-      </w:pPr>
-      <w:r>
-        <w:rPr>
-          <w:rStyle w:val="token"/>
-          <w:rFonts w:ascii="Times New Roman" w:hAnsi="Times New Roman" w:cs="Times New Roman"/>
-          <w:sz w:val="28"/>
-          <w:szCs w:val="28"/>
-        </w:rPr>
         <w:t>SELECT</w:t>
       </w:r>
       <w:r>
@@ -7916,7 +7393,6 @@
           <w:sz w:val="28"/>
           <w:szCs w:val="28"/>
         </w:rPr>
-        <w:lastRenderedPageBreak/>
         <w:t>Контроль доступа на основе системных политик</w:t>
       </w:r>
     </w:p>
@@ -8281,6 +7757,7 @@
           <w:sz w:val="28"/>
           <w:szCs w:val="28"/>
         </w:rPr>
+        <w:lastRenderedPageBreak/>
         <w:t>В текущей реализации sepgsql не поддерживает метки на уровне строк</w:t>
       </w:r>
       <w:r>
@@ -8290,7 +7767,7 @@
         </w:rPr>
         <w:t xml:space="preserve"> - </w:t>
       </w:r>
-      <w:hyperlink r:id="rId35" w:history="1">
+      <w:hyperlink r:id="rId28" w:history="1">
         <w:r>
           <w:rPr>
             <w:rStyle w:val="aa"/>
@@ -8434,7 +7911,6 @@
         </w:rPr>
       </w:pPr>
       <w:r>
-        <w:lastRenderedPageBreak/>
         <w:t>Задание 8</w:t>
       </w:r>
       <w:r>
@@ -8652,7 +8128,6 @@
           <w:bCs w:val="0"/>
           <w:sz w:val="28"/>
           <w:szCs w:val="28"/>
-          <w:lang w:val="en-US"/>
         </w:rPr>
         <w:tab/>
       </w:r>
@@ -8709,16 +8184,7 @@
           <w:szCs w:val="28"/>
           <w:lang w:val="en-US"/>
         </w:rPr>
-        <w:t>:</w:t>
-      </w:r>
-      <w:r>
-        <w:rPr>
-          <w:rFonts w:ascii="Times New Roman" w:hAnsi="Times New Roman" w:cs="Times New Roman"/>
-          <w:sz w:val="28"/>
-          <w:szCs w:val="28"/>
-          <w:lang w:val="en-US"/>
-        </w:rPr>
-        <w:t xml:space="preserve"> </w:t>
+        <w:t xml:space="preserve">: </w:t>
       </w:r>
       <w:r>
         <w:rPr>
@@ -9217,6 +8683,7 @@
           <w:sz w:val="28"/>
           <w:szCs w:val="28"/>
         </w:rPr>
+        <w:lastRenderedPageBreak/>
         <w:t>WHERE</w:t>
       </w:r>
       <w:r>
@@ -9885,7 +9352,6 @@
           <w:szCs w:val="28"/>
           <w:lang w:val="en-US"/>
         </w:rPr>
-        <w:lastRenderedPageBreak/>
         <w:t>SELECT</w:t>
       </w:r>
       <w:r>
@@ -9985,9 +9451,9 @@
       </w:r>
     </w:p>
     <w:sectPr>
-      <w:headerReference w:type="default" r:id="rId36"/>
-      <w:headerReference w:type="first" r:id="rId37"/>
-      <w:footerReference w:type="first" r:id="rId38"/>
+      <w:headerReference w:type="default" r:id="rId29"/>
+      <w:headerReference w:type="first" r:id="rId30"/>
+      <w:footerReference w:type="first" r:id="rId31"/>
       <w:pgSz w:w="11906" w:h="16838" w:code="9"/>
       <w:pgMar w:top="1134" w:right="851" w:bottom="1134" w:left="1418" w:header="709" w:footer="335" w:gutter="0"/>
       <w:cols w:space="708"/>
@@ -9999,7 +9465,7 @@
 </file>
 
 <file path=word/endnotes.xml><?xml version="1.0" encoding="utf-8"?>
-<w:endnotes xmlns:wpc="http://schemas.microsoft.com/office/word/2010/wordprocessingCanvas" xmlns:cx="http://schemas.microsoft.com/office/drawing/2014/chartex" xmlns:cx1="http://schemas.microsoft.com/office/drawing/2015/9/8/chartex" xmlns:cx2="http://schemas.microsoft.com/office/drawing/2015/10/21/chartex" xmlns:cx3="http://schemas.microsoft.com/office/drawing/2016/5/9/chartex" xmlns:cx4="http://schemas.microsoft.com/office/drawing/2016/5/10/chartex" xmlns:cx5="http://schemas.microsoft.com/office/drawing/2016/5/11/chartex" xmlns:cx6="http://schemas.microsoft.com/office/drawing/2016/5/12/chartex" xmlns:cx7="http://schemas.microsoft.com/office/drawing/2016/5/13/chartex" xmlns:cx8="http://schemas.microsoft.com/office/drawing/2016/5/14/chartex" xmlns:mc="http://schemas.openxmlformats.org/markup-compatibility/2006" xmlns:aink="http://schemas.microsoft.com/office/drawing/2016/ink" xmlns:am3d="http://schemas.microsoft.com/office/drawing/2017/model3d" xmlns:o="urn:schemas-microsoft-com:office:office" xmlns:r="http://schemas.openxmlformats.org/officeDocument/2006/relationships" xmlns:m="http://schemas.openxmlformats.org/officeDocument/2006/math" xmlns:v="urn:schemas-microsoft-com:vml" xmlns:wp14="http://schemas.microsoft.com/office/word/2010/wordprocessingDrawing" xmlns:wp="http://schemas.openxmlformats.org/drawingml/2006/wordprocessingDrawing" xmlns:w10="urn:schemas-microsoft-com:office:word" xmlns:w="http://schemas.openxmlformats.org/wordprocessingml/2006/main" xmlns:w14="http://schemas.microsoft.com/office/word/2010/wordml" xmlns:w15="http://schemas.microsoft.com/office/word/2012/wordml" xmlns:w16cex="http://schemas.microsoft.com/office/word/2018/wordml/cex" xmlns:w16cid="http://schemas.microsoft.com/office/word/2016/wordml/cid" xmlns:w16="http://schemas.microsoft.com/office/word/2018/wordml" xmlns:w16sdtdh="http://schemas.microsoft.com/office/word/2020/wordml/sdtdatahash" xmlns:w16se="http://schemas.microsoft.com/office/word/2015/wordml/symex" xmlns:wpg="http://schemas.microsoft.com/office/word/2010/wordprocessingGroup" xmlns:wpi="http://schemas.microsoft.com/office/word/2010/wordprocessingInk" xmlns:wne="http://schemas.microsoft.com/office/word/2006/wordml" xmlns:wps="http://schemas.microsoft.com/office/word/2010/wordprocessingShape" mc:Ignorable="w14 w15 w16se w16cid w16 w16cex w16sdtdh wp14">
+<w:endnotes xmlns:wpc="http://schemas.microsoft.com/office/word/2010/wordprocessingCanvas" xmlns:cx="http://schemas.microsoft.com/office/drawing/2014/chartex" xmlns:cx1="http://schemas.microsoft.com/office/drawing/2015/9/8/chartex" xmlns:cx2="http://schemas.microsoft.com/office/drawing/2015/10/21/chartex" xmlns:cx3="http://schemas.microsoft.com/office/drawing/2016/5/9/chartex" xmlns:cx4="http://schemas.microsoft.com/office/drawing/2016/5/10/chartex" xmlns:cx5="http://schemas.microsoft.com/office/drawing/2016/5/11/chartex" xmlns:cx6="http://schemas.microsoft.com/office/drawing/2016/5/12/chartex" xmlns:cx7="http://schemas.microsoft.com/office/drawing/2016/5/13/chartex" xmlns:cx8="http://schemas.microsoft.com/office/drawing/2016/5/14/chartex" xmlns:mc="http://schemas.openxmlformats.org/markup-compatibility/2006" xmlns:aink="http://schemas.microsoft.com/office/drawing/2016/ink" xmlns:am3d="http://schemas.microsoft.com/office/drawing/2017/model3d" xmlns:o="urn:schemas-microsoft-com:office:office" xmlns:oel="http://schemas.microsoft.com/office/2019/extlst" xmlns:r="http://schemas.openxmlformats.org/officeDocument/2006/relationships" xmlns:m="http://schemas.openxmlformats.org/officeDocument/2006/math" xmlns:v="urn:schemas-microsoft-com:vml" xmlns:wp14="http://schemas.microsoft.com/office/word/2010/wordprocessingDrawing" xmlns:wp="http://schemas.openxmlformats.org/drawingml/2006/wordprocessingDrawing" xmlns:w10="urn:schemas-microsoft-com:office:word" xmlns:w="http://schemas.openxmlformats.org/wordprocessingml/2006/main" xmlns:w14="http://schemas.microsoft.com/office/word/2010/wordml" xmlns:w15="http://schemas.microsoft.com/office/word/2012/wordml" xmlns:w16cex="http://schemas.microsoft.com/office/word/2018/wordml/cex" xmlns:w16cid="http://schemas.microsoft.com/office/word/2016/wordml/cid" xmlns:w16="http://schemas.microsoft.com/office/word/2018/wordml" xmlns:w16du="http://schemas.microsoft.com/office/word/2023/wordml/word16du" xmlns:w16sdtdh="http://schemas.microsoft.com/office/word/2020/wordml/sdtdatahash" xmlns:w16sdtfl="http://schemas.microsoft.com/office/word/2024/wordml/sdtformatlock" xmlns:w16se="http://schemas.microsoft.com/office/word/2015/wordml/symex" xmlns:wpg="http://schemas.microsoft.com/office/word/2010/wordprocessingGroup" xmlns:wpi="http://schemas.microsoft.com/office/word/2010/wordprocessingInk" xmlns:wne="http://schemas.microsoft.com/office/word/2006/wordml" xmlns:wps="http://schemas.microsoft.com/office/word/2010/wordprocessingShape" mc:Ignorable="w14 w15 w16se w16cid w16 w16cex w16sdtdh w16sdtfl w16du wp14">
   <w:endnote w:type="separator" w:id="-1">
     <w:p>
       <w:pPr>
@@ -10024,7 +9490,7 @@
 </file>
 
 <file path=word/footer1.xml><?xml version="1.0" encoding="utf-8"?>
-<w:ftr xmlns:wpc="http://schemas.microsoft.com/office/word/2010/wordprocessingCanvas" xmlns:cx="http://schemas.microsoft.com/office/drawing/2014/chartex" xmlns:cx1="http://schemas.microsoft.com/office/drawing/2015/9/8/chartex" xmlns:cx2="http://schemas.microsoft.com/office/drawing/2015/10/21/chartex" xmlns:cx3="http://schemas.microsoft.com/office/drawing/2016/5/9/chartex" xmlns:cx4="http://schemas.microsoft.com/office/drawing/2016/5/10/chartex" xmlns:cx5="http://schemas.microsoft.com/office/drawing/2016/5/11/chartex" xmlns:cx6="http://schemas.microsoft.com/office/drawing/2016/5/12/chartex" xmlns:cx7="http://schemas.microsoft.com/office/drawing/2016/5/13/chartex" xmlns:cx8="http://schemas.microsoft.com/office/drawing/2016/5/14/chartex" xmlns:mc="http://schemas.openxmlformats.org/markup-compatibility/2006" xmlns:aink="http://schemas.microsoft.com/office/drawing/2016/ink" xmlns:am3d="http://schemas.microsoft.com/office/drawing/2017/model3d" xmlns:o="urn:schemas-microsoft-com:office:office" xmlns:r="http://schemas.openxmlformats.org/officeDocument/2006/relationships" xmlns:m="http://schemas.openxmlformats.org/officeDocument/2006/math" xmlns:v="urn:schemas-microsoft-com:vml" xmlns:wp14="http://schemas.microsoft.com/office/word/2010/wordprocessingDrawing" xmlns:wp="http://schemas.openxmlformats.org/drawingml/2006/wordprocessingDrawing" xmlns:w10="urn:schemas-microsoft-com:office:word" xmlns:w="http://schemas.openxmlformats.org/wordprocessingml/2006/main" xmlns:w14="http://schemas.microsoft.com/office/word/2010/wordml" xmlns:w15="http://schemas.microsoft.com/office/word/2012/wordml" xmlns:w16cex="http://schemas.microsoft.com/office/word/2018/wordml/cex" xmlns:w16cid="http://schemas.microsoft.com/office/word/2016/wordml/cid" xmlns:w16="http://schemas.microsoft.com/office/word/2018/wordml" xmlns:w16sdtdh="http://schemas.microsoft.com/office/word/2020/wordml/sdtdatahash" xmlns:w16se="http://schemas.microsoft.com/office/word/2015/wordml/symex" xmlns:wpg="http://schemas.microsoft.com/office/word/2010/wordprocessingGroup" xmlns:wpi="http://schemas.microsoft.com/office/word/2010/wordprocessingInk" xmlns:wne="http://schemas.microsoft.com/office/word/2006/wordml" xmlns:wps="http://schemas.microsoft.com/office/word/2010/wordprocessingShape" mc:Ignorable="w14 w15 w16se w16cid w16 w16cex w16sdtdh wp14">
+<w:ftr xmlns:wpc="http://schemas.microsoft.com/office/word/2010/wordprocessingCanvas" xmlns:cx="http://schemas.microsoft.com/office/drawing/2014/chartex" xmlns:cx1="http://schemas.microsoft.com/office/drawing/2015/9/8/chartex" xmlns:cx2="http://schemas.microsoft.com/office/drawing/2015/10/21/chartex" xmlns:cx3="http://schemas.microsoft.com/office/drawing/2016/5/9/chartex" xmlns:cx4="http://schemas.microsoft.com/office/drawing/2016/5/10/chartex" xmlns:cx5="http://schemas.microsoft.com/office/drawing/2016/5/11/chartex" xmlns:cx6="http://schemas.microsoft.com/office/drawing/2016/5/12/chartex" xmlns:cx7="http://schemas.microsoft.com/office/drawing/2016/5/13/chartex" xmlns:cx8="http://schemas.microsoft.com/office/drawing/2016/5/14/chartex" xmlns:mc="http://schemas.openxmlformats.org/markup-compatibility/2006" xmlns:aink="http://schemas.microsoft.com/office/drawing/2016/ink" xmlns:am3d="http://schemas.microsoft.com/office/drawing/2017/model3d" xmlns:o="urn:schemas-microsoft-com:office:office" xmlns:oel="http://schemas.microsoft.com/office/2019/extlst" xmlns:r="http://schemas.openxmlformats.org/officeDocument/2006/relationships" xmlns:m="http://schemas.openxmlformats.org/officeDocument/2006/math" xmlns:v="urn:schemas-microsoft-com:vml" xmlns:wp14="http://schemas.microsoft.com/office/word/2010/wordprocessingDrawing" xmlns:wp="http://schemas.openxmlformats.org/drawingml/2006/wordprocessingDrawing" xmlns:w10="urn:schemas-microsoft-com:office:word" xmlns:w="http://schemas.openxmlformats.org/wordprocessingml/2006/main" xmlns:w14="http://schemas.microsoft.com/office/word/2010/wordml" xmlns:w15="http://schemas.microsoft.com/office/word/2012/wordml" xmlns:w16cex="http://schemas.microsoft.com/office/word/2018/wordml/cex" xmlns:w16cid="http://schemas.microsoft.com/office/word/2016/wordml/cid" xmlns:w16="http://schemas.microsoft.com/office/word/2018/wordml" xmlns:w16du="http://schemas.microsoft.com/office/word/2023/wordml/word16du" xmlns:w16sdtdh="http://schemas.microsoft.com/office/word/2020/wordml/sdtdatahash" xmlns:w16sdtfl="http://schemas.microsoft.com/office/word/2024/wordml/sdtformatlock" xmlns:w16se="http://schemas.microsoft.com/office/word/2015/wordml/symex" xmlns:wpg="http://schemas.microsoft.com/office/word/2010/wordprocessingGroup" xmlns:wpi="http://schemas.microsoft.com/office/word/2010/wordprocessingInk" xmlns:wne="http://schemas.microsoft.com/office/word/2006/wordml" xmlns:wps="http://schemas.microsoft.com/office/word/2010/wordprocessingShape" mc:Ignorable="w14 w15 w16se w16cid w16 w16cex w16sdtdh w16sdtfl w16du wp14">
   <w:p>
     <w:pPr>
       <w:pStyle w:val="a5"/>
@@ -10074,7 +9540,7 @@
 </file>
 
 <file path=word/footnotes.xml><?xml version="1.0" encoding="utf-8"?>
-<w:footnotes xmlns:wpc="http://schemas.microsoft.com/office/word/2010/wordprocessingCanvas" xmlns:cx="http://schemas.microsoft.com/office/drawing/2014/chartex" xmlns:cx1="http://schemas.microsoft.com/office/drawing/2015/9/8/chartex" xmlns:cx2="http://schemas.microsoft.com/office/drawing/2015/10/21/chartex" xmlns:cx3="http://schemas.microsoft.com/office/drawing/2016/5/9/chartex" xmlns:cx4="http://schemas.microsoft.com/office/drawing/2016/5/10/chartex" xmlns:cx5="http://schemas.microsoft.com/office/drawing/2016/5/11/chartex" xmlns:cx6="http://schemas.microsoft.com/office/drawing/2016/5/12/chartex" xmlns:cx7="http://schemas.microsoft.com/office/drawing/2016/5/13/chartex" xmlns:cx8="http://schemas.microsoft.com/office/drawing/2016/5/14/chartex" xmlns:mc="http://schemas.openxmlformats.org/markup-compatibility/2006" xmlns:aink="http://schemas.microsoft.com/office/drawing/2016/ink" xmlns:am3d="http://schemas.microsoft.com/office/drawing/2017/model3d" xmlns:o="urn:schemas-microsoft-com:office:office" xmlns:r="http://schemas.openxmlformats.org/officeDocument/2006/relationships" xmlns:m="http://schemas.openxmlformats.org/officeDocument/2006/math" xmlns:v="urn:schemas-microsoft-com:vml" xmlns:wp14="http://schemas.microsoft.com/office/word/2010/wordprocessingDrawing" xmlns:wp="http://schemas.openxmlformats.org/drawingml/2006/wordprocessingDrawing" xmlns:w10="urn:schemas-microsoft-com:office:word" xmlns:w="http://schemas.openxmlformats.org/wordprocessingml/2006/main" xmlns:w14="http://schemas.microsoft.com/office/word/2010/wordml" xmlns:w15="http://schemas.microsoft.com/office/word/2012/wordml" xmlns:w16cex="http://schemas.microsoft.com/office/word/2018/wordml/cex" xmlns:w16cid="http://schemas.microsoft.com/office/word/2016/wordml/cid" xmlns:w16="http://schemas.microsoft.com/office/word/2018/wordml" xmlns:w16sdtdh="http://schemas.microsoft.com/office/word/2020/wordml/sdtdatahash" xmlns:w16se="http://schemas.microsoft.com/office/word/2015/wordml/symex" xmlns:wpg="http://schemas.microsoft.com/office/word/2010/wordprocessingGroup" xmlns:wpi="http://schemas.microsoft.com/office/word/2010/wordprocessingInk" xmlns:wne="http://schemas.microsoft.com/office/word/2006/wordml" xmlns:wps="http://schemas.microsoft.com/office/word/2010/wordprocessingShape" mc:Ignorable="w14 w15 w16se w16cid w16 w16cex w16sdtdh wp14">
+<w:footnotes xmlns:wpc="http://schemas.microsoft.com/office/word/2010/wordprocessingCanvas" xmlns:cx="http://schemas.microsoft.com/office/drawing/2014/chartex" xmlns:cx1="http://schemas.microsoft.com/office/drawing/2015/9/8/chartex" xmlns:cx2="http://schemas.microsoft.com/office/drawing/2015/10/21/chartex" xmlns:cx3="http://schemas.microsoft.com/office/drawing/2016/5/9/chartex" xmlns:cx4="http://schemas.microsoft.com/office/drawing/2016/5/10/chartex" xmlns:cx5="http://schemas.microsoft.com/office/drawing/2016/5/11/chartex" xmlns:cx6="http://schemas.microsoft.com/office/drawing/2016/5/12/chartex" xmlns:cx7="http://schemas.microsoft.com/office/drawing/2016/5/13/chartex" xmlns:cx8="http://schemas.microsoft.com/office/drawing/2016/5/14/chartex" xmlns:mc="http://schemas.openxmlformats.org/markup-compatibility/2006" xmlns:aink="http://schemas.microsoft.com/office/drawing/2016/ink" xmlns:am3d="http://schemas.microsoft.com/office/drawing/2017/model3d" xmlns:o="urn:schemas-microsoft-com:office:office" xmlns:oel="http://schemas.microsoft.com/office/2019/extlst" xmlns:r="http://schemas.openxmlformats.org/officeDocument/2006/relationships" xmlns:m="http://schemas.openxmlformats.org/officeDocument/2006/math" xmlns:v="urn:schemas-microsoft-com:vml" xmlns:wp14="http://schemas.microsoft.com/office/word/2010/wordprocessingDrawing" xmlns:wp="http://schemas.openxmlformats.org/drawingml/2006/wordprocessingDrawing" xmlns:w10="urn:schemas-microsoft-com:office:word" xmlns:w="http://schemas.openxmlformats.org/wordprocessingml/2006/main" xmlns:w14="http://schemas.microsoft.com/office/word/2010/wordml" xmlns:w15="http://schemas.microsoft.com/office/word/2012/wordml" xmlns:w16cex="http://schemas.microsoft.com/office/word/2018/wordml/cex" xmlns:w16cid="http://schemas.microsoft.com/office/word/2016/wordml/cid" xmlns:w16="http://schemas.microsoft.com/office/word/2018/wordml" xmlns:w16du="http://schemas.microsoft.com/office/word/2023/wordml/word16du" xmlns:w16sdtdh="http://schemas.microsoft.com/office/word/2020/wordml/sdtdatahash" xmlns:w16sdtfl="http://schemas.microsoft.com/office/word/2024/wordml/sdtformatlock" xmlns:w16se="http://schemas.microsoft.com/office/word/2015/wordml/symex" xmlns:wpg="http://schemas.microsoft.com/office/word/2010/wordprocessingGroup" xmlns:wpi="http://schemas.microsoft.com/office/word/2010/wordprocessingInk" xmlns:wne="http://schemas.microsoft.com/office/word/2006/wordml" xmlns:wps="http://schemas.microsoft.com/office/word/2010/wordprocessingShape" mc:Ignorable="w14 w15 w16se w16cid w16 w16cex w16sdtdh w16sdtfl w16du wp14">
   <w:footnote w:type="separator" w:id="-1">
     <w:p>
       <w:pPr>
@@ -10099,7 +9565,7 @@
 </file>
 
 <file path=word/header1.xml><?xml version="1.0" encoding="utf-8"?>
-<w:hdr xmlns:wpc="http://schemas.microsoft.com/office/word/2010/wordprocessingCanvas" xmlns:cx="http://schemas.microsoft.com/office/drawing/2014/chartex" xmlns:cx1="http://schemas.microsoft.com/office/drawing/2015/9/8/chartex" xmlns:cx2="http://schemas.microsoft.com/office/drawing/2015/10/21/chartex" xmlns:cx3="http://schemas.microsoft.com/office/drawing/2016/5/9/chartex" xmlns:cx4="http://schemas.microsoft.com/office/drawing/2016/5/10/chartex" xmlns:cx5="http://schemas.microsoft.com/office/drawing/2016/5/11/chartex" xmlns:cx6="http://schemas.microsoft.com/office/drawing/2016/5/12/chartex" xmlns:cx7="http://schemas.microsoft.com/office/drawing/2016/5/13/chartex" xmlns:cx8="http://schemas.microsoft.com/office/drawing/2016/5/14/chartex" xmlns:mc="http://schemas.openxmlformats.org/markup-compatibility/2006" xmlns:aink="http://schemas.microsoft.com/office/drawing/2016/ink" xmlns:am3d="http://schemas.microsoft.com/office/drawing/2017/model3d" xmlns:o="urn:schemas-microsoft-com:office:office" xmlns:r="http://schemas.openxmlformats.org/officeDocument/2006/relationships" xmlns:m="http://schemas.openxmlformats.org/officeDocument/2006/math" xmlns:v="urn:schemas-microsoft-com:vml" xmlns:wp14="http://schemas.microsoft.com/office/word/2010/wordprocessingDrawing" xmlns:wp="http://schemas.openxmlformats.org/drawingml/2006/wordprocessingDrawing" xmlns:w10="urn:schemas-microsoft-com:office:word" xmlns:w="http://schemas.openxmlformats.org/wordprocessingml/2006/main" xmlns:w14="http://schemas.microsoft.com/office/word/2010/wordml" xmlns:w15="http://schemas.microsoft.com/office/word/2012/wordml" xmlns:w16cex="http://schemas.microsoft.com/office/word/2018/wordml/cex" xmlns:w16cid="http://schemas.microsoft.com/office/word/2016/wordml/cid" xmlns:w16="http://schemas.microsoft.com/office/word/2018/wordml" xmlns:w16sdtdh="http://schemas.microsoft.com/office/word/2020/wordml/sdtdatahash" xmlns:w16se="http://schemas.microsoft.com/office/word/2015/wordml/symex" xmlns:wpg="http://schemas.microsoft.com/office/word/2010/wordprocessingGroup" xmlns:wpi="http://schemas.microsoft.com/office/word/2010/wordprocessingInk" xmlns:wne="http://schemas.microsoft.com/office/word/2006/wordml" xmlns:wps="http://schemas.microsoft.com/office/word/2010/wordprocessingShape" mc:Ignorable="w14 w15 w16se w16cid w16 w16cex w16sdtdh wp14">
+<w:hdr xmlns:wpc="http://schemas.microsoft.com/office/word/2010/wordprocessingCanvas" xmlns:cx="http://schemas.microsoft.com/office/drawing/2014/chartex" xmlns:cx1="http://schemas.microsoft.com/office/drawing/2015/9/8/chartex" xmlns:cx2="http://schemas.microsoft.com/office/drawing/2015/10/21/chartex" xmlns:cx3="http://schemas.microsoft.com/office/drawing/2016/5/9/chartex" xmlns:cx4="http://schemas.microsoft.com/office/drawing/2016/5/10/chartex" xmlns:cx5="http://schemas.microsoft.com/office/drawing/2016/5/11/chartex" xmlns:cx6="http://schemas.microsoft.com/office/drawing/2016/5/12/chartex" xmlns:cx7="http://schemas.microsoft.com/office/drawing/2016/5/13/chartex" xmlns:cx8="http://schemas.microsoft.com/office/drawing/2016/5/14/chartex" xmlns:mc="http://schemas.openxmlformats.org/markup-compatibility/2006" xmlns:aink="http://schemas.microsoft.com/office/drawing/2016/ink" xmlns:am3d="http://schemas.microsoft.com/office/drawing/2017/model3d" xmlns:o="urn:schemas-microsoft-com:office:office" xmlns:oel="http://schemas.microsoft.com/office/2019/extlst" xmlns:r="http://schemas.openxmlformats.org/officeDocument/2006/relationships" xmlns:m="http://schemas.openxmlformats.org/officeDocument/2006/math" xmlns:v="urn:schemas-microsoft-com:vml" xmlns:wp14="http://schemas.microsoft.com/office/word/2010/wordprocessingDrawing" xmlns:wp="http://schemas.openxmlformats.org/drawingml/2006/wordprocessingDrawing" xmlns:w10="urn:schemas-microsoft-com:office:word" xmlns:w="http://schemas.openxmlformats.org/wordprocessingml/2006/main" xmlns:w14="http://schemas.microsoft.com/office/word/2010/wordml" xmlns:w15="http://schemas.microsoft.com/office/word/2012/wordml" xmlns:w16cex="http://schemas.microsoft.com/office/word/2018/wordml/cex" xmlns:w16cid="http://schemas.microsoft.com/office/word/2016/wordml/cid" xmlns:w16="http://schemas.microsoft.com/office/word/2018/wordml" xmlns:w16du="http://schemas.microsoft.com/office/word/2023/wordml/word16du" xmlns:w16sdtdh="http://schemas.microsoft.com/office/word/2020/wordml/sdtdatahash" xmlns:w16sdtfl="http://schemas.microsoft.com/office/word/2024/wordml/sdtformatlock" xmlns:w16se="http://schemas.microsoft.com/office/word/2015/wordml/symex" xmlns:wpg="http://schemas.microsoft.com/office/word/2010/wordprocessingGroup" xmlns:wpi="http://schemas.microsoft.com/office/word/2010/wordprocessingInk" xmlns:wne="http://schemas.microsoft.com/office/word/2006/wordml" xmlns:wps="http://schemas.microsoft.com/office/word/2010/wordprocessingShape" mc:Ignorable="w14 w15 w16se w16cid w16 w16cex w16sdtdh w16sdtfl w16du wp14">
   <w:p>
     <w:pPr>
       <w:pStyle w:val="a3"/>
@@ -10111,7 +9577,7 @@
 </file>
 
 <file path=word/header2.xml><?xml version="1.0" encoding="utf-8"?>
-<w:hdr xmlns:wpc="http://schemas.microsoft.com/office/word/2010/wordprocessingCanvas" xmlns:cx="http://schemas.microsoft.com/office/drawing/2014/chartex" xmlns:cx1="http://schemas.microsoft.com/office/drawing/2015/9/8/chartex" xmlns:cx2="http://schemas.microsoft.com/office/drawing/2015/10/21/chartex" xmlns:cx3="http://schemas.microsoft.com/office/drawing/2016/5/9/chartex" xmlns:cx4="http://schemas.microsoft.com/office/drawing/2016/5/10/chartex" xmlns:cx5="http://schemas.microsoft.com/office/drawing/2016/5/11/chartex" xmlns:cx6="http://schemas.microsoft.com/office/drawing/2016/5/12/chartex" xmlns:cx7="http://schemas.microsoft.com/office/drawing/2016/5/13/chartex" xmlns:cx8="http://schemas.microsoft.com/office/drawing/2016/5/14/chartex" xmlns:mc="http://schemas.openxmlformats.org/markup-compatibility/2006" xmlns:aink="http://schemas.microsoft.com/office/drawing/2016/ink" xmlns:am3d="http://schemas.microsoft.com/office/drawing/2017/model3d" xmlns:o="urn:schemas-microsoft-com:office:office" xmlns:r="http://schemas.openxmlformats.org/officeDocument/2006/relationships" xmlns:m="http://schemas.openxmlformats.org/officeDocument/2006/math" xmlns:v="urn:schemas-microsoft-com:vml" xmlns:wp14="http://schemas.microsoft.com/office/word/2010/wordprocessingDrawing" xmlns:wp="http://schemas.openxmlformats.org/drawingml/2006/wordprocessingDrawing" xmlns:w10="urn:schemas-microsoft-com:office:word" xmlns:w="http://schemas.openxmlformats.org/wordprocessingml/2006/main" xmlns:w14="http://schemas.microsoft.com/office/word/2010/wordml" xmlns:w15="http://schemas.microsoft.com/office/word/2012/wordml" xmlns:w16cex="http://schemas.microsoft.com/office/word/2018/wordml/cex" xmlns:w16cid="http://schemas.microsoft.com/office/word/2016/wordml/cid" xmlns:w16="http://schemas.microsoft.com/office/word/2018/wordml" xmlns:w16sdtdh="http://schemas.microsoft.com/office/word/2020/wordml/sdtdatahash" xmlns:w16se="http://schemas.microsoft.com/office/word/2015/wordml/symex" xmlns:wpg="http://schemas.microsoft.com/office/word/2010/wordprocessingGroup" xmlns:wpi="http://schemas.microsoft.com/office/word/2010/wordprocessingInk" xmlns:wne="http://schemas.microsoft.com/office/word/2006/wordml" xmlns:wps="http://schemas.microsoft.com/office/word/2010/wordprocessingShape" mc:Ignorable="w14 w15 w16se w16cid w16 w16cex w16sdtdh wp14">
+<w:hdr xmlns:wpc="http://schemas.microsoft.com/office/word/2010/wordprocessingCanvas" xmlns:cx="http://schemas.microsoft.com/office/drawing/2014/chartex" xmlns:cx1="http://schemas.microsoft.com/office/drawing/2015/9/8/chartex" xmlns:cx2="http://schemas.microsoft.com/office/drawing/2015/10/21/chartex" xmlns:cx3="http://schemas.microsoft.com/office/drawing/2016/5/9/chartex" xmlns:cx4="http://schemas.microsoft.com/office/drawing/2016/5/10/chartex" xmlns:cx5="http://schemas.microsoft.com/office/drawing/2016/5/11/chartex" xmlns:cx6="http://schemas.microsoft.com/office/drawing/2016/5/12/chartex" xmlns:cx7="http://schemas.microsoft.com/office/drawing/2016/5/13/chartex" xmlns:cx8="http://schemas.microsoft.com/office/drawing/2016/5/14/chartex" xmlns:mc="http://schemas.openxmlformats.org/markup-compatibility/2006" xmlns:aink="http://schemas.microsoft.com/office/drawing/2016/ink" xmlns:am3d="http://schemas.microsoft.com/office/drawing/2017/model3d" xmlns:o="urn:schemas-microsoft-com:office:office" xmlns:oel="http://schemas.microsoft.com/office/2019/extlst" xmlns:r="http://schemas.openxmlformats.org/officeDocument/2006/relationships" xmlns:m="http://schemas.openxmlformats.org/officeDocument/2006/math" xmlns:v="urn:schemas-microsoft-com:vml" xmlns:wp14="http://schemas.microsoft.com/office/word/2010/wordprocessingDrawing" xmlns:wp="http://schemas.openxmlformats.org/drawingml/2006/wordprocessingDrawing" xmlns:w10="urn:schemas-microsoft-com:office:word" xmlns:w="http://schemas.openxmlformats.org/wordprocessingml/2006/main" xmlns:w14="http://schemas.microsoft.com/office/word/2010/wordml" xmlns:w15="http://schemas.microsoft.com/office/word/2012/wordml" xmlns:w16cex="http://schemas.microsoft.com/office/word/2018/wordml/cex" xmlns:w16cid="http://schemas.microsoft.com/office/word/2016/wordml/cid" xmlns:w16="http://schemas.microsoft.com/office/word/2018/wordml" xmlns:w16du="http://schemas.microsoft.com/office/word/2023/wordml/word16du" xmlns:w16sdtdh="http://schemas.microsoft.com/office/word/2020/wordml/sdtdatahash" xmlns:w16sdtfl="http://schemas.microsoft.com/office/word/2024/wordml/sdtformatlock" xmlns:w16se="http://schemas.microsoft.com/office/word/2015/wordml/symex" xmlns:wpg="http://schemas.microsoft.com/office/word/2010/wordprocessingGroup" xmlns:wpi="http://schemas.microsoft.com/office/word/2010/wordprocessingInk" xmlns:wne="http://schemas.microsoft.com/office/word/2006/wordml" xmlns:wps="http://schemas.microsoft.com/office/word/2010/wordprocessingShape" mc:Ignorable="w14 w15 w16se w16cid w16 w16cex w16sdtdh w16sdtfl w16du wp14">
   <w:p>
     <w:pPr>
       <w:pStyle w:val="a3"/>
@@ -10176,7 +9642,7 @@
 </file>
 
 <file path=word/numbering.xml><?xml version="1.0" encoding="utf-8"?>
-<w:numbering xmlns:wpc="http://schemas.microsoft.com/office/word/2010/wordprocessingCanvas" xmlns:cx="http://schemas.microsoft.com/office/drawing/2014/chartex" xmlns:cx1="http://schemas.microsoft.com/office/drawing/2015/9/8/chartex" xmlns:cx2="http://schemas.microsoft.com/office/drawing/2015/10/21/chartex" xmlns:cx3="http://schemas.microsoft.com/office/drawing/2016/5/9/chartex" xmlns:cx4="http://schemas.microsoft.com/office/drawing/2016/5/10/chartex" xmlns:cx5="http://schemas.microsoft.com/office/drawing/2016/5/11/chartex" xmlns:cx6="http://schemas.microsoft.com/office/drawing/2016/5/12/chartex" xmlns:cx7="http://schemas.microsoft.com/office/drawing/2016/5/13/chartex" xmlns:cx8="http://schemas.microsoft.com/office/drawing/2016/5/14/chartex" xmlns:mc="http://schemas.openxmlformats.org/markup-compatibility/2006" xmlns:aink="http://schemas.microsoft.com/office/drawing/2016/ink" xmlns:am3d="http://schemas.microsoft.com/office/drawing/2017/model3d" xmlns:o="urn:schemas-microsoft-com:office:office" xmlns:r="http://schemas.openxmlformats.org/officeDocument/2006/relationships" xmlns:m="http://schemas.openxmlformats.org/officeDocument/2006/math" xmlns:v="urn:schemas-microsoft-com:vml" xmlns:wp14="http://schemas.microsoft.com/office/word/2010/wordprocessingDrawing" xmlns:wp="http://schemas.openxmlformats.org/drawingml/2006/wordprocessingDrawing" xmlns:w10="urn:schemas-microsoft-com:office:word" xmlns:w="http://schemas.openxmlformats.org/wordprocessingml/2006/main" xmlns:w14="http://schemas.microsoft.com/office/word/2010/wordml" xmlns:w15="http://schemas.microsoft.com/office/word/2012/wordml" xmlns:w16cex="http://schemas.microsoft.com/office/word/2018/wordml/cex" xmlns:w16cid="http://schemas.microsoft.com/office/word/2016/wordml/cid" xmlns:w16="http://schemas.microsoft.com/office/word/2018/wordml" xmlns:w16sdtdh="http://schemas.microsoft.com/office/word/2020/wordml/sdtdatahash" xmlns:w16se="http://schemas.microsoft.com/office/word/2015/wordml/symex" xmlns:wpg="http://schemas.microsoft.com/office/word/2010/wordprocessingGroup" xmlns:wpi="http://schemas.microsoft.com/office/word/2010/wordprocessingInk" xmlns:wne="http://schemas.microsoft.com/office/word/2006/wordml" xmlns:wps="http://schemas.microsoft.com/office/word/2010/wordprocessingShape" mc:Ignorable="w14 w15 w16se w16cid w16 w16cex w16sdtdh wp14">
+<w:numbering xmlns:wpc="http://schemas.microsoft.com/office/word/2010/wordprocessingCanvas" xmlns:cx="http://schemas.microsoft.com/office/drawing/2014/chartex" xmlns:cx1="http://schemas.microsoft.com/office/drawing/2015/9/8/chartex" xmlns:cx2="http://schemas.microsoft.com/office/drawing/2015/10/21/chartex" xmlns:cx3="http://schemas.microsoft.com/office/drawing/2016/5/9/chartex" xmlns:cx4="http://schemas.microsoft.com/office/drawing/2016/5/10/chartex" xmlns:cx5="http://schemas.microsoft.com/office/drawing/2016/5/11/chartex" xmlns:cx6="http://schemas.microsoft.com/office/drawing/2016/5/12/chartex" xmlns:cx7="http://schemas.microsoft.com/office/drawing/2016/5/13/chartex" xmlns:cx8="http://schemas.microsoft.com/office/drawing/2016/5/14/chartex" xmlns:mc="http://schemas.openxmlformats.org/markup-compatibility/2006" xmlns:aink="http://schemas.microsoft.com/office/drawing/2016/ink" xmlns:am3d="http://schemas.microsoft.com/office/drawing/2017/model3d" xmlns:o="urn:schemas-microsoft-com:office:office" xmlns:oel="http://schemas.microsoft.com/office/2019/extlst" xmlns:r="http://schemas.openxmlformats.org/officeDocument/2006/relationships" xmlns:m="http://schemas.openxmlformats.org/officeDocument/2006/math" xmlns:v="urn:schemas-microsoft-com:vml" xmlns:wp14="http://schemas.microsoft.com/office/word/2010/wordprocessingDrawing" xmlns:wp="http://schemas.openxmlformats.org/drawingml/2006/wordprocessingDrawing" xmlns:w10="urn:schemas-microsoft-com:office:word" xmlns:w="http://schemas.openxmlformats.org/wordprocessingml/2006/main" xmlns:w14="http://schemas.microsoft.com/office/word/2010/wordml" xmlns:w15="http://schemas.microsoft.com/office/word/2012/wordml" xmlns:w16cex="http://schemas.microsoft.com/office/word/2018/wordml/cex" xmlns:w16cid="http://schemas.microsoft.com/office/word/2016/wordml/cid" xmlns:w16="http://schemas.microsoft.com/office/word/2018/wordml" xmlns:w16du="http://schemas.microsoft.com/office/word/2023/wordml/word16du" xmlns:w16sdtdh="http://schemas.microsoft.com/office/word/2020/wordml/sdtdatahash" xmlns:w16sdtfl="http://schemas.microsoft.com/office/word/2024/wordml/sdtformatlock" xmlns:w16se="http://schemas.microsoft.com/office/word/2015/wordml/symex" xmlns:wpg="http://schemas.microsoft.com/office/word/2010/wordprocessingGroup" xmlns:wpi="http://schemas.microsoft.com/office/word/2010/wordprocessingInk" xmlns:wne="http://schemas.microsoft.com/office/word/2006/wordml" xmlns:wps="http://schemas.microsoft.com/office/word/2010/wordprocessingShape" mc:Ignorable="w14 w15 w16se w16cid w16 w16cex w16sdtdh w16sdtfl w16du wp14">
   <w:abstractNum w:abstractNumId="0" w15:restartNumberingAfterBreak="0">
     <w:nsid w:val="027A347C"/>
     <w:multiLevelType w:val="multilevel"/>
@@ -10472,6 +9938,155 @@
     </w:lvl>
   </w:abstractNum>
   <w:abstractNum w:abstractNumId="2" w15:restartNumberingAfterBreak="0">
+    <w:nsid w:val="0D8A2938"/>
+    <w:multiLevelType w:val="multilevel"/>
+    <w:tmpl w:val="E99E0566"/>
+    <w:lvl w:ilvl="0">
+      <w:start w:val="1"/>
+      <w:numFmt w:val="bullet"/>
+      <w:lvlText w:val=""/>
+      <w:lvlJc w:val="left"/>
+      <w:pPr>
+        <w:tabs>
+          <w:tab w:val="num" w:pos="720"/>
+        </w:tabs>
+        <w:ind w:left="720" w:hanging="360"/>
+      </w:pPr>
+      <w:rPr>
+        <w:rFonts w:ascii="Symbol" w:hAnsi="Symbol" w:hint="default"/>
+        <w:sz w:val="20"/>
+      </w:rPr>
+    </w:lvl>
+    <w:lvl w:ilvl="1">
+      <w:start w:val="1"/>
+      <w:numFmt w:val="bullet"/>
+      <w:lvlText w:val="o"/>
+      <w:lvlJc w:val="left"/>
+      <w:pPr>
+        <w:tabs>
+          <w:tab w:val="num" w:pos="1440"/>
+        </w:tabs>
+        <w:ind w:left="1440" w:hanging="360"/>
+      </w:pPr>
+      <w:rPr>
+        <w:rFonts w:ascii="Courier New" w:hAnsi="Courier New" w:hint="default"/>
+        <w:sz w:val="20"/>
+      </w:rPr>
+    </w:lvl>
+    <w:lvl w:ilvl="2" w:tentative="1">
+      <w:start w:val="1"/>
+      <w:numFmt w:val="bullet"/>
+      <w:lvlText w:val=""/>
+      <w:lvlJc w:val="left"/>
+      <w:pPr>
+        <w:tabs>
+          <w:tab w:val="num" w:pos="2160"/>
+        </w:tabs>
+        <w:ind w:left="2160" w:hanging="360"/>
+      </w:pPr>
+      <w:rPr>
+        <w:rFonts w:ascii="Wingdings" w:hAnsi="Wingdings" w:hint="default"/>
+        <w:sz w:val="20"/>
+      </w:rPr>
+    </w:lvl>
+    <w:lvl w:ilvl="3" w:tentative="1">
+      <w:start w:val="1"/>
+      <w:numFmt w:val="bullet"/>
+      <w:lvlText w:val=""/>
+      <w:lvlJc w:val="left"/>
+      <w:pPr>
+        <w:tabs>
+          <w:tab w:val="num" w:pos="2880"/>
+        </w:tabs>
+        <w:ind w:left="2880" w:hanging="360"/>
+      </w:pPr>
+      <w:rPr>
+        <w:rFonts w:ascii="Wingdings" w:hAnsi="Wingdings" w:hint="default"/>
+        <w:sz w:val="20"/>
+      </w:rPr>
+    </w:lvl>
+    <w:lvl w:ilvl="4" w:tentative="1">
+      <w:start w:val="1"/>
+      <w:numFmt w:val="bullet"/>
+      <w:lvlText w:val=""/>
+      <w:lvlJc w:val="left"/>
+      <w:pPr>
+        <w:tabs>
+          <w:tab w:val="num" w:pos="3600"/>
+        </w:tabs>
+        <w:ind w:left="3600" w:hanging="360"/>
+      </w:pPr>
+      <w:rPr>
+        <w:rFonts w:ascii="Wingdings" w:hAnsi="Wingdings" w:hint="default"/>
+        <w:sz w:val="20"/>
+      </w:rPr>
+    </w:lvl>
+    <w:lvl w:ilvl="5" w:tentative="1">
+      <w:start w:val="1"/>
+      <w:numFmt w:val="bullet"/>
+      <w:lvlText w:val=""/>
+      <w:lvlJc w:val="left"/>
+      <w:pPr>
+        <w:tabs>
+          <w:tab w:val="num" w:pos="4320"/>
+        </w:tabs>
+        <w:ind w:left="4320" w:hanging="360"/>
+      </w:pPr>
+      <w:rPr>
+        <w:rFonts w:ascii="Wingdings" w:hAnsi="Wingdings" w:hint="default"/>
+        <w:sz w:val="20"/>
+      </w:rPr>
+    </w:lvl>
+    <w:lvl w:ilvl="6" w:tentative="1">
+      <w:start w:val="1"/>
+      <w:numFmt w:val="bullet"/>
+      <w:lvlText w:val=""/>
+      <w:lvlJc w:val="left"/>
+      <w:pPr>
+        <w:tabs>
+          <w:tab w:val="num" w:pos="5040"/>
+        </w:tabs>
+        <w:ind w:left="5040" w:hanging="360"/>
+      </w:pPr>
+      <w:rPr>
+        <w:rFonts w:ascii="Wingdings" w:hAnsi="Wingdings" w:hint="default"/>
+        <w:sz w:val="20"/>
+      </w:rPr>
+    </w:lvl>
+    <w:lvl w:ilvl="7" w:tentative="1">
+      <w:start w:val="1"/>
+      <w:numFmt w:val="bullet"/>
+      <w:lvlText w:val=""/>
+      <w:lvlJc w:val="left"/>
+      <w:pPr>
+        <w:tabs>
+          <w:tab w:val="num" w:pos="5760"/>
+        </w:tabs>
+        <w:ind w:left="5760" w:hanging="360"/>
+      </w:pPr>
+      <w:rPr>
+        <w:rFonts w:ascii="Wingdings" w:hAnsi="Wingdings" w:hint="default"/>
+        <w:sz w:val="20"/>
+      </w:rPr>
+    </w:lvl>
+    <w:lvl w:ilvl="8" w:tentative="1">
+      <w:start w:val="1"/>
+      <w:numFmt w:val="bullet"/>
+      <w:lvlText w:val=""/>
+      <w:lvlJc w:val="left"/>
+      <w:pPr>
+        <w:tabs>
+          <w:tab w:val="num" w:pos="6480"/>
+        </w:tabs>
+        <w:ind w:left="6480" w:hanging="360"/>
+      </w:pPr>
+      <w:rPr>
+        <w:rFonts w:ascii="Wingdings" w:hAnsi="Wingdings" w:hint="default"/>
+        <w:sz w:val="20"/>
+      </w:rPr>
+    </w:lvl>
+  </w:abstractNum>
+  <w:abstractNum w:abstractNumId="3" w15:restartNumberingAfterBreak="0">
     <w:nsid w:val="0F501A07"/>
     <w:multiLevelType w:val="multilevel"/>
     <w:tmpl w:val="4B58F438"/>
@@ -10620,7 +10235,7 @@
       </w:rPr>
     </w:lvl>
   </w:abstractNum>
-  <w:abstractNum w:abstractNumId="3" w15:restartNumberingAfterBreak="0">
+  <w:abstractNum w:abstractNumId="4" w15:restartNumberingAfterBreak="0">
     <w:nsid w:val="158F4AFC"/>
     <w:multiLevelType w:val="multilevel"/>
     <w:tmpl w:val="EA96FDF6"/>
@@ -10769,7 +10384,7 @@
       </w:rPr>
     </w:lvl>
   </w:abstractNum>
-  <w:abstractNum w:abstractNumId="4" w15:restartNumberingAfterBreak="0">
+  <w:abstractNum w:abstractNumId="5" w15:restartNumberingAfterBreak="0">
     <w:nsid w:val="1CB20DC6"/>
     <w:multiLevelType w:val="multilevel"/>
     <w:tmpl w:val="26423F44"/>
@@ -10918,7 +10533,7 @@
       </w:rPr>
     </w:lvl>
   </w:abstractNum>
-  <w:abstractNum w:abstractNumId="5" w15:restartNumberingAfterBreak="0">
+  <w:abstractNum w:abstractNumId="6" w15:restartNumberingAfterBreak="0">
     <w:nsid w:val="2C5A2E2B"/>
     <w:multiLevelType w:val="multilevel"/>
     <w:tmpl w:val="B9C44AE4"/>
@@ -11067,7 +10682,7 @@
       </w:rPr>
     </w:lvl>
   </w:abstractNum>
-  <w:abstractNum w:abstractNumId="6" w15:restartNumberingAfterBreak="0">
+  <w:abstractNum w:abstractNumId="7" w15:restartNumberingAfterBreak="0">
     <w:nsid w:val="335452F9"/>
     <w:multiLevelType w:val="multilevel"/>
     <w:tmpl w:val="A8D0DC4C"/>
@@ -11216,7 +10831,7 @@
       </w:rPr>
     </w:lvl>
   </w:abstractNum>
-  <w:abstractNum w:abstractNumId="7" w15:restartNumberingAfterBreak="0">
+  <w:abstractNum w:abstractNumId="8" w15:restartNumberingAfterBreak="0">
     <w:nsid w:val="3C0E31BF"/>
     <w:multiLevelType w:val="multilevel"/>
     <w:tmpl w:val="34561A78"/>
@@ -11365,7 +10980,7 @@
       </w:rPr>
     </w:lvl>
   </w:abstractNum>
-  <w:abstractNum w:abstractNumId="8" w15:restartNumberingAfterBreak="0">
+  <w:abstractNum w:abstractNumId="9" w15:restartNumberingAfterBreak="0">
     <w:nsid w:val="42836FF5"/>
     <w:multiLevelType w:val="multilevel"/>
     <w:tmpl w:val="B8D443BA"/>
@@ -11514,7 +11129,273 @@
       </w:rPr>
     </w:lvl>
   </w:abstractNum>
-  <w:abstractNum w:abstractNumId="9" w15:restartNumberingAfterBreak="0">
+  <w:abstractNum w:abstractNumId="10" w15:restartNumberingAfterBreak="0">
+    <w:nsid w:val="5FF87ED0"/>
+    <w:multiLevelType w:val="multilevel"/>
+    <w:tmpl w:val="81C03574"/>
+    <w:lvl w:ilvl="0">
+      <w:start w:val="1"/>
+      <w:numFmt w:val="decimal"/>
+      <w:lvlText w:val="%1."/>
+      <w:lvlJc w:val="left"/>
+      <w:pPr>
+        <w:tabs>
+          <w:tab w:val="num" w:pos="720"/>
+        </w:tabs>
+        <w:ind w:left="720" w:hanging="360"/>
+      </w:pPr>
+    </w:lvl>
+    <w:lvl w:ilvl="1">
+      <w:start w:val="1"/>
+      <w:numFmt w:val="bullet"/>
+      <w:lvlText w:val="o"/>
+      <w:lvlJc w:val="left"/>
+      <w:pPr>
+        <w:tabs>
+          <w:tab w:val="num" w:pos="1440"/>
+        </w:tabs>
+        <w:ind w:left="1440" w:hanging="360"/>
+      </w:pPr>
+      <w:rPr>
+        <w:rFonts w:ascii="Courier New" w:hAnsi="Courier New" w:hint="default"/>
+        <w:sz w:val="20"/>
+      </w:rPr>
+    </w:lvl>
+    <w:lvl w:ilvl="2" w:tentative="1">
+      <w:start w:val="1"/>
+      <w:numFmt w:val="decimal"/>
+      <w:lvlText w:val="%3."/>
+      <w:lvlJc w:val="left"/>
+      <w:pPr>
+        <w:tabs>
+          <w:tab w:val="num" w:pos="2160"/>
+        </w:tabs>
+        <w:ind w:left="2160" w:hanging="360"/>
+      </w:pPr>
+    </w:lvl>
+    <w:lvl w:ilvl="3" w:tentative="1">
+      <w:start w:val="1"/>
+      <w:numFmt w:val="decimal"/>
+      <w:lvlText w:val="%4."/>
+      <w:lvlJc w:val="left"/>
+      <w:pPr>
+        <w:tabs>
+          <w:tab w:val="num" w:pos="2880"/>
+        </w:tabs>
+        <w:ind w:left="2880" w:hanging="360"/>
+      </w:pPr>
+    </w:lvl>
+    <w:lvl w:ilvl="4" w:tentative="1">
+      <w:start w:val="1"/>
+      <w:numFmt w:val="decimal"/>
+      <w:lvlText w:val="%5."/>
+      <w:lvlJc w:val="left"/>
+      <w:pPr>
+        <w:tabs>
+          <w:tab w:val="num" w:pos="3600"/>
+        </w:tabs>
+        <w:ind w:left="3600" w:hanging="360"/>
+      </w:pPr>
+    </w:lvl>
+    <w:lvl w:ilvl="5" w:tentative="1">
+      <w:start w:val="1"/>
+      <w:numFmt w:val="decimal"/>
+      <w:lvlText w:val="%6."/>
+      <w:lvlJc w:val="left"/>
+      <w:pPr>
+        <w:tabs>
+          <w:tab w:val="num" w:pos="4320"/>
+        </w:tabs>
+        <w:ind w:left="4320" w:hanging="360"/>
+      </w:pPr>
+    </w:lvl>
+    <w:lvl w:ilvl="6" w:tentative="1">
+      <w:start w:val="1"/>
+      <w:numFmt w:val="decimal"/>
+      <w:lvlText w:val="%7."/>
+      <w:lvlJc w:val="left"/>
+      <w:pPr>
+        <w:tabs>
+          <w:tab w:val="num" w:pos="5040"/>
+        </w:tabs>
+        <w:ind w:left="5040" w:hanging="360"/>
+      </w:pPr>
+    </w:lvl>
+    <w:lvl w:ilvl="7" w:tentative="1">
+      <w:start w:val="1"/>
+      <w:numFmt w:val="decimal"/>
+      <w:lvlText w:val="%8."/>
+      <w:lvlJc w:val="left"/>
+      <w:pPr>
+        <w:tabs>
+          <w:tab w:val="num" w:pos="5760"/>
+        </w:tabs>
+        <w:ind w:left="5760" w:hanging="360"/>
+      </w:pPr>
+    </w:lvl>
+    <w:lvl w:ilvl="8" w:tentative="1">
+      <w:start w:val="1"/>
+      <w:numFmt w:val="decimal"/>
+      <w:lvlText w:val="%9."/>
+      <w:lvlJc w:val="left"/>
+      <w:pPr>
+        <w:tabs>
+          <w:tab w:val="num" w:pos="6480"/>
+        </w:tabs>
+        <w:ind w:left="6480" w:hanging="360"/>
+      </w:pPr>
+    </w:lvl>
+  </w:abstractNum>
+  <w:abstractNum w:abstractNumId="11" w15:restartNumberingAfterBreak="0">
+    <w:nsid w:val="6566510A"/>
+    <w:multiLevelType w:val="multilevel"/>
+    <w:tmpl w:val="7FA2F77E"/>
+    <w:lvl w:ilvl="0">
+      <w:start w:val="1"/>
+      <w:numFmt w:val="bullet"/>
+      <w:lvlText w:val=""/>
+      <w:lvlJc w:val="left"/>
+      <w:pPr>
+        <w:tabs>
+          <w:tab w:val="num" w:pos="720"/>
+        </w:tabs>
+        <w:ind w:left="720" w:hanging="360"/>
+      </w:pPr>
+      <w:rPr>
+        <w:rFonts w:ascii="Symbol" w:hAnsi="Symbol" w:hint="default"/>
+        <w:sz w:val="20"/>
+      </w:rPr>
+    </w:lvl>
+    <w:lvl w:ilvl="1">
+      <w:start w:val="1"/>
+      <w:numFmt w:val="bullet"/>
+      <w:lvlText w:val="o"/>
+      <w:lvlJc w:val="left"/>
+      <w:pPr>
+        <w:tabs>
+          <w:tab w:val="num" w:pos="1440"/>
+        </w:tabs>
+        <w:ind w:left="1440" w:hanging="360"/>
+      </w:pPr>
+      <w:rPr>
+        <w:rFonts w:ascii="Courier New" w:hAnsi="Courier New" w:hint="default"/>
+        <w:sz w:val="20"/>
+      </w:rPr>
+    </w:lvl>
+    <w:lvl w:ilvl="2" w:tentative="1">
+      <w:start w:val="1"/>
+      <w:numFmt w:val="bullet"/>
+      <w:lvlText w:val=""/>
+      <w:lvlJc w:val="left"/>
+      <w:pPr>
+        <w:tabs>
+          <w:tab w:val="num" w:pos="2160"/>
+        </w:tabs>
+        <w:ind w:left="2160" w:hanging="360"/>
+      </w:pPr>
+      <w:rPr>
+        <w:rFonts w:ascii="Wingdings" w:hAnsi="Wingdings" w:hint="default"/>
+        <w:sz w:val="20"/>
+      </w:rPr>
+    </w:lvl>
+    <w:lvl w:ilvl="3" w:tentative="1">
+      <w:start w:val="1"/>
+      <w:numFmt w:val="bullet"/>
+      <w:lvlText w:val=""/>
+      <w:lvlJc w:val="left"/>
+      <w:pPr>
+        <w:tabs>
+          <w:tab w:val="num" w:pos="2880"/>
+        </w:tabs>
+        <w:ind w:left="2880" w:hanging="360"/>
+      </w:pPr>
+      <w:rPr>
+        <w:rFonts w:ascii="Wingdings" w:hAnsi="Wingdings" w:hint="default"/>
+        <w:sz w:val="20"/>
+      </w:rPr>
+    </w:lvl>
+    <w:lvl w:ilvl="4" w:tentative="1">
+      <w:start w:val="1"/>
+      <w:numFmt w:val="bullet"/>
+      <w:lvlText w:val=""/>
+      <w:lvlJc w:val="left"/>
+      <w:pPr>
+        <w:tabs>
+          <w:tab w:val="num" w:pos="3600"/>
+        </w:tabs>
+        <w:ind w:left="3600" w:hanging="360"/>
+      </w:pPr>
+      <w:rPr>
+        <w:rFonts w:ascii="Wingdings" w:hAnsi="Wingdings" w:hint="default"/>
+        <w:sz w:val="20"/>
+      </w:rPr>
+    </w:lvl>
+    <w:lvl w:ilvl="5" w:tentative="1">
+      <w:start w:val="1"/>
+      <w:numFmt w:val="bullet"/>
+      <w:lvlText w:val=""/>
+      <w:lvlJc w:val="left"/>
+      <w:pPr>
+        <w:tabs>
+          <w:tab w:val="num" w:pos="4320"/>
+        </w:tabs>
+        <w:ind w:left="4320" w:hanging="360"/>
+      </w:pPr>
+      <w:rPr>
+        <w:rFonts w:ascii="Wingdings" w:hAnsi="Wingdings" w:hint="default"/>
+        <w:sz w:val="20"/>
+      </w:rPr>
+    </w:lvl>
+    <w:lvl w:ilvl="6" w:tentative="1">
+      <w:start w:val="1"/>
+      <w:numFmt w:val="bullet"/>
+      <w:lvlText w:val=""/>
+      <w:lvlJc w:val="left"/>
+      <w:pPr>
+        <w:tabs>
+          <w:tab w:val="num" w:pos="5040"/>
+        </w:tabs>
+        <w:ind w:left="5040" w:hanging="360"/>
+      </w:pPr>
+      <w:rPr>
+        <w:rFonts w:ascii="Wingdings" w:hAnsi="Wingdings" w:hint="default"/>
+        <w:sz w:val="20"/>
+      </w:rPr>
+    </w:lvl>
+    <w:lvl w:ilvl="7" w:tentative="1">
+      <w:start w:val="1"/>
+      <w:numFmt w:val="bullet"/>
+      <w:lvlText w:val=""/>
+      <w:lvlJc w:val="left"/>
+      <w:pPr>
+        <w:tabs>
+          <w:tab w:val="num" w:pos="5760"/>
+        </w:tabs>
+        <w:ind w:left="5760" w:hanging="360"/>
+      </w:pPr>
+      <w:rPr>
+        <w:rFonts w:ascii="Wingdings" w:hAnsi="Wingdings" w:hint="default"/>
+        <w:sz w:val="20"/>
+      </w:rPr>
+    </w:lvl>
+    <w:lvl w:ilvl="8" w:tentative="1">
+      <w:start w:val="1"/>
+      <w:numFmt w:val="bullet"/>
+      <w:lvlText w:val=""/>
+      <w:lvlJc w:val="left"/>
+      <w:pPr>
+        <w:tabs>
+          <w:tab w:val="num" w:pos="6480"/>
+        </w:tabs>
+        <w:ind w:left="6480" w:hanging="360"/>
+      </w:pPr>
+      <w:rPr>
+        <w:rFonts w:ascii="Wingdings" w:hAnsi="Wingdings" w:hint="default"/>
+        <w:sz w:val="20"/>
+      </w:rPr>
+    </w:lvl>
+  </w:abstractNum>
+  <w:abstractNum w:abstractNumId="12" w15:restartNumberingAfterBreak="0">
     <w:nsid w:val="660517F5"/>
     <w:multiLevelType w:val="multilevel"/>
     <w:tmpl w:val="71B21C8C"/>
@@ -11663,7 +11544,7 @@
       </w:rPr>
     </w:lvl>
   </w:abstractNum>
-  <w:abstractNum w:abstractNumId="10" w15:restartNumberingAfterBreak="0">
+  <w:abstractNum w:abstractNumId="13" w15:restartNumberingAfterBreak="0">
     <w:nsid w:val="6A9932BC"/>
     <w:multiLevelType w:val="multilevel"/>
     <w:tmpl w:val="284C4678"/>
@@ -11812,7 +11693,7 @@
       </w:rPr>
     </w:lvl>
   </w:abstractNum>
-  <w:abstractNum w:abstractNumId="11" w15:restartNumberingAfterBreak="0">
+  <w:abstractNum w:abstractNumId="14" w15:restartNumberingAfterBreak="0">
     <w:nsid w:val="6F740A10"/>
     <w:multiLevelType w:val="multilevel"/>
     <w:tmpl w:val="97A86FF4"/>
@@ -11961,7 +11842,7 @@
       </w:rPr>
     </w:lvl>
   </w:abstractNum>
-  <w:abstractNum w:abstractNumId="12" w15:restartNumberingAfterBreak="0">
+  <w:abstractNum w:abstractNumId="15" w15:restartNumberingAfterBreak="0">
     <w:nsid w:val="7B717A0E"/>
     <w:multiLevelType w:val="multilevel"/>
     <w:tmpl w:val="695A27E0"/>
@@ -12110,50 +11991,59 @@
       </w:rPr>
     </w:lvl>
   </w:abstractNum>
-  <w:num w:numId="1">
+  <w:num w:numId="1" w16cid:durableId="648440855">
+    <w:abstractNumId w:val="8"/>
+  </w:num>
+  <w:num w:numId="2" w16cid:durableId="442380926">
+    <w:abstractNumId w:val="6"/>
+  </w:num>
+  <w:num w:numId="3" w16cid:durableId="1665625519">
+    <w:abstractNumId w:val="1"/>
+  </w:num>
+  <w:num w:numId="4" w16cid:durableId="839739520">
+    <w:abstractNumId w:val="12"/>
+  </w:num>
+  <w:num w:numId="5" w16cid:durableId="1319848404">
+    <w:abstractNumId w:val="3"/>
+  </w:num>
+  <w:num w:numId="6" w16cid:durableId="1358462567">
+    <w:abstractNumId w:val="9"/>
+  </w:num>
+  <w:num w:numId="7" w16cid:durableId="2045330102">
     <w:abstractNumId w:val="7"/>
   </w:num>
-  <w:num w:numId="2">
+  <w:num w:numId="8" w16cid:durableId="2147040740">
+    <w:abstractNumId w:val="13"/>
+  </w:num>
+  <w:num w:numId="9" w16cid:durableId="785931770">
+    <w:abstractNumId w:val="0"/>
+  </w:num>
+  <w:num w:numId="10" w16cid:durableId="724449765">
+    <w:abstractNumId w:val="14"/>
+  </w:num>
+  <w:num w:numId="11" w16cid:durableId="1725331232">
+    <w:abstractNumId w:val="15"/>
+  </w:num>
+  <w:num w:numId="12" w16cid:durableId="1589120671">
     <w:abstractNumId w:val="5"/>
   </w:num>
-  <w:num w:numId="3">
-    <w:abstractNumId w:val="1"/>
+  <w:num w:numId="13" w16cid:durableId="1898512888">
+    <w:abstractNumId w:val="4"/>
   </w:num>
-  <w:num w:numId="4">
-    <w:abstractNumId w:val="9"/>
-  </w:num>
-  <w:num w:numId="5">
+  <w:num w:numId="14" w16cid:durableId="1264993810">
     <w:abstractNumId w:val="2"/>
   </w:num>
-  <w:num w:numId="6">
-    <w:abstractNumId w:val="8"/>
-  </w:num>
-  <w:num w:numId="7">
-    <w:abstractNumId w:val="6"/>
-  </w:num>
-  <w:num w:numId="8">
-    <w:abstractNumId w:val="10"/>
-  </w:num>
-  <w:num w:numId="9">
-    <w:abstractNumId w:val="0"/>
-  </w:num>
-  <w:num w:numId="10">
+  <w:num w:numId="15" w16cid:durableId="725684123">
     <w:abstractNumId w:val="11"/>
   </w:num>
-  <w:num w:numId="11">
-    <w:abstractNumId w:val="12"/>
-  </w:num>
-  <w:num w:numId="12">
-    <w:abstractNumId w:val="4"/>
-  </w:num>
-  <w:num w:numId="13">
-    <w:abstractNumId w:val="3"/>
+  <w:num w:numId="16" w16cid:durableId="2023974711">
+    <w:abstractNumId w:val="10"/>
   </w:num>
 </w:numbering>
 </file>
 
 <file path=word/styles.xml><?xml version="1.0" encoding="utf-8"?>
-<w:styles xmlns:mc="http://schemas.openxmlformats.org/markup-compatibility/2006" xmlns:r="http://schemas.openxmlformats.org/officeDocument/2006/relationships" xmlns:w="http://schemas.openxmlformats.org/wordprocessingml/2006/main" xmlns:w14="http://schemas.microsoft.com/office/word/2010/wordml" xmlns:w15="http://schemas.microsoft.com/office/word/2012/wordml" xmlns:w16cex="http://schemas.microsoft.com/office/word/2018/wordml/cex" xmlns:w16cid="http://schemas.microsoft.com/office/word/2016/wordml/cid" xmlns:w16="http://schemas.microsoft.com/office/word/2018/wordml" xmlns:w16sdtdh="http://schemas.microsoft.com/office/word/2020/wordml/sdtdatahash" xmlns:w16se="http://schemas.microsoft.com/office/word/2015/wordml/symex" mc:Ignorable="w14 w15 w16se w16cid w16 w16cex w16sdtdh">
+<w:styles xmlns:mc="http://schemas.openxmlformats.org/markup-compatibility/2006" xmlns:r="http://schemas.openxmlformats.org/officeDocument/2006/relationships" xmlns:w="http://schemas.openxmlformats.org/wordprocessingml/2006/main" xmlns:w14="http://schemas.microsoft.com/office/word/2010/wordml" xmlns:w15="http://schemas.microsoft.com/office/word/2012/wordml" xmlns:w16cex="http://schemas.microsoft.com/office/word/2018/wordml/cex" xmlns:w16cid="http://schemas.microsoft.com/office/word/2016/wordml/cid" xmlns:w16="http://schemas.microsoft.com/office/word/2018/wordml" xmlns:w16du="http://schemas.microsoft.com/office/word/2023/wordml/word16du" xmlns:w16sdtdh="http://schemas.microsoft.com/office/word/2020/wordml/sdtdatahash" xmlns:w16sdtfl="http://schemas.microsoft.com/office/word/2024/wordml/sdtformatlock" xmlns:w16se="http://schemas.microsoft.com/office/word/2015/wordml/symex" mc:Ignorable="w14 w15 w16se w16cid w16 w16cex w16sdtdh w16sdtfl w16du">
   <w:docDefaults>
     <w:rPrDefault>
       <w:rPr>
@@ -12555,10 +12445,32 @@
     <w:name w:val="Normal"/>
     <w:qFormat/>
   </w:style>
+  <w:style w:type="paragraph" w:styleId="3">
+    <w:name w:val="heading 3"/>
+    <w:basedOn w:val="a"/>
+    <w:next w:val="a"/>
+    <w:link w:val="30"/>
+    <w:uiPriority w:val="9"/>
+    <w:semiHidden/>
+    <w:unhideWhenUsed/>
+    <w:qFormat/>
+    <w:rsid w:val="00323E90"/>
+    <w:pPr>
+      <w:keepNext/>
+      <w:keepLines/>
+      <w:spacing w:before="40"/>
+      <w:outlineLvl w:val="2"/>
+    </w:pPr>
+    <w:rPr>
+      <w:rFonts w:asciiTheme="majorHAnsi" w:eastAsiaTheme="majorEastAsia" w:hAnsiTheme="majorHAnsi" w:cstheme="majorBidi"/>
+      <w:color w:val="1F3763" w:themeColor="accent1" w:themeShade="7F"/>
+      <w:sz w:val="24"/>
+      <w:szCs w:val="24"/>
+    </w:rPr>
+  </w:style>
   <w:style w:type="character" w:default="1" w:styleId="a0">
     <w:name w:val="Default Paragraph Font"/>
     <w:uiPriority w:val="1"/>
-    <w:semiHidden/>
     <w:unhideWhenUsed/>
   </w:style>
   <w:style w:type="table" w:default="1" w:styleId="a1">
@@ -12778,6 +12690,20 @@
     <w:rPr>
       <w:color w:val="605E5C"/>
       <w:shd w:val="clear" w:color="auto" w:fill="E1DFDD"/>
+    </w:rPr>
+  </w:style>
+  <w:style w:type="character" w:customStyle="1" w:styleId="30">
+    <w:name w:val="Заголовок 3 Знак"/>
+    <w:basedOn w:val="a0"/>
+    <w:link w:val="3"/>
+    <w:uiPriority w:val="9"/>
+    <w:semiHidden/>
+    <w:rsid w:val="00323E90"/>
+    <w:rPr>
+      <w:rFonts w:asciiTheme="majorHAnsi" w:eastAsiaTheme="majorEastAsia" w:hAnsiTheme="majorHAnsi" w:cstheme="majorBidi"/>
+      <w:color w:val="1F3763" w:themeColor="accent1" w:themeShade="7F"/>
+      <w:sz w:val="24"/>
+      <w:szCs w:val="24"/>
     </w:rPr>
   </w:style>
 </w:styles>
